--- a/products-storage/01-zakrytie-rabot/16-iskovoe-zayavlenie-o-vzyskanii.docx
+++ b/products-storage/01-zakrytie-rabot/16-iskovoe-zayavlenie-o-vzyskanii.docx
@@ -2648,7 +2648,7 @@
     <w:next w:val="Normal"/>
     <w:qFormat/>
     <w:rPr>
-      <w:color w:val="2E74B5"/>
+      <w:color w:val="34383B"/>
       <w:sz w:val="32"/>
       <w:szCs w:val="32"/>
     </w:rPr>
@@ -2659,7 +2659,7 @@
     <w:next w:val="Normal"/>
     <w:qFormat/>
     <w:rPr>
-      <w:color w:val="2E74B5"/>
+      <w:color w:val="34383B"/>
       <w:sz w:val="26"/>
       <w:szCs w:val="26"/>
     </w:rPr>
@@ -2670,7 +2670,7 @@
     <w:next w:val="Normal"/>
     <w:qFormat/>
     <w:rPr>
-      <w:color w:val="1F4D78"/>
+      <w:color w:val="34383B"/>
       <w:sz w:val="24"/>
       <w:szCs w:val="24"/>
     </w:rPr>
@@ -2683,7 +2683,7 @@
     <w:rPr>
       <w:i/>
       <w:iCs/>
-      <w:color w:val="2E74B5"/>
+      <w:color w:val="34383B"/>
     </w:rPr>
   </w:style>
   <w:style w:type="paragraph" w:styleId="Heading5">
@@ -2692,7 +2692,7 @@
     <w:next w:val="Normal"/>
     <w:qFormat/>
     <w:rPr>
-      <w:color w:val="2E74B5"/>
+      <w:color w:val="34383B"/>
     </w:rPr>
   </w:style>
   <w:style w:type="paragraph" w:styleId="Heading6">
@@ -2701,7 +2701,7 @@
     <w:next w:val="Normal"/>
     <w:qFormat/>
     <w:rPr>
-      <w:color w:val="1F4D78"/>
+      <w:color w:val="34383B"/>
     </w:rPr>
   </w:style>
   <w:style w:type="paragraph" w:styleId="Strong">
@@ -2725,7 +2725,7 @@
     <w:uiPriority w:val="99"/>
     <w:unhideWhenUsed/>
     <w:rPr>
-      <w:color w:val="0563C1"/>
+      <w:color w:val="34383B"/>
       <w:u w:val="single"/>
     </w:rPr>
   </w:style>

--- a/products-storage/01-zakrytie-rabot/16-iskovoe-zayavlenie-o-vzyskanii.docx
+++ b/products-storage/01-zakrytie-rabot/16-iskovoe-zayavlenie-o-vzyskanii.docx
@@ -99,7 +99,7 @@
                 <w:sz w:val="24"/>
                 <w:szCs w:val="24"/>
               </w:rPr>
-              <w:t xml:space="preserve">Типовая редакция сверена с текстом действующих норм 16.08.2026. Нормативная сверка — это сопоставление формулировок, сроков и порядка со статьями закона; юридической консультацией и вычиткой юристом она не является. Шаблон не заменяет консультацию по конкретной ситуации: выводы зависят от условий вашего договора, состава подписанных документов и обстоятельств спора, и приоритет всегда у договора. Если заказчик оспаривает объёмы или качество, заявляет зачёт, если акты подписаны неуполномоченным лицом или в картотеке арбитражных дел появилось дело о банкротстве должника — типовой текст создаёт ложную уверенность. В этих случаях обращайтесь к юристу до отправки.</w:t>
+              <w:t xml:space="preserve">Нормативная сверка сопоставляет формулировки, сроки и порядок со статьями закона; она не заменяет юридическую консультацию и проверку обстоятельств вашего спора. Шаблон не заменяет консультацию по конкретной ситуации: выводы зависят от условий вашего договора, состава подписанных документов и обстоятельств спора, и приоритет всегда у договора. Если заказчик оспаривает объёмы или качество, заявляет зачёт, если акты подписаны неуполномоченным лицом или в картотеке арбитражных дел появилось дело о банкротстве должника — типовой текст создаёт ложную уверенность. В этих случаях обращайтесь к юристу до отправки.</w:t>
             </w:r>
           </w:p>
           <w:p>
@@ -185,7 +185,7 @@
           <w:sz w:val="24"/>
           <w:szCs w:val="24"/>
         </w:rPr>
-        <w:t xml:space="preserve">Претензия направлена, срок ответа истёк, долг не погашен.</w:t>
+        <w:t xml:space="preserve">Претензия направлена, долг не погашен; выдержан применимый срок досудебного урегулирования, установленный законом или договором, после направления претензии.</w:t>
       </w:r>
     </w:p>
     <w:p>
@@ -376,7 +376,7 @@
           <w:sz w:val="24"/>
           <w:szCs w:val="24"/>
         </w:rPr>
-        <w:t xml:space="preserve">Не заменяет проверку требований АПК на дату подачи. Состав документов и реквизитов установлен ст. 125 и 126 АПК РФ — сверьте с действующей редакцией перед подачей. Несоблюдение этих требований влечёт оставление искового заявления без движения (ч. 1 ст. 128 АПК РФ), а несоблюдение досудебного порядка — оставление заявления без рассмотрения (п. 2 ч. 1 ст. 148 АПК РФ).</w:t>
+        <w:t xml:space="preserve">Не заменяет проверку требований АПК на дату подачи. Состав документов и реквизитов установлен ст. 125 и 126 АПК РФ — сверьте с действующей редакцией перед подачей. Нарушение этих требований может повлечь оставление заявления без движения (ч. 1 ст. 128 АПК РФ) либо возврат в предусмотренных ст. 129 АПК РФ случаях. При несоблюдении обязательного досудебного порядка до принятия заявления суд возвращает его (п. 5 ч. 1 ст. 129 АПК РФ), а если нарушение установлено после принятия — оставляет без рассмотрения (п. 2 ч. 1 ст. 148 АПК РФ).</w:t>
       </w:r>
     </w:p>
     <w:p>
@@ -808,6 +808,7 @@
     </w:p>
     <w:p>
       <w:pPr>
+        <w:keepNext/>
         <w:spacing w:after="140" w:line="276"/>
       </w:pPr>
       <w:r>
@@ -1169,6 +1170,7 @@
     </w:p>
     <w:p>
       <w:pPr>
+        <w:keepNext/>
         <w:spacing w:after="140" w:line="276"/>
       </w:pPr>
       <w:r>
@@ -1265,11 +1267,12 @@
           <w:sz w:val="24"/>
           <w:szCs w:val="24"/>
         </w:rPr>
-        <w:t xml:space="preserve">[Вариант при договорной неустойке. При договорной неустойке за нарушение денежного обязательства проценты по ст. 395 ГК РФ взысканию не подлежат, если иное не предусмотрено законом или договором (п. 4 ст. 395 ГК РФ): заменить абзац о процентах на требование неустойки по п. {{ПУНКТ_ДОГОВОРА_О_НЕУСТОЙКЕ}} Договора (ст. 330 ГК РФ) и приложить её расчёт.]</w:t>
-      </w:r>
-    </w:p>
-    <w:p>
-      <w:pPr>
+        <w:t xml:space="preserve">[При договорной неустойке за нарушение денежного обязательства проценты по ст. 395 ГК РФ взысканию не подлежат, если иное не предусмотрено законом или договором (п. 4 ст. 395 ГК РФ). Для выбора неустойки вместо процентов выполните все замены в разделе «Проценты или договорная неустойка» после текста иска. Одной замены этого абзаца недостаточно.]</w:t>
+      </w:r>
+    </w:p>
+    <w:p>
+      <w:pPr>
+        <w:keepNext/>
         <w:spacing w:after="140" w:line="276"/>
       </w:pPr>
       <w:r>
@@ -1356,28 +1359,7 @@
           <w:sz w:val="24"/>
           <w:szCs w:val="24"/>
         </w:rPr>
-        <w:t xml:space="preserve"> (опись вложения, почтовый идентификатор — Приложение № 6). Срок ответа (</w:t>
-      </w:r>
-      <w:r>
-        <w:rPr>
-          <w:rFonts w:ascii="Times New Roman" w:cs="Times New Roman" w:eastAsia="Times New Roman" w:hAnsi="Times New Roman"/>
-          <w:b/>
-          <w:bCs/>
-          <w:i w:val="false"/>
-          <w:iCs w:val="false"/>
-          <w:color w:val="000000"/>
-          <w:sz w:val="24"/>
-          <w:szCs w:val="24"/>
-        </w:rPr>
-        <w:t xml:space="preserve">{{СРОК_ОТВЕТА_НА_ПРЕТЕНЗИЮ}}</w:t>
-      </w:r>
-      <w:r>
-        <w:rPr>
-          <w:rFonts w:ascii="Times New Roman" w:cs="Times New Roman" w:eastAsia="Times New Roman" w:hAnsi="Times New Roman"/>
-          <w:sz w:val="24"/>
-          <w:szCs w:val="24"/>
-        </w:rPr>
-        <w:t xml:space="preserve">) истёк, требования не удовлетворены </w:t>
+        <w:t xml:space="preserve"> (опись вложения, почтовый идентификатор — Приложение № 6). Требования не удовлетворены </w:t>
       </w:r>
       <w:r>
         <w:rPr>
@@ -1398,62 +1380,8 @@
           <w:sz w:val="24"/>
           <w:szCs w:val="24"/>
         </w:rPr>
-        <w:t xml:space="preserve">. Досудебный порядок, установленный ч. 5 ст. 4 АПК РФ, соблюдён.</w:t>
-      </w:r>
-    </w:p>
-    <w:p>
-      <w:pPr>
-        <w:spacing w:after="140" w:line="276"/>
-      </w:pPr>
-      <w:r>
-        <w:rPr>
-          <w:rFonts w:ascii="Times New Roman" w:cs="Times New Roman" w:eastAsia="Times New Roman" w:hAnsi="Times New Roman"/>
-          <w:b/>
-          <w:bCs/>
-          <w:sz w:val="24"/>
-          <w:szCs w:val="24"/>
-        </w:rPr>
-        <w:t xml:space="preserve">4. Подсудность.</w:t>
-      </w:r>
-    </w:p>
-    <w:p>
-      <w:pPr>
-        <w:spacing w:after="140" w:line="276"/>
-      </w:pPr>
-      <w:r>
-        <w:rPr>
-          <w:rFonts w:ascii="Times New Roman" w:cs="Times New Roman" w:eastAsia="Times New Roman" w:hAnsi="Times New Roman"/>
-          <w:sz w:val="24"/>
-          <w:szCs w:val="24"/>
-        </w:rPr>
-        <w:t xml:space="preserve">Спор подсуден </w:t>
-      </w:r>
-      <w:r>
-        <w:rPr>
-          <w:rFonts w:ascii="Times New Roman" w:cs="Times New Roman" w:eastAsia="Times New Roman" w:hAnsi="Times New Roman"/>
-          <w:b/>
-          <w:bCs/>
-          <w:i w:val="false"/>
-          <w:iCs w:val="false"/>
-          <w:color w:val="000000"/>
-          <w:sz w:val="24"/>
-          <w:szCs w:val="24"/>
-        </w:rPr>
-        <w:t xml:space="preserve">{{НАИМЕНОВАНИЕ_АРБИТРАЖНОГО_СУДА}}</w:t>
-      </w:r>
-      <w:r>
-        <w:rPr>
-          <w:rFonts w:ascii="Times New Roman" w:cs="Times New Roman" w:eastAsia="Times New Roman" w:hAnsi="Times New Roman"/>
-          <w:sz w:val="24"/>
-          <w:szCs w:val="24"/>
-        </w:rPr>
-        <w:t xml:space="preserve">:</w:t>
-      </w:r>
-    </w:p>
-    <w:p>
-      <w:pPr>
-        <w:spacing w:after="40" w:line="276"/>
-      </w:pPr>
+        <w:t xml:space="preserve">. Применимый срок досудебного урегулирования </w:t>
+      </w:r>
       <w:r>
         <w:rPr>
           <w:rFonts w:ascii="Times New Roman" w:cs="Times New Roman" w:eastAsia="Times New Roman" w:hAnsi="Times New Roman"/>
@@ -1465,21 +1393,16 @@
           <w:sz w:val="24"/>
           <w:szCs w:val="24"/>
         </w:rPr>
-        <w:t xml:space="preserve">[вариант 1]</w:t>
-      </w:r>
-      <w:r>
-        <w:rPr>
-          <w:rFonts w:ascii="Times New Roman" w:cs="Times New Roman" w:eastAsia="Times New Roman" w:hAnsi="Times New Roman"/>
-          <w:sz w:val="24"/>
-          <w:szCs w:val="24"/>
-        </w:rPr>
-        <w:t xml:space="preserve"> по адресу Ответчика (ст. 35 АПК РФ);</w:t>
-      </w:r>
-    </w:p>
-    <w:p>
-      <w:pPr>
-        <w:spacing w:after="140" w:line="276"/>
-      </w:pPr>
+        <w:t xml:space="preserve">[указать длительность и основание: закон или пункт договора]</w:t>
+      </w:r>
+      <w:r>
+        <w:rPr>
+          <w:rFonts w:ascii="Times New Roman" w:cs="Times New Roman" w:eastAsia="Times New Roman" w:hAnsi="Times New Roman"/>
+          <w:sz w:val="24"/>
+          <w:szCs w:val="24"/>
+        </w:rPr>
+        <w:t xml:space="preserve">, исчисляемый </w:t>
+      </w:r>
       <w:r>
         <w:rPr>
           <w:rFonts w:ascii="Times New Roman" w:cs="Times New Roman" w:eastAsia="Times New Roman" w:hAnsi="Times New Roman"/>
@@ -1491,64 +1414,15 @@
           <w:sz w:val="24"/>
           <w:szCs w:val="24"/>
         </w:rPr>
-        <w:t xml:space="preserve">[вариант 2]</w:t>
-      </w:r>
-      <w:r>
-        <w:rPr>
-          <w:rFonts w:ascii="Times New Roman" w:cs="Times New Roman" w:eastAsia="Times New Roman" w:hAnsi="Times New Roman"/>
-          <w:sz w:val="24"/>
-          <w:szCs w:val="24"/>
-        </w:rPr>
-        <w:t xml:space="preserve"> в соответствии с п. </w:t>
-      </w:r>
-      <w:r>
-        <w:rPr>
-          <w:rFonts w:ascii="Times New Roman" w:cs="Times New Roman" w:eastAsia="Times New Roman" w:hAnsi="Times New Roman"/>
-          <w:b/>
-          <w:bCs/>
-          <w:i w:val="false"/>
-          <w:iCs w:val="false"/>
-          <w:color w:val="000000"/>
-          <w:sz w:val="24"/>
-          <w:szCs w:val="24"/>
-        </w:rPr>
-        <w:t xml:space="preserve">{{ПУНКТ_ДОГОВОРА_О_ПОДСУДНОСТИ}}</w:t>
-      </w:r>
-      <w:r>
-        <w:rPr>
-          <w:rFonts w:ascii="Times New Roman" w:cs="Times New Roman" w:eastAsia="Times New Roman" w:hAnsi="Times New Roman"/>
-          <w:sz w:val="24"/>
-          <w:szCs w:val="24"/>
-        </w:rPr>
-        <w:t xml:space="preserve"> Договора (ст. 37 АПК РФ).</w:t>
-      </w:r>
-    </w:p>
-    <w:p>
-      <w:pPr>
-        <w:spacing w:after="140" w:line="276"/>
-      </w:pPr>
-      <w:r>
-        <w:rPr>
-          <w:rFonts w:ascii="Times New Roman" w:cs="Times New Roman" w:eastAsia="Times New Roman" w:hAnsi="Times New Roman"/>
-          <w:b/>
-          <w:bCs/>
-          <w:sz w:val="24"/>
-          <w:szCs w:val="24"/>
-        </w:rPr>
-        <w:t xml:space="preserve">5. Примирение и обеспечительные меры.</w:t>
-      </w:r>
-    </w:p>
-    <w:p>
-      <w:pPr>
-        <w:spacing w:after="140" w:line="276"/>
-      </w:pPr>
-      <w:r>
-        <w:rPr>
-          <w:rFonts w:ascii="Times New Roman" w:cs="Times New Roman" w:eastAsia="Times New Roman" w:hAnsi="Times New Roman"/>
-          <w:sz w:val="24"/>
-          <w:szCs w:val="24"/>
-        </w:rPr>
-        <w:t xml:space="preserve">Действия, направленные на примирение: </w:t>
+        <w:t xml:space="preserve">[указать порядок и дату начала по закону или договору]</w:t>
+      </w:r>
+      <w:r>
+        <w:rPr>
+          <w:rFonts w:ascii="Times New Roman" w:cs="Times New Roman" w:eastAsia="Times New Roman" w:hAnsi="Times New Roman"/>
+          <w:sz w:val="24"/>
+          <w:szCs w:val="24"/>
+        </w:rPr>
+        <w:t xml:space="preserve">, истёк </w:t>
       </w:r>
       <w:r>
         <w:rPr>
@@ -1561,16 +1435,21 @@
           <w:sz w:val="24"/>
           <w:szCs w:val="24"/>
         </w:rPr>
-        <w:t xml:space="preserve">[вариант 1]</w:t>
-      </w:r>
-      <w:r>
-        <w:rPr>
-          <w:rFonts w:ascii="Times New Roman" w:cs="Times New Roman" w:eastAsia="Times New Roman" w:hAnsi="Times New Roman"/>
-          <w:sz w:val="24"/>
-          <w:szCs w:val="24"/>
-        </w:rPr>
-        <w:t xml:space="preserve"> сторонами предпринимались — </w:t>
-      </w:r>
+        <w:t xml:space="preserve">[указать дату окончания]</w:t>
+      </w:r>
+      <w:r>
+        <w:rPr>
+          <w:rFonts w:ascii="Times New Roman" w:cs="Times New Roman" w:eastAsia="Times New Roman" w:hAnsi="Times New Roman"/>
+          <w:sz w:val="24"/>
+          <w:szCs w:val="24"/>
+        </w:rPr>
+        <w:t xml:space="preserve">. Досудебный порядок, установленный ч. 5 ст. 4 АПК РФ, соблюдён.</w:t>
+      </w:r>
+    </w:p>
+    <w:p>
+      <w:pPr>
+        <w:spacing w:after="140" w:line="276"/>
+      </w:pPr>
       <w:r>
         <w:rPr>
           <w:rFonts w:ascii="Times New Roman" w:cs="Times New Roman" w:eastAsia="Times New Roman" w:hAnsi="Times New Roman"/>
@@ -1582,16 +1461,63 @@
           <w:sz w:val="24"/>
           <w:szCs w:val="24"/>
         </w:rPr>
-        <w:t xml:space="preserve">[указать какие и когда]</w:t>
-      </w:r>
-      <w:r>
-        <w:rPr>
-          <w:rFonts w:ascii="Times New Roman" w:cs="Times New Roman" w:eastAsia="Times New Roman" w:hAnsi="Times New Roman"/>
-          <w:sz w:val="24"/>
-          <w:szCs w:val="24"/>
-        </w:rPr>
-        <w:t xml:space="preserve">; </w:t>
-      </w:r>
+        <w:t xml:space="preserve">[Утверждение о соблюдении досудебного порядка оставляйте только после проверки применимого срока и его истечения на дату подачи. {{СРОК_ОТВЕТА_НА_ПРЕТЕНЗИЮ}} — срок ответа, а не замена срока ожидания перед судом. Если срок ожидания ещё не истёк, иск не подавайте.]</w:t>
+      </w:r>
+    </w:p>
+    <w:p>
+      <w:pPr>
+        <w:keepNext/>
+        <w:spacing w:after="140" w:line="276"/>
+      </w:pPr>
+      <w:r>
+        <w:rPr>
+          <w:rFonts w:ascii="Times New Roman" w:cs="Times New Roman" w:eastAsia="Times New Roman" w:hAnsi="Times New Roman"/>
+          <w:b/>
+          <w:bCs/>
+          <w:sz w:val="24"/>
+          <w:szCs w:val="24"/>
+        </w:rPr>
+        <w:t xml:space="preserve">4. Подсудность.</w:t>
+      </w:r>
+    </w:p>
+    <w:p>
+      <w:pPr>
+        <w:spacing w:after="140" w:line="276"/>
+      </w:pPr>
+      <w:r>
+        <w:rPr>
+          <w:rFonts w:ascii="Times New Roman" w:cs="Times New Roman" w:eastAsia="Times New Roman" w:hAnsi="Times New Roman"/>
+          <w:sz w:val="24"/>
+          <w:szCs w:val="24"/>
+        </w:rPr>
+        <w:t xml:space="preserve">Спор подсуден </w:t>
+      </w:r>
+      <w:r>
+        <w:rPr>
+          <w:rFonts w:ascii="Times New Roman" w:cs="Times New Roman" w:eastAsia="Times New Roman" w:hAnsi="Times New Roman"/>
+          <w:b/>
+          <w:bCs/>
+          <w:i w:val="false"/>
+          <w:iCs w:val="false"/>
+          <w:color w:val="000000"/>
+          <w:sz w:val="24"/>
+          <w:szCs w:val="24"/>
+        </w:rPr>
+        <w:t xml:space="preserve">{{НАИМЕНОВАНИЕ_АРБИТРАЖНОГО_СУДА}}</w:t>
+      </w:r>
+      <w:r>
+        <w:rPr>
+          <w:rFonts w:ascii="Times New Roman" w:cs="Times New Roman" w:eastAsia="Times New Roman" w:hAnsi="Times New Roman"/>
+          <w:sz w:val="24"/>
+          <w:szCs w:val="24"/>
+        </w:rPr>
+        <w:t xml:space="preserve">:</w:t>
+      </w:r>
+    </w:p>
+    <w:p>
+      <w:pPr>
+        <w:spacing w:after="40" w:line="276"/>
+      </w:pPr>
       <w:r>
         <w:rPr>
           <w:rFonts w:ascii="Times New Roman" w:cs="Times New Roman" w:eastAsia="Times New Roman" w:hAnsi="Times New Roman"/>
@@ -1603,29 +1529,21 @@
           <w:sz w:val="24"/>
           <w:szCs w:val="24"/>
         </w:rPr>
-        <w:t xml:space="preserve">[вариант 2]</w:t>
-      </w:r>
-      <w:r>
-        <w:rPr>
-          <w:rFonts w:ascii="Times New Roman" w:cs="Times New Roman" w:eastAsia="Times New Roman" w:hAnsi="Times New Roman"/>
-          <w:sz w:val="24"/>
-          <w:szCs w:val="24"/>
-        </w:rPr>
-        <w:t xml:space="preserve"> сторонами не предпринимались. (По п. 8.1 ч. 2 ст. 125 АПК РФ сведения указываются, если такие действия предпринимались; вариант 2 оставляют, чтобы у суда не осталось вопроса. Оставьте один вариант.)</w:t>
+        <w:t xml:space="preserve">[вариант 1]</w:t>
+      </w:r>
+      <w:r>
+        <w:rPr>
+          <w:rFonts w:ascii="Times New Roman" w:cs="Times New Roman" w:eastAsia="Times New Roman" w:hAnsi="Times New Roman"/>
+          <w:sz w:val="24"/>
+          <w:szCs w:val="24"/>
+        </w:rPr>
+        <w:t xml:space="preserve"> по адресу Ответчика (ст. 35 АПК РФ);</w:t>
       </w:r>
     </w:p>
     <w:p>
       <w:pPr>
         <w:spacing w:after="140" w:line="276"/>
       </w:pPr>
-      <w:r>
-        <w:rPr>
-          <w:rFonts w:ascii="Times New Roman" w:cs="Times New Roman" w:eastAsia="Times New Roman" w:hAnsi="Times New Roman"/>
-          <w:sz w:val="24"/>
-          <w:szCs w:val="24"/>
-        </w:rPr>
-        <w:t xml:space="preserve">Меры по обеспечению имущественных интересов до предъявления иска: </w:t>
-      </w:r>
       <w:r>
         <w:rPr>
           <w:rFonts w:ascii="Times New Roman" w:cs="Times New Roman" w:eastAsia="Times New Roman" w:hAnsi="Times New Roman"/>
@@ -1637,15 +1555,65 @@
           <w:sz w:val="24"/>
           <w:szCs w:val="24"/>
         </w:rPr>
-        <w:t xml:space="preserve">[вариант 1]</w:t>
-      </w:r>
-      <w:r>
-        <w:rPr>
-          <w:rFonts w:ascii="Times New Roman" w:cs="Times New Roman" w:eastAsia="Times New Roman" w:hAnsi="Times New Roman"/>
-          <w:sz w:val="24"/>
-          <w:szCs w:val="24"/>
-        </w:rPr>
-        <w:t xml:space="preserve"> принимались — определение суда прилагается; </w:t>
+        <w:t xml:space="preserve">[вариант 2]</w:t>
+      </w:r>
+      <w:r>
+        <w:rPr>
+          <w:rFonts w:ascii="Times New Roman" w:cs="Times New Roman" w:eastAsia="Times New Roman" w:hAnsi="Times New Roman"/>
+          <w:sz w:val="24"/>
+          <w:szCs w:val="24"/>
+        </w:rPr>
+        <w:t xml:space="preserve"> в соответствии с п. </w:t>
+      </w:r>
+      <w:r>
+        <w:rPr>
+          <w:rFonts w:ascii="Times New Roman" w:cs="Times New Roman" w:eastAsia="Times New Roman" w:hAnsi="Times New Roman"/>
+          <w:b/>
+          <w:bCs/>
+          <w:i w:val="false"/>
+          <w:iCs w:val="false"/>
+          <w:color w:val="000000"/>
+          <w:sz w:val="24"/>
+          <w:szCs w:val="24"/>
+        </w:rPr>
+        <w:t xml:space="preserve">{{ПУНКТ_ДОГОВОРА_О_ПОДСУДНОСТИ}}</w:t>
+      </w:r>
+      <w:r>
+        <w:rPr>
+          <w:rFonts w:ascii="Times New Roman" w:cs="Times New Roman" w:eastAsia="Times New Roman" w:hAnsi="Times New Roman"/>
+          <w:sz w:val="24"/>
+          <w:szCs w:val="24"/>
+        </w:rPr>
+        <w:t xml:space="preserve"> Договора (ст. 37 АПК РФ).</w:t>
+      </w:r>
+    </w:p>
+    <w:p>
+      <w:pPr>
+        <w:keepNext/>
+        <w:spacing w:after="140" w:line="276"/>
+      </w:pPr>
+      <w:r>
+        <w:rPr>
+          <w:rFonts w:ascii="Times New Roman" w:cs="Times New Roman" w:eastAsia="Times New Roman" w:hAnsi="Times New Roman"/>
+          <w:b/>
+          <w:bCs/>
+          <w:sz w:val="24"/>
+          <w:szCs w:val="24"/>
+        </w:rPr>
+        <w:t xml:space="preserve">5. Примирение и обеспечительные меры.</w:t>
+      </w:r>
+    </w:p>
+    <w:p>
+      <w:pPr>
+        <w:spacing w:after="140" w:line="276"/>
+      </w:pPr>
+      <w:r>
+        <w:rPr>
+          <w:rFonts w:ascii="Times New Roman" w:cs="Times New Roman" w:eastAsia="Times New Roman" w:hAnsi="Times New Roman"/>
+          <w:sz w:val="24"/>
+          <w:szCs w:val="24"/>
+        </w:rPr>
+        <w:t xml:space="preserve">Действия, направленные на примирение: </w:t>
       </w:r>
       <w:r>
         <w:rPr>
@@ -1658,28 +1626,15 @@
           <w:sz w:val="24"/>
           <w:szCs w:val="24"/>
         </w:rPr>
-        <w:t xml:space="preserve">[вариант 2]</w:t>
-      </w:r>
-      <w:r>
-        <w:rPr>
-          <w:rFonts w:ascii="Times New Roman" w:cs="Times New Roman" w:eastAsia="Times New Roman" w:hAnsi="Times New Roman"/>
-          <w:sz w:val="24"/>
-          <w:szCs w:val="24"/>
-        </w:rPr>
-        <w:t xml:space="preserve"> не принимались (п. 9 ч. 2 ст. 125 АПК РФ). Оставьте один вариант.</w:t>
-      </w:r>
-    </w:p>
-    <w:p>
-      <w:pPr>
-        <w:spacing w:after="140" w:line="276"/>
-      </w:pPr>
-      <w:r>
-        <w:rPr>
-          <w:rFonts w:ascii="Times New Roman" w:cs="Times New Roman" w:eastAsia="Times New Roman" w:hAnsi="Times New Roman"/>
-          <w:sz w:val="24"/>
-          <w:szCs w:val="24"/>
-        </w:rPr>
-        <w:t xml:space="preserve">На основании изложенного, руководствуясь ст. 309, 310, 395, 711, 746, 753 ГК РФ, ст. 4, 27, 28, 35 </w:t>
+        <w:t xml:space="preserve">[вариант 1]</w:t>
+      </w:r>
+      <w:r>
+        <w:rPr>
+          <w:rFonts w:ascii="Times New Roman" w:cs="Times New Roman" w:eastAsia="Times New Roman" w:hAnsi="Times New Roman"/>
+          <w:sz w:val="24"/>
+          <w:szCs w:val="24"/>
+        </w:rPr>
+        <w:t xml:space="preserve"> сторонами предпринимались — </w:t>
       </w:r>
       <w:r>
         <w:rPr>
@@ -1692,263 +1647,15 @@
           <w:sz w:val="24"/>
           <w:szCs w:val="24"/>
         </w:rPr>
-        <w:t xml:space="preserve">[/37]</w:t>
-      </w:r>
-      <w:r>
-        <w:rPr>
-          <w:rFonts w:ascii="Times New Roman" w:cs="Times New Roman" w:eastAsia="Times New Roman" w:hAnsi="Times New Roman"/>
-          <w:sz w:val="24"/>
-          <w:szCs w:val="24"/>
-        </w:rPr>
-        <w:t xml:space="preserve">, 110, 125, 126 АПК РФ,</w:t>
-      </w:r>
-    </w:p>
-    <w:p>
-      <w:pPr>
-        <w:spacing w:after="200" w:line="276"/>
-        <w:jc w:val="center"/>
-      </w:pPr>
-      <w:r>
-        <w:rPr>
-          <w:rFonts w:ascii="Times New Roman" w:cs="Times New Roman" w:eastAsia="Times New Roman" w:hAnsi="Times New Roman"/>
-          <w:b/>
-          <w:bCs/>
-          <w:sz w:val="24"/>
-          <w:szCs w:val="24"/>
-        </w:rPr>
-        <w:t xml:space="preserve">ПРОШУ:</w:t>
-      </w:r>
-    </w:p>
-    <w:p>
-      <w:pPr>
-        <w:spacing w:after="40" w:line="276"/>
-      </w:pPr>
-      <w:r>
-        <w:rPr>
-          <w:rFonts w:ascii="Times New Roman" w:cs="Times New Roman" w:eastAsia="Times New Roman" w:hAnsi="Times New Roman"/>
-          <w:sz w:val="24"/>
-          <w:szCs w:val="24"/>
-        </w:rPr>
-        <w:t xml:space="preserve">1. Взыскать с Ответчика в пользу Истца задолженность по Договору в размере </w:t>
-      </w:r>
-      <w:r>
-        <w:rPr>
-          <w:rFonts w:ascii="Times New Roman" w:cs="Times New Roman" w:eastAsia="Times New Roman" w:hAnsi="Times New Roman"/>
-          <w:b/>
-          <w:bCs/>
-          <w:i w:val="false"/>
-          <w:iCs w:val="false"/>
-          <w:color w:val="000000"/>
-          <w:sz w:val="24"/>
-          <w:szCs w:val="24"/>
-        </w:rPr>
-        <w:t xml:space="preserve">{{СУММА_ДОЛГА}}</w:t>
-      </w:r>
-      <w:r>
-        <w:rPr>
-          <w:rFonts w:ascii="Times New Roman" w:cs="Times New Roman" w:eastAsia="Times New Roman" w:hAnsi="Times New Roman"/>
-          <w:sz w:val="24"/>
-          <w:szCs w:val="24"/>
-        </w:rPr>
-        <w:t xml:space="preserve">.</w:t>
-      </w:r>
-    </w:p>
-    <w:p>
-      <w:pPr>
-        <w:spacing w:after="40" w:line="276"/>
-      </w:pPr>
-      <w:r>
-        <w:rPr>
-          <w:rFonts w:ascii="Times New Roman" w:cs="Times New Roman" w:eastAsia="Times New Roman" w:hAnsi="Times New Roman"/>
-          <w:sz w:val="24"/>
-          <w:szCs w:val="24"/>
-        </w:rPr>
-        <w:t xml:space="preserve">2. Взыскать с Ответчика проценты по ст. 395 ГК РФ в размере </w:t>
-      </w:r>
-      <w:r>
-        <w:rPr>
-          <w:rFonts w:ascii="Times New Roman" w:cs="Times New Roman" w:eastAsia="Times New Roman" w:hAnsi="Times New Roman"/>
-          <w:b/>
-          <w:bCs/>
-          <w:i w:val="false"/>
-          <w:iCs w:val="false"/>
-          <w:color w:val="000000"/>
-          <w:sz w:val="24"/>
-          <w:szCs w:val="24"/>
-        </w:rPr>
-        <w:t xml:space="preserve">{{СУММА_ПРОЦЕНТОВ}}</w:t>
-      </w:r>
-      <w:r>
-        <w:rPr>
-          <w:rFonts w:ascii="Times New Roman" w:cs="Times New Roman" w:eastAsia="Times New Roman" w:hAnsi="Times New Roman"/>
-          <w:sz w:val="24"/>
-          <w:szCs w:val="24"/>
-        </w:rPr>
-        <w:t xml:space="preserve"> по состоянию на </w:t>
-      </w:r>
-      <w:r>
-        <w:rPr>
-          <w:rFonts w:ascii="Times New Roman" w:cs="Times New Roman" w:eastAsia="Times New Roman" w:hAnsi="Times New Roman"/>
-          <w:b/>
-          <w:bCs/>
-          <w:i w:val="false"/>
-          <w:iCs w:val="false"/>
-          <w:color w:val="000000"/>
-          <w:sz w:val="24"/>
-          <w:szCs w:val="24"/>
-        </w:rPr>
-        <w:t xml:space="preserve">{{ДАТА_ДОКУМЕНТА}}</w:t>
-      </w:r>
-      <w:r>
-        <w:rPr>
-          <w:rFonts w:ascii="Times New Roman" w:cs="Times New Roman" w:eastAsia="Times New Roman" w:hAnsi="Times New Roman"/>
-          <w:sz w:val="24"/>
-          <w:szCs w:val="24"/>
-        </w:rPr>
-        <w:t xml:space="preserve">, с последующим начислением по день фактической уплаты долга.</w:t>
-      </w:r>
-    </w:p>
-    <w:p>
-      <w:pPr>
-        <w:spacing w:after="140" w:line="276"/>
-      </w:pPr>
-      <w:r>
-        <w:rPr>
-          <w:rFonts w:ascii="Times New Roman" w:cs="Times New Roman" w:eastAsia="Times New Roman" w:hAnsi="Times New Roman"/>
-          <w:sz w:val="24"/>
-          <w:szCs w:val="24"/>
-        </w:rPr>
-        <w:t xml:space="preserve">3. Взыскать с Ответчика расходы по уплате государственной пошлины в размере </w:t>
-      </w:r>
-      <w:r>
-        <w:rPr>
-          <w:rFonts w:ascii="Times New Roman" w:cs="Times New Roman" w:eastAsia="Times New Roman" w:hAnsi="Times New Roman"/>
-          <w:b/>
-          <w:bCs/>
-          <w:i w:val="false"/>
-          <w:iCs w:val="false"/>
-          <w:color w:val="000000"/>
-          <w:sz w:val="24"/>
-          <w:szCs w:val="24"/>
-        </w:rPr>
-        <w:t xml:space="preserve">{{РАЗМЕР_ГОСПОШЛИНЫ}}</w:t>
-      </w:r>
-      <w:r>
-        <w:rPr>
-          <w:rFonts w:ascii="Times New Roman" w:cs="Times New Roman" w:eastAsia="Times New Roman" w:hAnsi="Times New Roman"/>
-          <w:sz w:val="24"/>
-          <w:szCs w:val="24"/>
-        </w:rPr>
-        <w:t xml:space="preserve"> (ст. 110 АПК РФ).</w:t>
-      </w:r>
-    </w:p>
-    <w:p>
-      <w:pPr>
-        <w:spacing w:after="140" w:line="276"/>
-      </w:pPr>
-      <w:r>
-        <w:rPr>
-          <w:rFonts w:ascii="Times New Roman" w:cs="Times New Roman" w:eastAsia="Times New Roman" w:hAnsi="Times New Roman"/>
-          <w:b/>
-          <w:bCs/>
-          <w:sz w:val="24"/>
-          <w:szCs w:val="24"/>
-        </w:rPr>
-        <w:t xml:space="preserve">Приложения (состав — по ст. 126 АПК РФ, сверить с действующей редакцией):</w:t>
-      </w:r>
-    </w:p>
-    <w:p>
-      <w:pPr>
-        <w:spacing w:after="40" w:line="276"/>
-      </w:pPr>
-      <w:r>
-        <w:rPr>
-          <w:rFonts w:ascii="Times New Roman" w:cs="Times New Roman" w:eastAsia="Times New Roman" w:hAnsi="Times New Roman"/>
-          <w:sz w:val="24"/>
-          <w:szCs w:val="24"/>
-        </w:rPr>
-        <w:t xml:space="preserve">1. Уведомление о вручении или иные документы, подтверждающие направление копии искового заявления Ответчику.</w:t>
-      </w:r>
-    </w:p>
-    <w:p>
-      <w:pPr>
-        <w:spacing w:after="40" w:line="276"/>
-      </w:pPr>
-      <w:r>
-        <w:rPr>
-          <w:rFonts w:ascii="Times New Roman" w:cs="Times New Roman" w:eastAsia="Times New Roman" w:hAnsi="Times New Roman"/>
-          <w:sz w:val="24"/>
-          <w:szCs w:val="24"/>
-        </w:rPr>
-        <w:t xml:space="preserve">2. Документ об уплате государственной пошлины.</w:t>
-      </w:r>
-    </w:p>
-    <w:p>
-      <w:pPr>
-        <w:spacing w:after="40" w:line="276"/>
-      </w:pPr>
-      <w:r>
-        <w:rPr>
-          <w:rFonts w:ascii="Times New Roman" w:cs="Times New Roman" w:eastAsia="Times New Roman" w:hAnsi="Times New Roman"/>
-          <w:sz w:val="24"/>
-          <w:szCs w:val="24"/>
-        </w:rPr>
-        <w:t xml:space="preserve">3. Копия Договора № </w:t>
-      </w:r>
-      <w:r>
-        <w:rPr>
-          <w:rFonts w:ascii="Times New Roman" w:cs="Times New Roman" w:eastAsia="Times New Roman" w:hAnsi="Times New Roman"/>
-          <w:b/>
-          <w:bCs/>
-          <w:i w:val="false"/>
-          <w:iCs w:val="false"/>
-          <w:color w:val="000000"/>
-          <w:sz w:val="24"/>
-          <w:szCs w:val="24"/>
-        </w:rPr>
-        <w:t xml:space="preserve">{{НОМЕР_ДОГОВОРА}}</w:t>
-      </w:r>
-      <w:r>
-        <w:rPr>
-          <w:rFonts w:ascii="Times New Roman" w:cs="Times New Roman" w:eastAsia="Times New Roman" w:hAnsi="Times New Roman"/>
-          <w:sz w:val="24"/>
-          <w:szCs w:val="24"/>
-        </w:rPr>
-        <w:t xml:space="preserve"> от </w:t>
-      </w:r>
-      <w:r>
-        <w:rPr>
-          <w:rFonts w:ascii="Times New Roman" w:cs="Times New Roman" w:eastAsia="Times New Roman" w:hAnsi="Times New Roman"/>
-          <w:b/>
-          <w:bCs/>
-          <w:i w:val="false"/>
-          <w:iCs w:val="false"/>
-          <w:color w:val="000000"/>
-          <w:sz w:val="24"/>
-          <w:szCs w:val="24"/>
-        </w:rPr>
-        <w:t xml:space="preserve">{{ДАТА_ДОГОВОРА}}</w:t>
-      </w:r>
-      <w:r>
-        <w:rPr>
-          <w:rFonts w:ascii="Times New Roman" w:cs="Times New Roman" w:eastAsia="Times New Roman" w:hAnsi="Times New Roman"/>
-          <w:sz w:val="24"/>
-          <w:szCs w:val="24"/>
-        </w:rPr>
-        <w:t xml:space="preserve"> с приложениями.</w:t>
-      </w:r>
-    </w:p>
-    <w:p>
-      <w:pPr>
-        <w:spacing w:after="40" w:line="276"/>
-      </w:pPr>
-      <w:r>
-        <w:rPr>
-          <w:rFonts w:ascii="Times New Roman" w:cs="Times New Roman" w:eastAsia="Times New Roman" w:hAnsi="Times New Roman"/>
-          <w:sz w:val="24"/>
-          <w:szCs w:val="24"/>
-        </w:rPr>
-        <w:t xml:space="preserve">4. Копии акта КС-2 и справки КС-3 </w:t>
+        <w:t xml:space="preserve">[указать какие и когда]</w:t>
+      </w:r>
+      <w:r>
+        <w:rPr>
+          <w:rFonts w:ascii="Times New Roman" w:cs="Times New Roman" w:eastAsia="Times New Roman" w:hAnsi="Times New Roman"/>
+          <w:sz w:val="24"/>
+          <w:szCs w:val="24"/>
+        </w:rPr>
+        <w:t xml:space="preserve">; </w:t>
       </w:r>
       <w:r>
         <w:rPr>
@@ -1961,80 +1668,28 @@
           <w:sz w:val="24"/>
           <w:szCs w:val="24"/>
         </w:rPr>
-        <w:t xml:space="preserve">[реестр актов при множественности]</w:t>
-      </w:r>
-      <w:r>
-        <w:rPr>
-          <w:rFonts w:ascii="Times New Roman" w:cs="Times New Roman" w:eastAsia="Times New Roman" w:hAnsi="Times New Roman"/>
-          <w:sz w:val="24"/>
-          <w:szCs w:val="24"/>
-        </w:rPr>
-        <w:t xml:space="preserve">.</w:t>
-      </w:r>
-    </w:p>
-    <w:p>
-      <w:pPr>
-        <w:spacing w:after="40" w:line="276"/>
-      </w:pPr>
-      <w:r>
-        <w:rPr>
-          <w:rFonts w:ascii="Times New Roman" w:cs="Times New Roman" w:eastAsia="Times New Roman" w:hAnsi="Times New Roman"/>
-          <w:sz w:val="24"/>
-          <w:szCs w:val="24"/>
-        </w:rPr>
-        <w:t xml:space="preserve">5. Расчёт взыскиваемой суммы (долг и проценты), подписанный Истцом.</w:t>
-      </w:r>
-    </w:p>
-    <w:p>
-      <w:pPr>
-        <w:spacing w:after="40" w:line="276"/>
-      </w:pPr>
-      <w:r>
-        <w:rPr>
-          <w:rFonts w:ascii="Times New Roman" w:cs="Times New Roman" w:eastAsia="Times New Roman" w:hAnsi="Times New Roman"/>
-          <w:sz w:val="24"/>
-          <w:szCs w:val="24"/>
-        </w:rPr>
-        <w:t xml:space="preserve">6. Копия претензии и доказательства её направления.</w:t>
-      </w:r>
-    </w:p>
-    <w:p>
-      <w:pPr>
-        <w:spacing w:after="40" w:line="276"/>
-      </w:pPr>
-      <w:r>
-        <w:rPr>
-          <w:rFonts w:ascii="Times New Roman" w:cs="Times New Roman" w:eastAsia="Times New Roman" w:hAnsi="Times New Roman"/>
-          <w:sz w:val="24"/>
-          <w:szCs w:val="24"/>
-        </w:rPr>
-        <w:t xml:space="preserve">7. Выписка из ЕГРЮЛ или ЕГРИП в отношении Истца и Ответчика, полученная не ранее чем за срок, установленный п. 9 ч. 1 ст. 126 АПК РФ, до дня обращения в арбитражный суд.</w:t>
-      </w:r>
-    </w:p>
-    <w:p>
-      <w:pPr>
-        <w:spacing w:after="40" w:line="276"/>
-      </w:pPr>
-      <w:r>
-        <w:rPr>
-          <w:rFonts w:ascii="Times New Roman" w:cs="Times New Roman" w:eastAsia="Times New Roman" w:hAnsi="Times New Roman"/>
-          <w:sz w:val="24"/>
-          <w:szCs w:val="24"/>
-        </w:rPr>
-        <w:t xml:space="preserve">8. Доверенность или иные документы, подтверждающие полномочия на подписание искового заявления, а также копия документа о высшем юридическом образовании (учёной степени по юридической специальности) представителя, подписавшего заявление, либо документа, удостоверяющего его статус адвоката, патентного поверенного, арбитражного управляющего; при подписании единоличным органом управления — документ, удостоверяющий его статус (п. 5 ч. 1 ст. 126 АПК РФ).</w:t>
-      </w:r>
-    </w:p>
-    <w:p>
-      <w:pPr>
-        <w:spacing w:after="40" w:line="276"/>
-      </w:pPr>
-      <w:r>
-        <w:rPr>
-          <w:rFonts w:ascii="Times New Roman" w:cs="Times New Roman" w:eastAsia="Times New Roman" w:hAnsi="Times New Roman"/>
-          <w:sz w:val="24"/>
-          <w:szCs w:val="24"/>
-        </w:rPr>
-        <w:t xml:space="preserve">9. </w:t>
+        <w:t xml:space="preserve">[вариант 2]</w:t>
+      </w:r>
+      <w:r>
+        <w:rPr>
+          <w:rFonts w:ascii="Times New Roman" w:cs="Times New Roman" w:eastAsia="Times New Roman" w:hAnsi="Times New Roman"/>
+          <w:sz w:val="24"/>
+          <w:szCs w:val="24"/>
+        </w:rPr>
+        <w:t xml:space="preserve"> сторонами не предпринимались. (По п. 8.1 ч. 2 ст. 125 АПК РФ сведения указываются, если такие действия предпринимались; вариант 2 оставляют, чтобы у суда не осталось вопроса. Оставьте один вариант.)</w:t>
+      </w:r>
+    </w:p>
+    <w:p>
+      <w:pPr>
+        <w:spacing w:after="140" w:line="276"/>
+      </w:pPr>
+      <w:r>
+        <w:rPr>
+          <w:rFonts w:ascii="Times New Roman" w:cs="Times New Roman" w:eastAsia="Times New Roman" w:hAnsi="Times New Roman"/>
+          <w:sz w:val="24"/>
+          <w:szCs w:val="24"/>
+        </w:rPr>
+        <w:t xml:space="preserve">Меры по обеспечению имущественных интересов до предъявления иска: </w:t>
       </w:r>
       <w:r>
         <w:rPr>
@@ -2047,20 +1702,15 @@
           <w:sz w:val="24"/>
           <w:szCs w:val="24"/>
         </w:rPr>
-        <w:t xml:space="preserve">[Копия определения арбитражного суда об обеспечении имущественных интересов до предъявления иска — если такие меры принимались (п. 6 ч. 1 ст. 126 АПК РФ).]</w:t>
-      </w:r>
-    </w:p>
-    <w:p>
-      <w:pPr>
-        <w:spacing w:after="40" w:line="276"/>
-      </w:pPr>
-      <w:r>
-        <w:rPr>
-          <w:rFonts w:ascii="Times New Roman" w:cs="Times New Roman" w:eastAsia="Times New Roman" w:hAnsi="Times New Roman"/>
-          <w:sz w:val="24"/>
-          <w:szCs w:val="24"/>
-        </w:rPr>
-        <w:t xml:space="preserve">10. </w:t>
+        <w:t xml:space="preserve">[вариант 1]</w:t>
+      </w:r>
+      <w:r>
+        <w:rPr>
+          <w:rFonts w:ascii="Times New Roman" w:cs="Times New Roman" w:eastAsia="Times New Roman" w:hAnsi="Times New Roman"/>
+          <w:sz w:val="24"/>
+          <w:szCs w:val="24"/>
+        </w:rPr>
+        <w:t xml:space="preserve"> принимались — определение суда прилагается; </w:t>
       </w:r>
       <w:r>
         <w:rPr>
@@ -2073,20 +1723,28 @@
           <w:sz w:val="24"/>
           <w:szCs w:val="24"/>
         </w:rPr>
-        <w:t xml:space="preserve">[Документы, подтверждающие действия, направленные на примирение, — если такие действия предпринимались и документы имеются (п. 7.1 ч. 1 ст. 126 АПК РФ).]</w:t>
-      </w:r>
-    </w:p>
-    <w:p>
-      <w:pPr>
-        <w:spacing w:after="40" w:line="276"/>
-      </w:pPr>
-      <w:r>
-        <w:rPr>
-          <w:rFonts w:ascii="Times New Roman" w:cs="Times New Roman" w:eastAsia="Times New Roman" w:hAnsi="Times New Roman"/>
-          <w:sz w:val="24"/>
-          <w:szCs w:val="24"/>
-        </w:rPr>
-        <w:t xml:space="preserve">11. </w:t>
+        <w:t xml:space="preserve">[вариант 2]</w:t>
+      </w:r>
+      <w:r>
+        <w:rPr>
+          <w:rFonts w:ascii="Times New Roman" w:cs="Times New Roman" w:eastAsia="Times New Roman" w:hAnsi="Times New Roman"/>
+          <w:sz w:val="24"/>
+          <w:szCs w:val="24"/>
+        </w:rPr>
+        <w:t xml:space="preserve"> не принимались (п. 9 ч. 2 ст. 125 АПК РФ). Оставьте один вариант.</w:t>
+      </w:r>
+    </w:p>
+    <w:p>
+      <w:pPr>
+        <w:spacing w:after="140" w:line="276"/>
+      </w:pPr>
+      <w:r>
+        <w:rPr>
+          <w:rFonts w:ascii="Times New Roman" w:cs="Times New Roman" w:eastAsia="Times New Roman" w:hAnsi="Times New Roman"/>
+          <w:sz w:val="24"/>
+          <w:szCs w:val="24"/>
+        </w:rPr>
+        <w:t xml:space="preserve">На основании изложенного, руководствуясь ст. 309, 310, 395, 711, 746, 753 ГК РФ, ст. 4, 27, 28, 35 </w:t>
       </w:r>
       <w:r>
         <w:rPr>
@@ -2099,20 +1757,263 @@
           <w:sz w:val="24"/>
           <w:szCs w:val="24"/>
         </w:rPr>
-        <w:t xml:space="preserve">[Акт сверки, платёжные поручения о частичной оплате — при наличии.]</w:t>
-      </w:r>
-    </w:p>
-    <w:p>
-      <w:pPr>
-        <w:spacing w:after="300" w:line="276"/>
-      </w:pPr>
-      <w:r>
-        <w:rPr>
-          <w:rFonts w:ascii="Times New Roman" w:cs="Times New Roman" w:eastAsia="Times New Roman" w:hAnsi="Times New Roman"/>
-          <w:sz w:val="24"/>
-          <w:szCs w:val="24"/>
-        </w:rPr>
-        <w:t xml:space="preserve">12. </w:t>
+        <w:t xml:space="preserve">[/37]</w:t>
+      </w:r>
+      <w:r>
+        <w:rPr>
+          <w:rFonts w:ascii="Times New Roman" w:cs="Times New Roman" w:eastAsia="Times New Roman" w:hAnsi="Times New Roman"/>
+          <w:sz w:val="24"/>
+          <w:szCs w:val="24"/>
+        </w:rPr>
+        <w:t xml:space="preserve">, 110, 125, 126 АПК РФ,</w:t>
+      </w:r>
+    </w:p>
+    <w:p>
+      <w:pPr>
+        <w:spacing w:after="200" w:line="276"/>
+        <w:jc w:val="center"/>
+      </w:pPr>
+      <w:r>
+        <w:rPr>
+          <w:rFonts w:ascii="Times New Roman" w:cs="Times New Roman" w:eastAsia="Times New Roman" w:hAnsi="Times New Roman"/>
+          <w:b/>
+          <w:bCs/>
+          <w:sz w:val="24"/>
+          <w:szCs w:val="24"/>
+        </w:rPr>
+        <w:t xml:space="preserve">ПРОШУ:</w:t>
+      </w:r>
+    </w:p>
+    <w:p>
+      <w:pPr>
+        <w:spacing w:after="40" w:line="276"/>
+      </w:pPr>
+      <w:r>
+        <w:rPr>
+          <w:rFonts w:ascii="Times New Roman" w:cs="Times New Roman" w:eastAsia="Times New Roman" w:hAnsi="Times New Roman"/>
+          <w:sz w:val="24"/>
+          <w:szCs w:val="24"/>
+        </w:rPr>
+        <w:t xml:space="preserve">1. Взыскать с Ответчика в пользу Истца задолженность по Договору в размере </w:t>
+      </w:r>
+      <w:r>
+        <w:rPr>
+          <w:rFonts w:ascii="Times New Roman" w:cs="Times New Roman" w:eastAsia="Times New Roman" w:hAnsi="Times New Roman"/>
+          <w:b/>
+          <w:bCs/>
+          <w:i w:val="false"/>
+          <w:iCs w:val="false"/>
+          <w:color w:val="000000"/>
+          <w:sz w:val="24"/>
+          <w:szCs w:val="24"/>
+        </w:rPr>
+        <w:t xml:space="preserve">{{СУММА_ДОЛГА}}</w:t>
+      </w:r>
+      <w:r>
+        <w:rPr>
+          <w:rFonts w:ascii="Times New Roman" w:cs="Times New Roman" w:eastAsia="Times New Roman" w:hAnsi="Times New Roman"/>
+          <w:sz w:val="24"/>
+          <w:szCs w:val="24"/>
+        </w:rPr>
+        <w:t xml:space="preserve">.</w:t>
+      </w:r>
+    </w:p>
+    <w:p>
+      <w:pPr>
+        <w:spacing w:after="40" w:line="276"/>
+      </w:pPr>
+      <w:r>
+        <w:rPr>
+          <w:rFonts w:ascii="Times New Roman" w:cs="Times New Roman" w:eastAsia="Times New Roman" w:hAnsi="Times New Roman"/>
+          <w:sz w:val="24"/>
+          <w:szCs w:val="24"/>
+        </w:rPr>
+        <w:t xml:space="preserve">2. Взыскать с Ответчика проценты по ст. 395 ГК РФ в размере </w:t>
+      </w:r>
+      <w:r>
+        <w:rPr>
+          <w:rFonts w:ascii="Times New Roman" w:cs="Times New Roman" w:eastAsia="Times New Roman" w:hAnsi="Times New Roman"/>
+          <w:b/>
+          <w:bCs/>
+          <w:i w:val="false"/>
+          <w:iCs w:val="false"/>
+          <w:color w:val="000000"/>
+          <w:sz w:val="24"/>
+          <w:szCs w:val="24"/>
+        </w:rPr>
+        <w:t xml:space="preserve">{{СУММА_ПРОЦЕНТОВ}}</w:t>
+      </w:r>
+      <w:r>
+        <w:rPr>
+          <w:rFonts w:ascii="Times New Roman" w:cs="Times New Roman" w:eastAsia="Times New Roman" w:hAnsi="Times New Roman"/>
+          <w:sz w:val="24"/>
+          <w:szCs w:val="24"/>
+        </w:rPr>
+        <w:t xml:space="preserve"> по состоянию на </w:t>
+      </w:r>
+      <w:r>
+        <w:rPr>
+          <w:rFonts w:ascii="Times New Roman" w:cs="Times New Roman" w:eastAsia="Times New Roman" w:hAnsi="Times New Roman"/>
+          <w:b/>
+          <w:bCs/>
+          <w:i w:val="false"/>
+          <w:iCs w:val="false"/>
+          <w:color w:val="000000"/>
+          <w:sz w:val="24"/>
+          <w:szCs w:val="24"/>
+        </w:rPr>
+        <w:t xml:space="preserve">{{ДАТА_ДОКУМЕНТА}}</w:t>
+      </w:r>
+      <w:r>
+        <w:rPr>
+          <w:rFonts w:ascii="Times New Roman" w:cs="Times New Roman" w:eastAsia="Times New Roman" w:hAnsi="Times New Roman"/>
+          <w:sz w:val="24"/>
+          <w:szCs w:val="24"/>
+        </w:rPr>
+        <w:t xml:space="preserve">, с последующим начислением по день фактической уплаты долга.</w:t>
+      </w:r>
+    </w:p>
+    <w:p>
+      <w:pPr>
+        <w:spacing w:after="140" w:line="276"/>
+      </w:pPr>
+      <w:r>
+        <w:rPr>
+          <w:rFonts w:ascii="Times New Roman" w:cs="Times New Roman" w:eastAsia="Times New Roman" w:hAnsi="Times New Roman"/>
+          <w:sz w:val="24"/>
+          <w:szCs w:val="24"/>
+        </w:rPr>
+        <w:t xml:space="preserve">3. Взыскать с Ответчика расходы по уплате государственной пошлины в размере </w:t>
+      </w:r>
+      <w:r>
+        <w:rPr>
+          <w:rFonts w:ascii="Times New Roman" w:cs="Times New Roman" w:eastAsia="Times New Roman" w:hAnsi="Times New Roman"/>
+          <w:b/>
+          <w:bCs/>
+          <w:i w:val="false"/>
+          <w:iCs w:val="false"/>
+          <w:color w:val="000000"/>
+          <w:sz w:val="24"/>
+          <w:szCs w:val="24"/>
+        </w:rPr>
+        <w:t xml:space="preserve">{{РАЗМЕР_ГОСПОШЛИНЫ}}</w:t>
+      </w:r>
+      <w:r>
+        <w:rPr>
+          <w:rFonts w:ascii="Times New Roman" w:cs="Times New Roman" w:eastAsia="Times New Roman" w:hAnsi="Times New Roman"/>
+          <w:sz w:val="24"/>
+          <w:szCs w:val="24"/>
+        </w:rPr>
+        <w:t xml:space="preserve"> (ст. 110 АПК РФ).</w:t>
+      </w:r>
+    </w:p>
+    <w:p>
+      <w:pPr>
+        <w:spacing w:after="140" w:line="276"/>
+      </w:pPr>
+      <w:r>
+        <w:rPr>
+          <w:rFonts w:ascii="Times New Roman" w:cs="Times New Roman" w:eastAsia="Times New Roman" w:hAnsi="Times New Roman"/>
+          <w:b/>
+          <w:bCs/>
+          <w:sz w:val="24"/>
+          <w:szCs w:val="24"/>
+        </w:rPr>
+        <w:t xml:space="preserve">Приложения (состав — по ст. 126 АПК РФ, сверить с действующей редакцией):</w:t>
+      </w:r>
+    </w:p>
+    <w:p>
+      <w:pPr>
+        <w:spacing w:after="40" w:line="276"/>
+      </w:pPr>
+      <w:r>
+        <w:rPr>
+          <w:rFonts w:ascii="Times New Roman" w:cs="Times New Roman" w:eastAsia="Times New Roman" w:hAnsi="Times New Roman"/>
+          <w:sz w:val="24"/>
+          <w:szCs w:val="24"/>
+        </w:rPr>
+        <w:t xml:space="preserve">1. Уведомление о вручении или иные документы, подтверждающие направление копии искового заявления Ответчику.</w:t>
+      </w:r>
+    </w:p>
+    <w:p>
+      <w:pPr>
+        <w:spacing w:after="40" w:line="276"/>
+      </w:pPr>
+      <w:r>
+        <w:rPr>
+          <w:rFonts w:ascii="Times New Roman" w:cs="Times New Roman" w:eastAsia="Times New Roman" w:hAnsi="Times New Roman"/>
+          <w:sz w:val="24"/>
+          <w:szCs w:val="24"/>
+        </w:rPr>
+        <w:t xml:space="preserve">2. Документ об уплате государственной пошлины.</w:t>
+      </w:r>
+    </w:p>
+    <w:p>
+      <w:pPr>
+        <w:spacing w:after="40" w:line="276"/>
+      </w:pPr>
+      <w:r>
+        <w:rPr>
+          <w:rFonts w:ascii="Times New Roman" w:cs="Times New Roman" w:eastAsia="Times New Roman" w:hAnsi="Times New Roman"/>
+          <w:sz w:val="24"/>
+          <w:szCs w:val="24"/>
+        </w:rPr>
+        <w:t xml:space="preserve">3. Копия Договора № </w:t>
+      </w:r>
+      <w:r>
+        <w:rPr>
+          <w:rFonts w:ascii="Times New Roman" w:cs="Times New Roman" w:eastAsia="Times New Roman" w:hAnsi="Times New Roman"/>
+          <w:b/>
+          <w:bCs/>
+          <w:i w:val="false"/>
+          <w:iCs w:val="false"/>
+          <w:color w:val="000000"/>
+          <w:sz w:val="24"/>
+          <w:szCs w:val="24"/>
+        </w:rPr>
+        <w:t xml:space="preserve">{{НОМЕР_ДОГОВОРА}}</w:t>
+      </w:r>
+      <w:r>
+        <w:rPr>
+          <w:rFonts w:ascii="Times New Roman" w:cs="Times New Roman" w:eastAsia="Times New Roman" w:hAnsi="Times New Roman"/>
+          <w:sz w:val="24"/>
+          <w:szCs w:val="24"/>
+        </w:rPr>
+        <w:t xml:space="preserve"> от </w:t>
+      </w:r>
+      <w:r>
+        <w:rPr>
+          <w:rFonts w:ascii="Times New Roman" w:cs="Times New Roman" w:eastAsia="Times New Roman" w:hAnsi="Times New Roman"/>
+          <w:b/>
+          <w:bCs/>
+          <w:i w:val="false"/>
+          <w:iCs w:val="false"/>
+          <w:color w:val="000000"/>
+          <w:sz w:val="24"/>
+          <w:szCs w:val="24"/>
+        </w:rPr>
+        <w:t xml:space="preserve">{{ДАТА_ДОГОВОРА}}</w:t>
+      </w:r>
+      <w:r>
+        <w:rPr>
+          <w:rFonts w:ascii="Times New Roman" w:cs="Times New Roman" w:eastAsia="Times New Roman" w:hAnsi="Times New Roman"/>
+          <w:sz w:val="24"/>
+          <w:szCs w:val="24"/>
+        </w:rPr>
+        <w:t xml:space="preserve"> с приложениями.</w:t>
+      </w:r>
+    </w:p>
+    <w:p>
+      <w:pPr>
+        <w:spacing w:after="40" w:line="276"/>
+      </w:pPr>
+      <w:r>
+        <w:rPr>
+          <w:rFonts w:ascii="Times New Roman" w:cs="Times New Roman" w:eastAsia="Times New Roman" w:hAnsi="Times New Roman"/>
+          <w:sz w:val="24"/>
+          <w:szCs w:val="24"/>
+        </w:rPr>
+        <w:t xml:space="preserve">4. Копии акта КС-2 и справки КС-3 </w:t>
       </w:r>
       <w:r>
         <w:rPr>
@@ -2125,11 +2026,177 @@
           <w:sz w:val="24"/>
           <w:szCs w:val="24"/>
         </w:rPr>
+        <w:t xml:space="preserve">[реестр актов при множественности]</w:t>
+      </w:r>
+      <w:r>
+        <w:rPr>
+          <w:rFonts w:ascii="Times New Roman" w:cs="Times New Roman" w:eastAsia="Times New Roman" w:hAnsi="Times New Roman"/>
+          <w:sz w:val="24"/>
+          <w:szCs w:val="24"/>
+        </w:rPr>
+        <w:t xml:space="preserve">.</w:t>
+      </w:r>
+    </w:p>
+    <w:p>
+      <w:pPr>
+        <w:spacing w:after="40" w:line="276"/>
+      </w:pPr>
+      <w:r>
+        <w:rPr>
+          <w:rFonts w:ascii="Times New Roman" w:cs="Times New Roman" w:eastAsia="Times New Roman" w:hAnsi="Times New Roman"/>
+          <w:sz w:val="24"/>
+          <w:szCs w:val="24"/>
+        </w:rPr>
+        <w:t xml:space="preserve">5. Расчёт взыскиваемой суммы (долг и проценты), подписанный Истцом.</w:t>
+      </w:r>
+    </w:p>
+    <w:p>
+      <w:pPr>
+        <w:spacing w:after="40" w:line="276"/>
+      </w:pPr>
+      <w:r>
+        <w:rPr>
+          <w:rFonts w:ascii="Times New Roman" w:cs="Times New Roman" w:eastAsia="Times New Roman" w:hAnsi="Times New Roman"/>
+          <w:sz w:val="24"/>
+          <w:szCs w:val="24"/>
+        </w:rPr>
+        <w:t xml:space="preserve">6. Копия претензии и доказательства её направления.</w:t>
+      </w:r>
+    </w:p>
+    <w:p>
+      <w:pPr>
+        <w:spacing w:after="40" w:line="276"/>
+      </w:pPr>
+      <w:r>
+        <w:rPr>
+          <w:rFonts w:ascii="Times New Roman" w:cs="Times New Roman" w:eastAsia="Times New Roman" w:hAnsi="Times New Roman"/>
+          <w:sz w:val="24"/>
+          <w:szCs w:val="24"/>
+        </w:rPr>
+        <w:t xml:space="preserve">7. Выписка из ЕГРЮЛ или ЕГРИП в отношении Истца и Ответчика, полученная не ранее чем за срок, установленный п. 9 ч. 1 ст. 126 АПК РФ, до дня обращения в арбитражный суд.</w:t>
+      </w:r>
+    </w:p>
+    <w:p>
+      <w:pPr>
+        <w:spacing w:after="40" w:line="276"/>
+      </w:pPr>
+      <w:r>
+        <w:rPr>
+          <w:rFonts w:ascii="Times New Roman" w:cs="Times New Roman" w:eastAsia="Times New Roman" w:hAnsi="Times New Roman"/>
+          <w:sz w:val="24"/>
+          <w:szCs w:val="24"/>
+        </w:rPr>
+        <w:t xml:space="preserve">8. Доверенность или иные документы, подтверждающие полномочия на подписание искового заявления, а также копия документа о высшем юридическом образовании (учёной степени по юридической специальности) представителя, подписавшего заявление, либо документа, удостоверяющего его статус адвоката, патентного поверенного, арбитражного управляющего; при подписании единоличным органом управления — документ, удостоверяющий его статус (п. 5 ч. 1 ст. 126 АПК РФ).</w:t>
+      </w:r>
+    </w:p>
+    <w:p>
+      <w:pPr>
+        <w:spacing w:after="40" w:line="276"/>
+      </w:pPr>
+      <w:r>
+        <w:rPr>
+          <w:rFonts w:ascii="Times New Roman" w:cs="Times New Roman" w:eastAsia="Times New Roman" w:hAnsi="Times New Roman"/>
+          <w:sz w:val="24"/>
+          <w:szCs w:val="24"/>
+        </w:rPr>
+        <w:t xml:space="preserve">9. </w:t>
+      </w:r>
+      <w:r>
+        <w:rPr>
+          <w:rFonts w:ascii="Times New Roman" w:cs="Times New Roman" w:eastAsia="Times New Roman" w:hAnsi="Times New Roman"/>
+          <w:b w:val="false"/>
+          <w:bCs w:val="false"/>
+          <w:i/>
+          <w:iCs/>
+          <w:color w:val="595959"/>
+          <w:sz w:val="24"/>
+          <w:szCs w:val="24"/>
+        </w:rPr>
+        <w:t xml:space="preserve">[Копия определения арбитражного суда об обеспечении имущественных интересов до предъявления иска — если такие меры принимались (п. 6 ч. 1 ст. 126 АПК РФ).]</w:t>
+      </w:r>
+    </w:p>
+    <w:p>
+      <w:pPr>
+        <w:keepNext/>
+        <w:spacing w:after="40" w:line="276"/>
+      </w:pPr>
+      <w:r>
+        <w:rPr>
+          <w:rFonts w:ascii="Times New Roman" w:cs="Times New Roman" w:eastAsia="Times New Roman" w:hAnsi="Times New Roman"/>
+          <w:sz w:val="24"/>
+          <w:szCs w:val="24"/>
+        </w:rPr>
+        <w:t xml:space="preserve">10. </w:t>
+      </w:r>
+      <w:r>
+        <w:rPr>
+          <w:rFonts w:ascii="Times New Roman" w:cs="Times New Roman" w:eastAsia="Times New Roman" w:hAnsi="Times New Roman"/>
+          <w:b w:val="false"/>
+          <w:bCs w:val="false"/>
+          <w:i/>
+          <w:iCs/>
+          <w:color w:val="595959"/>
+          <w:sz w:val="24"/>
+          <w:szCs w:val="24"/>
+        </w:rPr>
+        <w:t xml:space="preserve">[Документы, подтверждающие действия, направленные на примирение, — если такие действия предпринимались и документы имеются (п. 7.1 ч. 1 ст. 126 АПК РФ).]</w:t>
+      </w:r>
+    </w:p>
+    <w:p>
+      <w:pPr>
+        <w:spacing w:after="40" w:line="276"/>
+      </w:pPr>
+      <w:r>
+        <w:rPr>
+          <w:rFonts w:ascii="Times New Roman" w:cs="Times New Roman" w:eastAsia="Times New Roman" w:hAnsi="Times New Roman"/>
+          <w:sz w:val="24"/>
+          <w:szCs w:val="24"/>
+        </w:rPr>
+        <w:t xml:space="preserve">11. </w:t>
+      </w:r>
+      <w:r>
+        <w:rPr>
+          <w:rFonts w:ascii="Times New Roman" w:cs="Times New Roman" w:eastAsia="Times New Roman" w:hAnsi="Times New Roman"/>
+          <w:b w:val="false"/>
+          <w:bCs w:val="false"/>
+          <w:i/>
+          <w:iCs/>
+          <w:color w:val="595959"/>
+          <w:sz w:val="24"/>
+          <w:szCs w:val="24"/>
+        </w:rPr>
+        <w:t xml:space="preserve">[Акт сверки, платёжные поручения о частичной оплате — при наличии.]</w:t>
+      </w:r>
+    </w:p>
+    <w:p>
+      <w:pPr>
+        <w:spacing w:after="300" w:line="276"/>
+      </w:pPr>
+      <w:r>
+        <w:rPr>
+          <w:rFonts w:ascii="Times New Roman" w:cs="Times New Roman" w:eastAsia="Times New Roman" w:hAnsi="Times New Roman"/>
+          <w:sz w:val="24"/>
+          <w:szCs w:val="24"/>
+        </w:rPr>
+        <w:t xml:space="preserve">12. </w:t>
+      </w:r>
+      <w:r>
+        <w:rPr>
+          <w:rFonts w:ascii="Times New Roman" w:cs="Times New Roman" w:eastAsia="Times New Roman" w:hAnsi="Times New Roman"/>
+          <w:b w:val="false"/>
+          <w:bCs w:val="false"/>
+          <w:i/>
+          <w:iCs/>
+          <w:color w:val="595959"/>
+          <w:sz w:val="24"/>
+          <w:szCs w:val="24"/>
+        </w:rPr>
         <w:t xml:space="preserve">[Копия свидетельства о государственной регистрации Истца либо лист записи ЕГРЮЛ — по желанию. Пункт 4 ч. 1 ст. 126 АПК РФ, который требовал этот документ, утратил силу: в обязательный перечень он больше не входит.]</w:t>
       </w:r>
     </w:p>
     <w:p>
       <w:pPr>
+        <w:keepNext/>
         <w:spacing w:after="200" w:line="276"/>
       </w:pPr>
       <w:r>
@@ -2169,6 +2236,7 @@
     </w:p>
     <w:p>
       <w:pPr>
+        <w:keepNext/>
         <w:spacing w:after="0" w:line="276"/>
       </w:pPr>
       <w:r>
@@ -2220,13 +2288,9 @@
       </w:r>
     </w:p>
     <w:p>
-      <w:r>
-        <w:br w:type="page"/>
-      </w:r>
-    </w:p>
-    <w:p>
       <w:pPr>
         <w:pStyle w:val="Heading1"/>
+        <w:pageBreakBefore/>
         <w:spacing w:after="200" w:before="240"/>
       </w:pPr>
       <w:r>
@@ -2254,7 +2318,7 @@
           <w:sz w:val="26"/>
           <w:szCs w:val="26"/>
         </w:rPr>
-        <w:t xml:space="preserve">Госпошлина</w:t>
+        <w:t xml:space="preserve">Проценты или договорная неустойка</w:t>
       </w:r>
     </w:p>
     <w:p>
@@ -2267,84 +2331,7 @@
           <w:sz w:val="24"/>
           <w:szCs w:val="24"/>
         </w:rPr>
-        <w:t xml:space="preserve">Размер — по ст. 333.21 Налогового кодекса РФ от цены иска. Числа в шаблоне нет намеренно: ставки пошлины менялись, и зашитая цифра рано или поздно станет неверной. Считайте калькулятором на сайте арбитражного суда или в системе «Мой арбитр» на дату подачи — по памяти не пишите.</w:t>
-      </w:r>
-    </w:p>
-    <w:p>
-      <w:pPr>
-        <w:pStyle w:val="Heading2"/>
-        <w:keepNext/>
-        <w:spacing w:after="120" w:before="260"/>
-      </w:pPr>
-      <w:r>
-        <w:rPr>
-          <w:rFonts w:ascii="Times New Roman" w:cs="Times New Roman" w:eastAsia="Times New Roman" w:hAnsi="Times New Roman"/>
-          <w:b/>
-          <w:bCs/>
-          <w:sz w:val="26"/>
-          <w:szCs w:val="26"/>
-        </w:rPr>
-        <w:t xml:space="preserve">Цена иска</w:t>
-      </w:r>
-    </w:p>
-    <w:p>
-      <w:pPr>
-        <w:spacing w:after="120" w:line="276"/>
-      </w:pPr>
-      <w:r>
-        <w:rPr>
-          <w:rFonts w:ascii="Times New Roman" w:cs="Times New Roman" w:eastAsia="Times New Roman" w:hAnsi="Times New Roman"/>
-          <w:sz w:val="24"/>
-          <w:szCs w:val="24"/>
-        </w:rPr>
-        <w:t xml:space="preserve">Цена иска — это долг плюс проценты (или неустойка) на дату подачи: проценты и неустойка, указанные в исковом заявлении, включаются в цену иска (ч. 1 ст. 103 АПК РФ). Требование о начислении «по день фактической уплаты» цену иска на дату подачи не увеличивает, но проценты на дату подачи пересчитать обязательно: расчёт, сделанный к претензии месяц назад, уже неверен.</w:t>
-      </w:r>
-    </w:p>
-    <w:p>
-      <w:pPr>
-        <w:pStyle w:val="Heading2"/>
-        <w:keepNext/>
-        <w:spacing w:after="120" w:before="260"/>
-      </w:pPr>
-      <w:r>
-        <w:rPr>
-          <w:rFonts w:ascii="Times New Roman" w:cs="Times New Roman" w:eastAsia="Times New Roman" w:hAnsi="Times New Roman"/>
-          <w:b/>
-          <w:bCs/>
-          <w:sz w:val="26"/>
-          <w:szCs w:val="26"/>
-        </w:rPr>
-        <w:t xml:space="preserve">Подача</w:t>
-      </w:r>
-    </w:p>
-    <w:p>
-      <w:pPr>
-        <w:spacing w:after="120" w:line="276"/>
-      </w:pPr>
-      <w:r>
-        <w:rPr>
-          <w:rFonts w:ascii="Times New Roman" w:cs="Times New Roman" w:eastAsia="Times New Roman" w:hAnsi="Times New Roman"/>
-          <w:sz w:val="24"/>
-          <w:szCs w:val="24"/>
-        </w:rPr>
-        <w:t xml:space="preserve">Электронно через «Мой арбитр» (my.arbitr.ru) — тогда документы прикрепляются файлами. Либо на бумаге. Копию иска Ответчику истец направляет сам до подачи, заказным письмом с уведомлением; квитанция становится Приложением № 1.</w:t>
-      </w:r>
-    </w:p>
-    <w:p>
-      <w:pPr>
-        <w:pStyle w:val="Heading2"/>
-        <w:keepNext/>
-        <w:spacing w:after="120" w:before="260"/>
-      </w:pPr>
-      <w:r>
-        <w:rPr>
-          <w:rFonts w:ascii="Times New Roman" w:cs="Times New Roman" w:eastAsia="Times New Roman" w:hAnsi="Times New Roman"/>
-          <w:b/>
-          <w:bCs/>
-          <w:sz w:val="26"/>
-          <w:szCs w:val="26"/>
-        </w:rPr>
-        <w:t xml:space="preserve">Что проверить перед отправкой</w:t>
+        <w:t xml:space="preserve">Печатный текст выше подготовлен для процентов по ст. 395 ГК РФ. Если выбран этот вариант, заполните его и удалите пояснение об альтернативе. Если по договору выбираете неустойку вместо процентов, выполните все семь действий ниже. В окончательном иске должна остаться одна ветка; исключение о совместном взыскании проверяется по закону и договору отдельно.</w:t>
       </w:r>
     </w:p>
     <w:p>
@@ -2362,7 +2349,7 @@
           <w:sz w:val="24"/>
           <w:szCs w:val="24"/>
         </w:rPr>
-        <w:t xml:space="preserve">Скобок «{{» в документе не осталось.</w:t>
+        <w:t xml:space="preserve">1. Заголовок под словами «ИСКОВОЕ ЗАЯВЛЕНИЕ» замените на «о взыскании задолженности по договору подряда и неустойки». Строку «за пользование чужими денежными средствами» удалите.</w:t>
       </w:r>
     </w:p>
     <w:p>
@@ -2380,7 +2367,133 @@
           <w:sz w:val="24"/>
           <w:szCs w:val="24"/>
         </w:rPr>
-        <w:t xml:space="preserve">Выбран один вариант там, где их было два: подсудность, проценты или неустойка.</w:t>
+        <w:t xml:space="preserve">2. Абзац раздела 2, начинающийся словами «За пользование чужими денежными средствами», замените целиком: «За просрочку оплаты п. </w:t>
+      </w:r>
+      <w:r>
+        <w:rPr>
+          <w:rFonts w:ascii="Times New Roman" w:cs="Times New Roman" w:eastAsia="Times New Roman" w:hAnsi="Times New Roman"/>
+          <w:b/>
+          <w:bCs/>
+          <w:i w:val="false"/>
+          <w:iCs w:val="false"/>
+          <w:color w:val="000000"/>
+          <w:sz w:val="24"/>
+          <w:szCs w:val="24"/>
+        </w:rPr>
+        <w:t xml:space="preserve">{{ПУНКТ_ДОГОВОРА_О_НЕУСТОЙКЕ}}</w:t>
+      </w:r>
+      <w:r>
+        <w:rPr>
+          <w:rFonts w:ascii="Times New Roman" w:cs="Times New Roman" w:eastAsia="Times New Roman" w:hAnsi="Times New Roman"/>
+          <w:sz w:val="24"/>
+          <w:szCs w:val="24"/>
+        </w:rPr>
+        <w:t xml:space="preserve"> Договора предусмотрена неустойка </w:t>
+      </w:r>
+      <w:r>
+        <w:rPr>
+          <w:rFonts w:ascii="Times New Roman" w:cs="Times New Roman" w:eastAsia="Times New Roman" w:hAnsi="Times New Roman"/>
+          <w:b w:val="false"/>
+          <w:bCs w:val="false"/>
+          <w:i/>
+          <w:iCs/>
+          <w:color w:val="595959"/>
+          <w:sz w:val="24"/>
+          <w:szCs w:val="24"/>
+        </w:rPr>
+        <w:t xml:space="preserve">[условия и ставка по договору]</w:t>
+      </w:r>
+      <w:r>
+        <w:rPr>
+          <w:rFonts w:ascii="Times New Roman" w:cs="Times New Roman" w:eastAsia="Times New Roman" w:hAnsi="Times New Roman"/>
+          <w:sz w:val="24"/>
+          <w:szCs w:val="24"/>
+        </w:rPr>
+        <w:t xml:space="preserve">. На </w:t>
+      </w:r>
+      <w:r>
+        <w:rPr>
+          <w:rFonts w:ascii="Times New Roman" w:cs="Times New Roman" w:eastAsia="Times New Roman" w:hAnsi="Times New Roman"/>
+          <w:b/>
+          <w:bCs/>
+          <w:i w:val="false"/>
+          <w:iCs w:val="false"/>
+          <w:color w:val="000000"/>
+          <w:sz w:val="24"/>
+          <w:szCs w:val="24"/>
+        </w:rPr>
+        <w:t xml:space="preserve">{{ДАТА_ДОКУМЕНТА}}</w:t>
+      </w:r>
+      <w:r>
+        <w:rPr>
+          <w:rFonts w:ascii="Times New Roman" w:cs="Times New Roman" w:eastAsia="Times New Roman" w:hAnsi="Times New Roman"/>
+          <w:sz w:val="24"/>
+          <w:szCs w:val="24"/>
+        </w:rPr>
+        <w:t xml:space="preserve"> за период </w:t>
+      </w:r>
+      <w:r>
+        <w:rPr>
+          <w:rFonts w:ascii="Times New Roman" w:cs="Times New Roman" w:eastAsia="Times New Roman" w:hAnsi="Times New Roman"/>
+          <w:b w:val="false"/>
+          <w:bCs w:val="false"/>
+          <w:i/>
+          <w:iCs/>
+          <w:color w:val="595959"/>
+          <w:sz w:val="24"/>
+          <w:szCs w:val="24"/>
+        </w:rPr>
+        <w:t xml:space="preserve">[начало и конец периода]</w:t>
+      </w:r>
+      <w:r>
+        <w:rPr>
+          <w:rFonts w:ascii="Times New Roman" w:cs="Times New Roman" w:eastAsia="Times New Roman" w:hAnsi="Times New Roman"/>
+          <w:sz w:val="24"/>
+          <w:szCs w:val="24"/>
+        </w:rPr>
+        <w:t xml:space="preserve"> неустойка составляет </w:t>
+      </w:r>
+      <w:r>
+        <w:rPr>
+          <w:rFonts w:ascii="Times New Roman" w:cs="Times New Roman" w:eastAsia="Times New Roman" w:hAnsi="Times New Roman"/>
+          <w:b w:val="false"/>
+          <w:bCs w:val="false"/>
+          <w:i/>
+          <w:iCs/>
+          <w:color w:val="595959"/>
+          <w:sz w:val="24"/>
+          <w:szCs w:val="24"/>
+        </w:rPr>
+        <w:t xml:space="preserve">[сумма неустойки, руб.]</w:t>
+      </w:r>
+      <w:r>
+        <w:rPr>
+          <w:rFonts w:ascii="Times New Roman" w:cs="Times New Roman" w:eastAsia="Times New Roman" w:hAnsi="Times New Roman"/>
+          <w:sz w:val="24"/>
+          <w:szCs w:val="24"/>
+        </w:rPr>
+        <w:t xml:space="preserve"> (ст. 330 ГК РФ; расчёт — Приложение № 5)». Заполните пояснения по договору и расчёту; </w:t>
+      </w:r>
+      <w:r>
+        <w:rPr>
+          <w:rFonts w:ascii="Times New Roman" w:cs="Times New Roman" w:eastAsia="Times New Roman" w:hAnsi="Times New Roman"/>
+          <w:b/>
+          <w:bCs/>
+          <w:i w:val="false"/>
+          <w:iCs w:val="false"/>
+          <w:color w:val="000000"/>
+          <w:sz w:val="24"/>
+          <w:szCs w:val="24"/>
+        </w:rPr>
+        <w:t xml:space="preserve">{{ДАТА_ДОКУМЕНТА}}</w:t>
+      </w:r>
+      <w:r>
+        <w:rPr>
+          <w:rFonts w:ascii="Times New Roman" w:cs="Times New Roman" w:eastAsia="Times New Roman" w:hAnsi="Times New Roman"/>
+          <w:sz w:val="24"/>
+          <w:szCs w:val="24"/>
+        </w:rPr>
+        <w:t xml:space="preserve"> здесь — дата подачи. Пояснение о выборе альтернативы удалите.</w:t>
       </w:r>
     </w:p>
     <w:p>
@@ -2398,7 +2511,418 @@
           <w:sz w:val="24"/>
           <w:szCs w:val="24"/>
         </w:rPr>
-        <w:t xml:space="preserve">Проценты пересчитаны на дату подачи, а не на дату претензии.</w:t>
+        <w:t xml:space="preserve">3. В строке «На основании изложенного, руководствуясь...» замените ссылку на ст. 395 ГК РФ ссылкой на ст. 330 ГК РФ; остальные применимые основания сохраните.</w:t>
+      </w:r>
+    </w:p>
+    <w:p>
+      <w:pPr>
+        <w:pStyle w:val="ListParagraph"/>
+        <w:numPr>
+          <w:ilvl w:val="0"/>
+          <w:numId w:val="2"/>
+        </w:numPr>
+        <w:spacing w:after="80" w:line="276"/>
+      </w:pPr>
+      <w:r>
+        <w:rPr>
+          <w:rFonts w:ascii="Times New Roman" w:cs="Times New Roman" w:eastAsia="Times New Roman" w:hAnsi="Times New Roman"/>
+          <w:sz w:val="24"/>
+          <w:szCs w:val="24"/>
+        </w:rPr>
+        <w:t xml:space="preserve">4. Пункт 2 раздела «ПРОШУ» замените целиком: «2. Взыскать с Ответчика неустойку по п. </w:t>
+      </w:r>
+      <w:r>
+        <w:rPr>
+          <w:rFonts w:ascii="Times New Roman" w:cs="Times New Roman" w:eastAsia="Times New Roman" w:hAnsi="Times New Roman"/>
+          <w:b/>
+          <w:bCs/>
+          <w:i w:val="false"/>
+          <w:iCs w:val="false"/>
+          <w:color w:val="000000"/>
+          <w:sz w:val="24"/>
+          <w:szCs w:val="24"/>
+        </w:rPr>
+        <w:t xml:space="preserve">{{ПУНКТ_ДОГОВОРА_О_НЕУСТОЙКЕ}}</w:t>
+      </w:r>
+      <w:r>
+        <w:rPr>
+          <w:rFonts w:ascii="Times New Roman" w:cs="Times New Roman" w:eastAsia="Times New Roman" w:hAnsi="Times New Roman"/>
+          <w:sz w:val="24"/>
+          <w:szCs w:val="24"/>
+        </w:rPr>
+        <w:t xml:space="preserve"> Договора в размере </w:t>
+      </w:r>
+      <w:r>
+        <w:rPr>
+          <w:rFonts w:ascii="Times New Roman" w:cs="Times New Roman" w:eastAsia="Times New Roman" w:hAnsi="Times New Roman"/>
+          <w:b w:val="false"/>
+          <w:bCs w:val="false"/>
+          <w:i/>
+          <w:iCs/>
+          <w:color w:val="595959"/>
+          <w:sz w:val="24"/>
+          <w:szCs w:val="24"/>
+        </w:rPr>
+        <w:t xml:space="preserve">[сумма неустойки, руб.]</w:t>
+      </w:r>
+      <w:r>
+        <w:rPr>
+          <w:rFonts w:ascii="Times New Roman" w:cs="Times New Roman" w:eastAsia="Times New Roman" w:hAnsi="Times New Roman"/>
+          <w:sz w:val="24"/>
+          <w:szCs w:val="24"/>
+        </w:rPr>
+        <w:t xml:space="preserve"> за период </w:t>
+      </w:r>
+      <w:r>
+        <w:rPr>
+          <w:rFonts w:ascii="Times New Roman" w:cs="Times New Roman" w:eastAsia="Times New Roman" w:hAnsi="Times New Roman"/>
+          <w:b w:val="false"/>
+          <w:bCs w:val="false"/>
+          <w:i/>
+          <w:iCs/>
+          <w:color w:val="595959"/>
+          <w:sz w:val="24"/>
+          <w:szCs w:val="24"/>
+        </w:rPr>
+        <w:t xml:space="preserve">[начало и конец периода]</w:t>
+      </w:r>
+      <w:r>
+        <w:rPr>
+          <w:rFonts w:ascii="Times New Roman" w:cs="Times New Roman" w:eastAsia="Times New Roman" w:hAnsi="Times New Roman"/>
+          <w:sz w:val="24"/>
+          <w:szCs w:val="24"/>
+        </w:rPr>
+        <w:t xml:space="preserve"> по состоянию на </w:t>
+      </w:r>
+      <w:r>
+        <w:rPr>
+          <w:rFonts w:ascii="Times New Roman" w:cs="Times New Roman" w:eastAsia="Times New Roman" w:hAnsi="Times New Roman"/>
+          <w:b/>
+          <w:bCs/>
+          <w:i w:val="false"/>
+          <w:iCs w:val="false"/>
+          <w:color w:val="000000"/>
+          <w:sz w:val="24"/>
+          <w:szCs w:val="24"/>
+        </w:rPr>
+        <w:t xml:space="preserve">{{ДАТА_ДОКУМЕНТА}}</w:t>
+      </w:r>
+      <w:r>
+        <w:rPr>
+          <w:rFonts w:ascii="Times New Roman" w:cs="Times New Roman" w:eastAsia="Times New Roman" w:hAnsi="Times New Roman"/>
+          <w:sz w:val="24"/>
+          <w:szCs w:val="24"/>
+        </w:rPr>
+        <w:t xml:space="preserve">». Не копируйте автоматически требование процентов о последующем начислении: для неустойки такое требование добавляют только после проверки условий договора и отдельного расчёта.</w:t>
+      </w:r>
+    </w:p>
+    <w:p>
+      <w:pPr>
+        <w:pStyle w:val="ListParagraph"/>
+        <w:numPr>
+          <w:ilvl w:val="0"/>
+          <w:numId w:val="2"/>
+        </w:numPr>
+        <w:spacing w:after="80" w:line="276"/>
+      </w:pPr>
+      <w:r>
+        <w:rPr>
+          <w:rFonts w:ascii="Times New Roman" w:cs="Times New Roman" w:eastAsia="Times New Roman" w:hAnsi="Times New Roman"/>
+          <w:sz w:val="24"/>
+          <w:szCs w:val="24"/>
+        </w:rPr>
+        <w:t xml:space="preserve">5. Приложение № 5 назовите «Расчёт взыскиваемой суммы (долг и неустойка), подписанный Истцом». Приложите собственный расчёт неустойки по договору с периодом, базой, ставкой и учётом частичных оплат. Файл 14 «Калькулятор процентов» рассчитывает только проценты по ст. 395 ГК РФ и для неустойки не используется. Поле </w:t>
+      </w:r>
+      <w:r>
+        <w:rPr>
+          <w:rFonts w:ascii="Times New Roman" w:cs="Times New Roman" w:eastAsia="Times New Roman" w:hAnsi="Times New Roman"/>
+          <w:b/>
+          <w:bCs/>
+          <w:i w:val="false"/>
+          <w:iCs w:val="false"/>
+          <w:color w:val="000000"/>
+          <w:sz w:val="24"/>
+          <w:szCs w:val="24"/>
+        </w:rPr>
+        <w:t xml:space="preserve">{{СУММА_ПРОЦЕНТОВ}}</w:t>
+      </w:r>
+      <w:r>
+        <w:rPr>
+          <w:rFonts w:ascii="Times New Roman" w:cs="Times New Roman" w:eastAsia="Times New Roman" w:hAnsi="Times New Roman"/>
+          <w:sz w:val="24"/>
+          <w:szCs w:val="24"/>
+        </w:rPr>
+        <w:t xml:space="preserve"> не используйте для суммы неустойки.</w:t>
+      </w:r>
+    </w:p>
+    <w:p>
+      <w:pPr>
+        <w:pStyle w:val="ListParagraph"/>
+        <w:numPr>
+          <w:ilvl w:val="0"/>
+          <w:numId w:val="2"/>
+        </w:numPr>
+        <w:spacing w:after="80" w:line="276"/>
+      </w:pPr>
+      <w:r>
+        <w:rPr>
+          <w:rFonts w:ascii="Times New Roman" w:cs="Times New Roman" w:eastAsia="Times New Roman" w:hAnsi="Times New Roman"/>
+          <w:sz w:val="24"/>
+          <w:szCs w:val="24"/>
+        </w:rPr>
+        <w:t xml:space="preserve">6. </w:t>
+      </w:r>
+      <w:r>
+        <w:rPr>
+          <w:rFonts w:ascii="Times New Roman" w:cs="Times New Roman" w:eastAsia="Times New Roman" w:hAnsi="Times New Roman"/>
+          <w:b/>
+          <w:bCs/>
+          <w:i w:val="false"/>
+          <w:iCs w:val="false"/>
+          <w:color w:val="000000"/>
+          <w:sz w:val="24"/>
+          <w:szCs w:val="24"/>
+        </w:rPr>
+        <w:t xml:space="preserve">{{ЦЕНА_ИСКА}}</w:t>
+      </w:r>
+      <w:r>
+        <w:rPr>
+          <w:rFonts w:ascii="Times New Roman" w:cs="Times New Roman" w:eastAsia="Times New Roman" w:hAnsi="Times New Roman"/>
+          <w:sz w:val="24"/>
+          <w:szCs w:val="24"/>
+        </w:rPr>
+        <w:t xml:space="preserve"> пересчитайте как долг плюс выбранная неустойка на дату подачи, затем проверьте </w:t>
+      </w:r>
+      <w:r>
+        <w:rPr>
+          <w:rFonts w:ascii="Times New Roman" w:cs="Times New Roman" w:eastAsia="Times New Roman" w:hAnsi="Times New Roman"/>
+          <w:b/>
+          <w:bCs/>
+          <w:i w:val="false"/>
+          <w:iCs w:val="false"/>
+          <w:color w:val="000000"/>
+          <w:sz w:val="24"/>
+          <w:szCs w:val="24"/>
+        </w:rPr>
+        <w:t xml:space="preserve">{{РАЗМЕР_ГОСПОШЛИНЫ}}</w:t>
+      </w:r>
+      <w:r>
+        <w:rPr>
+          <w:rFonts w:ascii="Times New Roman" w:cs="Times New Roman" w:eastAsia="Times New Roman" w:hAnsi="Times New Roman"/>
+          <w:sz w:val="24"/>
+          <w:szCs w:val="24"/>
+        </w:rPr>
+        <w:t xml:space="preserve"> от этой цены на ту же дату. Период и сумма должны совпадать в разделе 2, пункте 2 «ПРОШУ» и расчёте.</w:t>
+      </w:r>
+    </w:p>
+    <w:p>
+      <w:pPr>
+        <w:pStyle w:val="ListParagraph"/>
+        <w:numPr>
+          <w:ilvl w:val="0"/>
+          <w:numId w:val="2"/>
+        </w:numPr>
+        <w:spacing w:after="80" w:line="276"/>
+      </w:pPr>
+      <w:r>
+        <w:rPr>
+          <w:rFonts w:ascii="Times New Roman" w:cs="Times New Roman" w:eastAsia="Times New Roman" w:hAnsi="Times New Roman"/>
+          <w:sz w:val="24"/>
+          <w:szCs w:val="24"/>
+        </w:rPr>
+        <w:t xml:space="preserve">7. Перед подачей проверьте заголовок, правовое обоснование, перечень норм, «ПРОШУ», Приложение № 5 и цену иска: в ветке неустойки не должно остаться требования процентов по ст. 395 ГК РФ, а в ветке процентов — требования договорной неустойки. Удалите из направляемого иска инструкции и пояснения.</w:t>
+      </w:r>
+    </w:p>
+    <w:p>
+      <w:pPr>
+        <w:pStyle w:val="Heading2"/>
+        <w:keepNext/>
+        <w:spacing w:after="120" w:before="260"/>
+      </w:pPr>
+      <w:r>
+        <w:rPr>
+          <w:rFonts w:ascii="Times New Roman" w:cs="Times New Roman" w:eastAsia="Times New Roman" w:hAnsi="Times New Roman"/>
+          <w:b/>
+          <w:bCs/>
+          <w:sz w:val="26"/>
+          <w:szCs w:val="26"/>
+        </w:rPr>
+        <w:t xml:space="preserve">Госпошлина</w:t>
+      </w:r>
+    </w:p>
+    <w:p>
+      <w:pPr>
+        <w:spacing w:after="120" w:line="276"/>
+      </w:pPr>
+      <w:r>
+        <w:rPr>
+          <w:rFonts w:ascii="Times New Roman" w:cs="Times New Roman" w:eastAsia="Times New Roman" w:hAnsi="Times New Roman"/>
+          <w:sz w:val="24"/>
+          <w:szCs w:val="24"/>
+        </w:rPr>
+        <w:t xml:space="preserve">Размер — по ст. 333.21 Налогового кодекса РФ от цены иска. Числа в шаблоне нет намеренно: ставки пошлины менялись, и зашитая цифра рано или поздно станет неверной. Считайте калькулятором на сайте арбитражного суда или в системе «Мой арбитр» на дату подачи — по памяти не пишите.</w:t>
+      </w:r>
+    </w:p>
+    <w:p>
+      <w:pPr>
+        <w:pStyle w:val="Heading2"/>
+        <w:keepNext/>
+        <w:spacing w:after="120" w:before="260"/>
+      </w:pPr>
+      <w:r>
+        <w:rPr>
+          <w:rFonts w:ascii="Times New Roman" w:cs="Times New Roman" w:eastAsia="Times New Roman" w:hAnsi="Times New Roman"/>
+          <w:b/>
+          <w:bCs/>
+          <w:sz w:val="26"/>
+          <w:szCs w:val="26"/>
+        </w:rPr>
+        <w:t xml:space="preserve">Цена иска</w:t>
+      </w:r>
+    </w:p>
+    <w:p>
+      <w:pPr>
+        <w:spacing w:after="120" w:line="276"/>
+      </w:pPr>
+      <w:r>
+        <w:rPr>
+          <w:rFonts w:ascii="Times New Roman" w:cs="Times New Roman" w:eastAsia="Times New Roman" w:hAnsi="Times New Roman"/>
+          <w:sz w:val="24"/>
+          <w:szCs w:val="24"/>
+        </w:rPr>
+        <w:t xml:space="preserve">Цена иска — это долг плюс проценты (или неустойка) на дату подачи: проценты и неустойка, указанные в исковом заявлении, включаются в цену иска (ч. 1 ст. 103 АПК РФ). Требование о начислении «по день фактической уплаты» цену иска на дату подачи не увеличивает, но выбранные проценты или неустойку на дату подачи пересчитать обязательно: расчёт, сделанный к претензии месяц назад, уже неверен.</w:t>
+      </w:r>
+    </w:p>
+    <w:p>
+      <w:pPr>
+        <w:pStyle w:val="Heading2"/>
+        <w:keepNext/>
+        <w:spacing w:after="120" w:before="260"/>
+      </w:pPr>
+      <w:r>
+        <w:rPr>
+          <w:rFonts w:ascii="Times New Roman" w:cs="Times New Roman" w:eastAsia="Times New Roman" w:hAnsi="Times New Roman"/>
+          <w:b/>
+          <w:bCs/>
+          <w:sz w:val="26"/>
+          <w:szCs w:val="26"/>
+        </w:rPr>
+        <w:t xml:space="preserve">Подача</w:t>
+      </w:r>
+    </w:p>
+    <w:p>
+      <w:pPr>
+        <w:spacing w:after="120" w:line="276"/>
+      </w:pPr>
+      <w:r>
+        <w:rPr>
+          <w:rFonts w:ascii="Times New Roman" w:cs="Times New Roman" w:eastAsia="Times New Roman" w:hAnsi="Times New Roman"/>
+          <w:sz w:val="24"/>
+          <w:szCs w:val="24"/>
+        </w:rPr>
+        <w:t xml:space="preserve">Подавать иск можно только после истечения применимого срока досудебного урегулирования, установленного законом или договором. До подачи проверьте основание, длительность, порядок исчисления, начало и окончание этого срока. По общему правилу ч. 5 ст. 4 АПК РФ срок идёт со дня направления претензии; иной срок и порядок проверяются по закону или договору. Назначенный в претензии срок ответа их не заменяет.</w:t>
+      </w:r>
+    </w:p>
+    <w:p>
+      <w:pPr>
+        <w:spacing w:after="120" w:line="276"/>
+      </w:pPr>
+      <w:r>
+        <w:rPr>
+          <w:rFonts w:ascii="Times New Roman" w:cs="Times New Roman" w:eastAsia="Times New Roman" w:hAnsi="Times New Roman"/>
+          <w:sz w:val="24"/>
+          <w:szCs w:val="24"/>
+        </w:rPr>
+        <w:t xml:space="preserve">Электронно через «Мой арбитр» (my.arbitr.ru) — тогда документы прикрепляются файлами. Либо на бумаге. Копию иска Ответчику истец направляет сам до подачи, заказным письмом с уведомлением; квитанция становится Приложением № 1.</w:t>
+      </w:r>
+    </w:p>
+    <w:p>
+      <w:pPr>
+        <w:pStyle w:val="Heading2"/>
+        <w:keepNext/>
+        <w:spacing w:after="120" w:before="260"/>
+      </w:pPr>
+      <w:r>
+        <w:rPr>
+          <w:rFonts w:ascii="Times New Roman" w:cs="Times New Roman" w:eastAsia="Times New Roman" w:hAnsi="Times New Roman"/>
+          <w:b/>
+          <w:bCs/>
+          <w:sz w:val="26"/>
+          <w:szCs w:val="26"/>
+        </w:rPr>
+        <w:t xml:space="preserve">Что проверить перед отправкой</w:t>
+      </w:r>
+    </w:p>
+    <w:p>
+      <w:pPr>
+        <w:pStyle w:val="ListParagraph"/>
+        <w:numPr>
+          <w:ilvl w:val="0"/>
+          <w:numId w:val="2"/>
+        </w:numPr>
+        <w:spacing w:after="80" w:line="276"/>
+      </w:pPr>
+      <w:r>
+        <w:rPr>
+          <w:rFonts w:ascii="Times New Roman" w:cs="Times New Roman" w:eastAsia="Times New Roman" w:hAnsi="Times New Roman"/>
+          <w:sz w:val="24"/>
+          <w:szCs w:val="24"/>
+        </w:rPr>
+        <w:t xml:space="preserve">Выдержан применимый срок досудебного урегулирования, установленный законом или договором, после направления претензии; его основание и дата окончания подтверждены.</w:t>
+      </w:r>
+    </w:p>
+    <w:p>
+      <w:pPr>
+        <w:pStyle w:val="ListParagraph"/>
+        <w:numPr>
+          <w:ilvl w:val="0"/>
+          <w:numId w:val="2"/>
+        </w:numPr>
+        <w:spacing w:after="80" w:line="276"/>
+      </w:pPr>
+      <w:r>
+        <w:rPr>
+          <w:rFonts w:ascii="Times New Roman" w:cs="Times New Roman" w:eastAsia="Times New Roman" w:hAnsi="Times New Roman"/>
+          <w:sz w:val="24"/>
+          <w:szCs w:val="24"/>
+        </w:rPr>
+        <w:t xml:space="preserve">Скобок «{{» в документе не осталось.</w:t>
+      </w:r>
+    </w:p>
+    <w:p>
+      <w:pPr>
+        <w:pStyle w:val="ListParagraph"/>
+        <w:numPr>
+          <w:ilvl w:val="0"/>
+          <w:numId w:val="2"/>
+        </w:numPr>
+        <w:spacing w:after="80" w:line="276"/>
+      </w:pPr>
+      <w:r>
+        <w:rPr>
+          <w:rFonts w:ascii="Times New Roman" w:cs="Times New Roman" w:eastAsia="Times New Roman" w:hAnsi="Times New Roman"/>
+          <w:sz w:val="24"/>
+          <w:szCs w:val="24"/>
+        </w:rPr>
+        <w:t xml:space="preserve">Выбран один вариант там, где их было два: подсудность, проценты или неустойка.</w:t>
+      </w:r>
+    </w:p>
+    <w:p>
+      <w:pPr>
+        <w:pStyle w:val="ListParagraph"/>
+        <w:numPr>
+          <w:ilvl w:val="0"/>
+          <w:numId w:val="2"/>
+        </w:numPr>
+        <w:spacing w:after="80" w:line="276"/>
+      </w:pPr>
+      <w:r>
+        <w:rPr>
+          <w:rFonts w:ascii="Times New Roman" w:cs="Times New Roman" w:eastAsia="Times New Roman" w:hAnsi="Times New Roman"/>
+          <w:sz w:val="24"/>
+          <w:szCs w:val="24"/>
+        </w:rPr>
+        <w:t xml:space="preserve">Выбранные проценты или неустойка пересчитаны на дату подачи, а не на дату претензии; сумма совпадает с требованием, расчётом и ценой иска.</w:t>
       </w:r>
     </w:p>
     <w:p>
@@ -2429,10 +2953,6 @@
 </w:document>
 </file>
 
-<file path=word/comments.xml><?xml version="1.0" encoding="utf-8"?>
-<w:comments xmlns:cx="http://schemas.microsoft.com/office/drawing/2014/chartex" xmlns:cx1="http://schemas.microsoft.com/office/drawing/2015/9/8/chartex" xmlns:cx2="http://schemas.microsoft.com/office/drawing/2015/10/21/chartex" xmlns:cx3="http://schemas.microsoft.com/office/drawing/2016/5/9/chartex" xmlns:cx4="http://schemas.microsoft.com/office/drawing/2016/5/10/chartex" xmlns:cx5="http://schemas.microsoft.com/office/drawing/2016/5/11/chartex" xmlns:cx6="http://schemas.microsoft.com/office/drawing/2016/5/12/chartex" xmlns:cx7="http://schemas.microsoft.com/office/drawing/2016/5/13/chartex" xmlns:cx8="http://schemas.microsoft.com/office/drawing/2016/5/14/chartex" xmlns:mc="http://schemas.openxmlformats.org/markup-compatibility/2006" xmlns:aink="http://schemas.microsoft.com/office/drawing/2016/ink" xmlns:am3d="http://schemas.microsoft.com/office/drawing/2017/model3d" xmlns:o="urn:schemas-microsoft-com:office:office" xmlns:r="http://schemas.openxmlformats.org/officeDocument/2006/relationships" xmlns:m="http://schemas.openxmlformats.org/officeDocument/2006/math" xmlns:v="urn:schemas-microsoft-com:vml" xmlns:wp14="http://schemas.microsoft.com/office/word/2010/wordprocessingDrawing" xmlns:wp="http://schemas.openxmlformats.org/drawingml/2006/wordprocessingDrawing" xmlns:w10="urn:schemas-microsoft-com:office:word" xmlns:w="http://schemas.openxmlformats.org/wordprocessingml/2006/main" xmlns:w14="http://schemas.microsoft.com/office/word/2010/wordml" xmlns:w15="http://schemas.microsoft.com/office/word/2012/wordml" xmlns:w16cex="http://schemas.microsoft.com/office/word/2018/wordml/cex" xmlns:w16cid="http://schemas.microsoft.com/office/word/2016/wordml/cid" xmlns:w16="http://schemas.microsoft.com/office/word/2018/wordml" xmlns:w16sdtdh="http://schemas.microsoft.com/office/word/2020/wordml/sdtdatahash" xmlns:w16se="http://schemas.microsoft.com/office/word/2015/wordml/symex" xmlns:wpg="http://schemas.microsoft.com/office/word/2010/wordprocessingGroup" xmlns:wpi="http://schemas.microsoft.com/office/word/2010/wordprocessingInk" xmlns:wne="http://schemas.microsoft.com/office/word/2006/wordml" xmlns:wps="http://schemas.microsoft.com/office/word/2010/wordprocessingShape"/>
-</file>
-
 <file path=word/endnotes.xml><?xml version="1.0" encoding="utf-8"?>
 <w:endnotes xmlns:wpc="http://schemas.microsoft.com/office/word/2010/wordprocessingCanvas" xmlns:mc="http://schemas.openxmlformats.org/markup-compatibility/2006" xmlns:o="urn:schemas-microsoft-com:office:office" xmlns:r="http://schemas.openxmlformats.org/officeDocument/2006/relationships" xmlns:m="http://schemas.openxmlformats.org/officeDocument/2006/math" xmlns:v="urn:schemas-microsoft-com:vml" xmlns:wp14="http://schemas.microsoft.com/office/word/2010/wordprocessingDrawing" xmlns:wp="http://schemas.openxmlformats.org/drawingml/2006/wordprocessingDrawing" xmlns:w10="urn:schemas-microsoft-com:office:word" xmlns:w="http://schemas.openxmlformats.org/wordprocessingml/2006/main" xmlns:w14="http://schemas.microsoft.com/office/word/2010/wordml" xmlns:w15="http://schemas.microsoft.com/office/word/2012/wordml" xmlns:wpg="http://schemas.microsoft.com/office/word/2010/wordprocessingGroup" xmlns:wpi="http://schemas.microsoft.com/office/word/2010/wordprocessingInk" xmlns:wne="http://schemas.microsoft.com/office/word/2006/wordml" xmlns:wps="http://schemas.microsoft.com/office/word/2010/wordprocessingShape" mc:Ignorable="w14 w15 wp14">
   <w:endnote w:type="separator" w:id="-1">
@@ -2511,7 +3031,7 @@
 <w:numbering xmlns:wpc="http://schemas.microsoft.com/office/word/2010/wordprocessingCanvas" xmlns:mc="http://schemas.openxmlformats.org/markup-compatibility/2006" xmlns:o="urn:schemas-microsoft-com:office:office" xmlns:r="http://schemas.openxmlformats.org/officeDocument/2006/relationships" xmlns:m="http://schemas.openxmlformats.org/officeDocument/2006/math" xmlns:v="urn:schemas-microsoft-com:vml" xmlns:wp14="http://schemas.microsoft.com/office/word/2010/wordprocessingDrawing" xmlns:wp="http://schemas.openxmlformats.org/drawingml/2006/wordprocessingDrawing" xmlns:w10="urn:schemas-microsoft-com:office:word" xmlns:w="http://schemas.openxmlformats.org/wordprocessingml/2006/main" xmlns:w14="http://schemas.microsoft.com/office/word/2010/wordml" xmlns:w15="http://schemas.microsoft.com/office/word/2012/wordml" xmlns:wpg="http://schemas.microsoft.com/office/word/2010/wordprocessingGroup" xmlns:wpi="http://schemas.microsoft.com/office/word/2010/wordprocessingInk" xmlns:wne="http://schemas.microsoft.com/office/word/2006/wordml" xmlns:wps="http://schemas.microsoft.com/office/word/2010/wordprocessingShape" mc:Ignorable="w14 w15 wp14">
   <w:abstractNum w:abstractNumId="1" w15:restartNumberingAfterBreak="0">
     <w:multiLevelType w:val="hybridMultilevel"/>
-    <w:lvl w:ilvl="0" w15:tentative="1">
+    <w:lvl w:ilvl="0" w:tentative="1">
       <w:start w:val="1"/>
       <w:numFmt w:val="bullet"/>
       <w:lvlText w:val="●"/>
@@ -2520,7 +3040,7 @@
         <w:ind w:left="720" w:hanging="360"/>
       </w:pPr>
     </w:lvl>
-    <w:lvl w:ilvl="1" w15:tentative="1">
+    <w:lvl w:ilvl="1" w:tentative="1">
       <w:start w:val="1"/>
       <w:numFmt w:val="bullet"/>
       <w:lvlText w:val="○"/>
@@ -2529,7 +3049,7 @@
         <w:ind w:left="1440" w:hanging="360"/>
       </w:pPr>
     </w:lvl>
-    <w:lvl w:ilvl="2" w15:tentative="1">
+    <w:lvl w:ilvl="2" w:tentative="1">
       <w:start w:val="1"/>
       <w:numFmt w:val="bullet"/>
       <w:lvlText w:val="■"/>
@@ -2538,7 +3058,7 @@
         <w:ind w:left="2160" w:hanging="360"/>
       </w:pPr>
     </w:lvl>
-    <w:lvl w:ilvl="3" w15:tentative="1">
+    <w:lvl w:ilvl="3" w:tentative="1">
       <w:start w:val="1"/>
       <w:numFmt w:val="bullet"/>
       <w:lvlText w:val="●"/>
@@ -2547,7 +3067,7 @@
         <w:ind w:left="2880" w:hanging="360"/>
       </w:pPr>
     </w:lvl>
-    <w:lvl w:ilvl="4" w15:tentative="1">
+    <w:lvl w:ilvl="4" w:tentative="1">
       <w:start w:val="1"/>
       <w:numFmt w:val="bullet"/>
       <w:lvlText w:val="○"/>
@@ -2556,7 +3076,7 @@
         <w:ind w:left="3600" w:hanging="360"/>
       </w:pPr>
     </w:lvl>
-    <w:lvl w:ilvl="5" w15:tentative="1">
+    <w:lvl w:ilvl="5" w:tentative="1">
       <w:start w:val="1"/>
       <w:numFmt w:val="bullet"/>
       <w:lvlText w:val="■"/>
@@ -2565,7 +3085,7 @@
         <w:ind w:left="4320" w:hanging="360"/>
       </w:pPr>
     </w:lvl>
-    <w:lvl w:ilvl="6" w15:tentative="1">
+    <w:lvl w:ilvl="6" w:tentative="1">
       <w:start w:val="1"/>
       <w:numFmt w:val="bullet"/>
       <w:lvlText w:val="●"/>
@@ -2574,7 +3094,7 @@
         <w:ind w:left="5040" w:hanging="360"/>
       </w:pPr>
     </w:lvl>
-    <w:lvl w:ilvl="7" w15:tentative="1">
+    <w:lvl w:ilvl="7" w:tentative="1">
       <w:start w:val="1"/>
       <w:numFmt w:val="bullet"/>
       <w:lvlText w:val="●"/>
@@ -2583,7 +3103,7 @@
         <w:ind w:left="5760" w:hanging="360"/>
       </w:pPr>
     </w:lvl>
-    <w:lvl w:ilvl="8" w15:tentative="1">
+    <w:lvl w:ilvl="8" w:tentative="1">
       <w:start w:val="1"/>
       <w:numFmt w:val="bullet"/>
       <w:lvlText w:val="●"/>
@@ -2595,7 +3115,7 @@
   </w:abstractNum>
   <w:abstractNum w:abstractNumId="2" w15:restartNumberingAfterBreak="0">
     <w:multiLevelType w:val="hybridMultilevel"/>
-    <w:lvl w:ilvl="0" w15:tentative="1">
+    <w:lvl w:ilvl="0" w:tentative="1">
       <w:start w:val="1"/>
       <w:numFmt w:val="bullet"/>
       <w:lvlText w:val="—"/>
@@ -2632,6 +3152,25 @@
     </w:rPrDefault>
     <w:pPrDefault/>
   </w:docDefaults>
+  <w:style w:type="paragraph" w:styleId="Normal" w:default="1">
+    <w:name w:val="Normal"/>
+    <w:qFormat/>
+  </w:style>
+  <w:style w:type="table" w:styleId="TableNormal" w:default="true">
+    <w:name w:val="Normal Table"/>
+    <w:uiPriority w:val="99"/>
+    <w:semiHidden/>
+    <w:unhideWhenUsed/>
+    <w:tblPr>
+      <w:tblInd w:type="dxa" w:w="0"/>
+      <w:tblCellMar>
+        <w:top w:type="dxa" w:w="0"/>
+        <w:left w:type="dxa" w:w="108"/>
+        <w:bottom w:type="dxa" w:w="0"/>
+        <w:right w:type="dxa" w:w="108"/>
+      </w:tblCellMar>
+    </w:tblPr>
+  </w:style>
   <w:style w:type="paragraph" w:styleId="Title">
     <w:name w:val="Title"/>
     <w:basedOn w:val="Normal"/>
@@ -2804,4 +3343,294 @@
     </w:rPr>
   </w:style>
 </w:styles>
+</file>
+
+<file path=word/theme/theme1.xml><?xml version="1.0" encoding="utf-8"?>
+<a:theme xmlns:a="http://schemas.openxmlformats.org/drawingml/2006/main" name="Office Theme">
+  <a:themeElements>
+    <a:clrScheme name="Office">
+      <a:dk1>
+        <a:sysClr val="windowText" lastClr="000000"/>
+      </a:dk1>
+      <a:lt1>
+        <a:sysClr val="window" lastClr="FFFFFF"/>
+      </a:lt1>
+      <a:dk2>
+        <a:srgbClr val="44546A"/>
+      </a:dk2>
+      <a:lt2>
+        <a:srgbClr val="E7E6E6"/>
+      </a:lt2>
+      <a:accent1>
+        <a:srgbClr val="4472C4"/>
+      </a:accent1>
+      <a:accent2>
+        <a:srgbClr val="ED7D31"/>
+      </a:accent2>
+      <a:accent3>
+        <a:srgbClr val="A5A5A5"/>
+      </a:accent3>
+      <a:accent4>
+        <a:srgbClr val="FFC000"/>
+      </a:accent4>
+      <a:accent5>
+        <a:srgbClr val="5B9BD5"/>
+      </a:accent5>
+      <a:accent6>
+        <a:srgbClr val="70AD47"/>
+      </a:accent6>
+      <a:hlink>
+        <a:srgbClr val="0563C1"/>
+      </a:hlink>
+      <a:folHlink>
+        <a:srgbClr val="954F72"/>
+      </a:folHlink>
+    </a:clrScheme>
+    <a:fontScheme name="Office">
+      <a:majorFont>
+        <a:latin typeface="Calibri Light" panose="020F0302020204030204"/>
+        <a:ea typeface=""/>
+        <a:cs typeface=""/>
+        <a:font script="Jpan" typeface="游ゴシック Light"/>
+        <a:font script="Hang" typeface="맑은 고딕"/>
+        <a:font script="Hans" typeface="等线 Light"/>
+        <a:font script="Hant" typeface="新細明體"/>
+        <a:font script="Arab" typeface="Times New Roman"/>
+        <a:font script="Hebr" typeface="Times New Roman"/>
+        <a:font script="Thai" typeface="Angsana New"/>
+        <a:font script="Ethi" typeface="Nyala"/>
+        <a:font script="Beng" typeface="Vrinda"/>
+        <a:font script="Gujr" typeface="Shruti"/>
+        <a:font script="Khmr" typeface="MoolBoran"/>
+        <a:font script="Knda" typeface="Tunga"/>
+        <a:font script="Guru" typeface="Raavi"/>
+        <a:font script="Cans" typeface="Euphemia"/>
+        <a:font script="Cher" typeface="Plantagenet Cherokee"/>
+        <a:font script="Yiii" typeface="Microsoft Yi Baiti"/>
+        <a:font script="Tibt" typeface="Microsoft Himalaya"/>
+        <a:font script="Thaa" typeface="MV Boli"/>
+        <a:font script="Deva" typeface="Mangal"/>
+        <a:font script="Telu" typeface="Gautami"/>
+        <a:font script="Taml" typeface="Latha"/>
+        <a:font script="Syrc" typeface="Estrangelo Edessa"/>
+        <a:font script="Orya" typeface="Kalinga"/>
+        <a:font script="Mlym" typeface="Kartika"/>
+        <a:font script="Laoo" typeface="DokChampa"/>
+        <a:font script="Sinh" typeface="Iskoola Pota"/>
+        <a:font script="Mong" typeface="Mongolian Baiti"/>
+        <a:font script="Viet" typeface="Times New Roman"/>
+        <a:font script="Uigh" typeface="Microsoft Uighur"/>
+        <a:font script="Geor" typeface="Sylfaen"/>
+        <a:font script="Armn" typeface="Arial"/>
+        <a:font script="Bugi" typeface="Leelawadee UI"/>
+        <a:font script="Bopo" typeface="Microsoft JhengHei"/>
+        <a:font script="Java" typeface="Javanese Text"/>
+        <a:font script="Lisu" typeface="Segoe UI"/>
+        <a:font script="Mymr" typeface="Myanmar Text"/>
+        <a:font script="Nkoo" typeface="Ebrima"/>
+        <a:font script="Olck" typeface="Nirmala UI"/>
+        <a:font script="Osma" typeface="Ebrima"/>
+        <a:font script="Phag" typeface="Phagspa"/>
+        <a:font script="Syrn" typeface="Estrangelo Edessa"/>
+        <a:font script="Syrj" typeface="Estrangelo Edessa"/>
+        <a:font script="Syre" typeface="Estrangelo Edessa"/>
+        <a:font script="Sora" typeface="Nirmala UI"/>
+        <a:font script="Tale" typeface="Microsoft Tai Le"/>
+        <a:font script="Talu" typeface="Microsoft New Tai Lue"/>
+        <a:font script="Tfng" typeface="Ebrima"/>
+      </a:majorFont>
+      <a:minorFont>
+        <a:latin typeface="Calibri" panose="020F0502020204030204"/>
+        <a:ea typeface=""/>
+        <a:cs typeface=""/>
+        <a:font script="Jpan" typeface="游明朝"/>
+        <a:font script="Hang" typeface="맑은 고딕"/>
+        <a:font script="Hans" typeface="等线"/>
+        <a:font script="Hant" typeface="新細明體"/>
+        <a:font script="Arab" typeface="Arial"/>
+        <a:font script="Hebr" typeface="Arial"/>
+        <a:font script="Thai" typeface="Cordia New"/>
+        <a:font script="Ethi" typeface="Nyala"/>
+        <a:font script="Beng" typeface="Vrinda"/>
+        <a:font script="Gujr" typeface="Shruti"/>
+        <a:font script="Khmr" typeface="DaunPenh"/>
+        <a:font script="Knda" typeface="Tunga"/>
+        <a:font script="Guru" typeface="Raavi"/>
+        <a:font script="Cans" typeface="Euphemia"/>
+        <a:font script="Cher" typeface="Plantagenet Cherokee"/>
+        <a:font script="Yiii" typeface="Microsoft Yi Baiti"/>
+        <a:font script="Tibt" typeface="Microsoft Himalaya"/>
+        <a:font script="Thaa" typeface="MV Boli"/>
+        <a:font script="Deva" typeface="Mangal"/>
+        <a:font script="Telu" typeface="Gautami"/>
+        <a:font script="Taml" typeface="Latha"/>
+        <a:font script="Syrc" typeface="Estrangelo Edessa"/>
+        <a:font script="Orya" typeface="Kalinga"/>
+        <a:font script="Mlym" typeface="Kartika"/>
+        <a:font script="Laoo" typeface="DokChampa"/>
+        <a:font script="Sinh" typeface="Iskoola Pota"/>
+        <a:font script="Mong" typeface="Mongolian Baiti"/>
+        <a:font script="Viet" typeface="Arial"/>
+        <a:font script="Uigh" typeface="Microsoft Uighur"/>
+        <a:font script="Geor" typeface="Sylfaen"/>
+        <a:font script="Armn" typeface="Arial"/>
+        <a:font script="Bugi" typeface="Leelawadee UI"/>
+        <a:font script="Bopo" typeface="Microsoft JhengHei"/>
+        <a:font script="Java" typeface="Javanese Text"/>
+        <a:font script="Lisu" typeface="Segoe UI"/>
+        <a:font script="Mymr" typeface="Myanmar Text"/>
+        <a:font script="Nkoo" typeface="Ebrima"/>
+        <a:font script="Olck" typeface="Nirmala UI"/>
+        <a:font script="Osma" typeface="Ebrima"/>
+        <a:font script="Phag" typeface="Phagspa"/>
+        <a:font script="Syrn" typeface="Estrangelo Edessa"/>
+        <a:font script="Syrj" typeface="Estrangelo Edessa"/>
+        <a:font script="Syre" typeface="Estrangelo Edessa"/>
+        <a:font script="Sora" typeface="Nirmala UI"/>
+        <a:font script="Tale" typeface="Microsoft Tai Le"/>
+        <a:font script="Talu" typeface="Microsoft New Tai Lue"/>
+        <a:font script="Tfng" typeface="Ebrima"/>
+      </a:minorFont>
+    </a:fontScheme>
+    <a:fmtScheme name="Office">
+      <a:fillStyleLst>
+        <a:solidFill>
+          <a:schemeClr val="phClr"/>
+        </a:solidFill>
+        <a:gradFill rotWithShape="true">
+          <a:gsLst>
+            <a:gs pos="0">
+              <a:schemeClr val="phClr">
+                <a:lumMod val="110000"/>
+                <a:satMod val="105000"/>
+                <a:tint val="67000"/>
+              </a:schemeClr>
+            </a:gs>
+            <a:gs pos="50000">
+              <a:schemeClr val="phClr">
+                <a:lumMod val="105000"/>
+                <a:satMod val="103000"/>
+                <a:tint val="73000"/>
+              </a:schemeClr>
+            </a:gs>
+            <a:gs pos="100000">
+              <a:schemeClr val="phClr">
+                <a:lumMod val="105000"/>
+                <a:satMod val="109000"/>
+                <a:tint val="81000"/>
+              </a:schemeClr>
+            </a:gs>
+          </a:gsLst>
+          <a:lin ang="5400000" scaled="false"/>
+        </a:gradFill>
+        <a:gradFill rotWithShape="true">
+          <a:gsLst>
+            <a:gs pos="0">
+              <a:schemeClr val="phClr">
+                <a:satMod val="103000"/>
+                <a:lumMod val="102000"/>
+                <a:tint val="94000"/>
+              </a:schemeClr>
+            </a:gs>
+            <a:gs pos="50000">
+              <a:schemeClr val="phClr">
+                <a:satMod val="110000"/>
+                <a:lumMod val="100000"/>
+                <a:shade val="100000"/>
+              </a:schemeClr>
+            </a:gs>
+            <a:gs pos="100000">
+              <a:schemeClr val="phClr">
+                <a:lumMod val="99000"/>
+                <a:satMod val="120000"/>
+                <a:shade val="78000"/>
+              </a:schemeClr>
+            </a:gs>
+          </a:gsLst>
+          <a:lin ang="5400000" scaled="false"/>
+        </a:gradFill>
+      </a:fillStyleLst>
+      <a:lnStyleLst>
+        <a:ln w="6350" cap="flat" cmpd="sng" algn="ctr">
+          <a:solidFill>
+            <a:schemeClr val="phClr"/>
+          </a:solidFill>
+          <a:prstDash val="solid"/>
+          <a:miter lim="800000"/>
+        </a:ln>
+        <a:ln w="12700" cap="flat" cmpd="sng" algn="ctr">
+          <a:solidFill>
+            <a:schemeClr val="phClr"/>
+          </a:solidFill>
+          <a:prstDash val="solid"/>
+          <a:miter lim="800000"/>
+        </a:ln>
+        <a:ln w="19050" cap="flat" cmpd="sng" algn="ctr">
+          <a:solidFill>
+            <a:schemeClr val="phClr"/>
+          </a:solidFill>
+          <a:prstDash val="solid"/>
+          <a:miter lim="800000"/>
+        </a:ln>
+      </a:lnStyleLst>
+      <a:effectStyleLst>
+        <a:effectStyle>
+          <a:effectLst/>
+        </a:effectStyle>
+        <a:effectStyle>
+          <a:effectLst/>
+        </a:effectStyle>
+        <a:effectStyle>
+          <a:effectLst>
+            <a:outerShdw blurRad="57150" dist="19050" dir="5400000" algn="ctr" rotWithShape="false">
+              <a:srgbClr val="000000">
+                <a:alpha val="63000"/>
+              </a:srgbClr>
+            </a:outerShdw>
+          </a:effectLst>
+        </a:effectStyle>
+      </a:effectStyleLst>
+      <a:bgFillStyleLst>
+        <a:solidFill>
+          <a:schemeClr val="phClr"/>
+        </a:solidFill>
+        <a:solidFill>
+          <a:schemeClr val="phClr">
+            <a:tint val="95000"/>
+            <a:satMod val="170000"/>
+          </a:schemeClr>
+        </a:solidFill>
+        <a:gradFill rotWithShape="true">
+          <a:gsLst>
+            <a:gs pos="0">
+              <a:schemeClr val="phClr">
+                <a:tint val="93000"/>
+                <a:satMod val="150000"/>
+                <a:shade val="98000"/>
+                <a:lumMod val="102000"/>
+              </a:schemeClr>
+            </a:gs>
+            <a:gs pos="50000">
+              <a:schemeClr val="phClr">
+                <a:tint val="98000"/>
+                <a:satMod val="130000"/>
+                <a:shade val="90000"/>
+                <a:lumMod val="103000"/>
+              </a:schemeClr>
+            </a:gs>
+            <a:gs pos="100000">
+              <a:schemeClr val="phClr">
+                <a:shade val="63000"/>
+                <a:satMod val="120000"/>
+              </a:schemeClr>
+            </a:gs>
+          </a:gsLst>
+          <a:lin ang="5400000" scaled="false"/>
+        </a:gradFill>
+      </a:bgFillStyleLst>
+    </a:fmtScheme>
+  </a:themeElements>
+  <a:objectDefaults/>
+  <a:extraClrSchemeLst/>
+</a:theme>
 </file>
--- a/products-storage/01-zakrytie-rabot/16-iskovoe-zayavlenie-o-vzyskanii.docx
+++ b/products-storage/01-zakrytie-rabot/16-iskovoe-zayavlenie-o-vzyskanii.docx
@@ -34,95 +34,6 @@
         <w:t xml:space="preserve">Шаблон иска в арбитражный суд: долг за принятые работы и проценты по ст. 395 ГК РФ.</w:t>
       </w:r>
     </w:p>
-    <w:tbl>
-      <w:tblPr>
-        <w:tblW w:type="dxa" w:w="9360"/>
-        <w:tblBorders>
-          <w:top w:val="single" w:color="auto" w:sz="4"/>
-          <w:left w:val="single" w:color="auto" w:sz="4"/>
-          <w:bottom w:val="single" w:color="auto" w:sz="4"/>
-          <w:right w:val="single" w:color="auto" w:sz="4"/>
-          <w:insideH w:val="single" w:color="auto" w:sz="4"/>
-          <w:insideV w:val="single" w:color="auto" w:sz="4"/>
-        </w:tblBorders>
-      </w:tblPr>
-      <w:tblGrid>
-        <w:gridCol w:w="9360"/>
-      </w:tblGrid>
-      <w:tr>
-        <w:tc>
-          <w:tcPr>
-            <w:tcW w:type="dxa" w:w="9360"/>
-            <w:shd w:fill="F2F2F2" w:val="clear"/>
-            <w:tcMar>
-              <w:top w:type="dxa" w:w="160"/>
-              <w:left w:type="dxa" w:w="200"/>
-              <w:bottom w:type="dxa" w:w="160"/>
-              <w:right w:type="dxa" w:w="200"/>
-            </w:tcMar>
-          </w:tcPr>
-          <w:p>
-            <w:pPr>
-              <w:spacing w:after="100" w:line="276"/>
-            </w:pPr>
-            <w:r>
-              <w:rPr>
-                <w:rFonts w:ascii="Times New Roman" w:cs="Times New Roman" w:eastAsia="Times New Roman" w:hAnsi="Times New Roman"/>
-                <w:b/>
-                <w:bCs/>
-                <w:sz w:val="24"/>
-                <w:szCs w:val="24"/>
-              </w:rPr>
-              <w:t xml:space="preserve">Важно, прочитайте до использования</w:t>
-            </w:r>
-          </w:p>
-          <w:p>
-            <w:pPr>
-              <w:spacing w:after="100" w:line="276"/>
-            </w:pPr>
-            <w:r>
-              <w:rPr>
-                <w:rFonts w:ascii="Times New Roman" w:cs="Times New Roman" w:eastAsia="Times New Roman" w:hAnsi="Times New Roman"/>
-                <w:sz w:val="24"/>
-                <w:szCs w:val="24"/>
-              </w:rPr>
-              <w:t xml:space="preserve">Это типовой шаблон, а не юридическая консультация и не гарантия взыскания. Он рассчитан на типовую ситуацию: работы приняты, акты подписаны обеими сторонами без замечаний, встречных требований нет.</w:t>
-            </w:r>
-          </w:p>
-          <w:p>
-            <w:pPr>
-              <w:spacing w:after="100" w:line="276"/>
-            </w:pPr>
-            <w:r>
-              <w:rPr>
-                <w:rFonts w:ascii="Times New Roman" w:cs="Times New Roman" w:eastAsia="Times New Roman" w:hAnsi="Times New Roman"/>
-                <w:sz w:val="24"/>
-                <w:szCs w:val="24"/>
-              </w:rPr>
-              <w:t xml:space="preserve">Нормативная сверка сопоставляет формулировки, сроки и порядок со статьями закона; она не заменяет юридическую консультацию и проверку обстоятельств вашего спора. Шаблон не заменяет консультацию по конкретной ситуации: выводы зависят от условий вашего договора, состава подписанных документов и обстоятельств спора, и приоритет всегда у договора. Если заказчик оспаривает объёмы или качество, заявляет зачёт, если акты подписаны неуполномоченным лицом или в картотеке арбитражных дел появилось дело о банкротстве должника — типовой текст создаёт ложную уверенность. В этих случаях обращайтесь к юристу до отправки.</w:t>
-            </w:r>
-          </w:p>
-          <w:p>
-            <w:pPr>
-              <w:spacing w:after="0" w:line="276"/>
-            </w:pPr>
-            <w:r>
-              <w:rPr>
-                <w:rFonts w:ascii="Times New Roman" w:cs="Times New Roman" w:eastAsia="Times New Roman" w:hAnsi="Times New Roman"/>
-                <w:sz w:val="24"/>
-                <w:szCs w:val="24"/>
-              </w:rPr>
-              <w:t xml:space="preserve">Ставок, сроков и размеров пошлин числом в шаблоне нет намеренно: они меняются, а скачанный файл не обновляется. Каждое число вы берёте из названного источника на дату составления документа.</w:t>
-            </w:r>
-          </w:p>
-        </w:tc>
-      </w:tr>
-    </w:tbl>
-    <w:p>
-      <w:pPr>
-        <w:spacing w:after="120" w:line="276"/>
-      </w:pPr>
-    </w:p>
     <w:p>
       <w:pPr>
         <w:pStyle w:val="Heading2"/>
@@ -137,7 +48,7 @@
           <w:sz w:val="26"/>
           <w:szCs w:val="26"/>
         </w:rPr>
-        <w:t xml:space="preserve">Зачем этот документ</w:t>
+        <w:t xml:space="preserve">Результат применения</w:t>
       </w:r>
     </w:p>
     <w:p>
@@ -220,7 +131,7 @@
           <w:sz w:val="26"/>
           <w:szCs w:val="26"/>
         </w:rPr>
-        <w:t xml:space="preserve">Когда шаблон откладывается и звонят юристу</w:t>
+        <w:t xml:space="preserve">Когда усилить позицию с юристом</w:t>
       </w:r>
     </w:p>
     <w:p>
@@ -233,7 +144,7 @@
           <w:sz w:val="24"/>
           <w:szCs w:val="24"/>
         </w:rPr>
-        <w:t xml:space="preserve">Это главный риск файла: типовой текст в осложнённом споре создаёт ложную уверенность. Откладывайте шаблон, если:</w:t>
+        <w:t xml:space="preserve">При следующих обстоятельствах соберите документы и согласуйте с юристом доказательства, требования и процессуальный маршрут:</w:t>
       </w:r>
     </w:p>
     <w:p>
@@ -340,7 +251,7 @@
           <w:sz w:val="26"/>
           <w:szCs w:val="26"/>
         </w:rPr>
-        <w:t xml:space="preserve">Чего этот документ не делает</w:t>
+        <w:t xml:space="preserve">Проверка перед подачей</w:t>
       </w:r>
     </w:p>
     <w:p>
@@ -358,7 +269,7 @@
           <w:sz w:val="24"/>
           <w:szCs w:val="24"/>
         </w:rPr>
-        <w:t xml:space="preserve">Не гарантирует взыскание: решение зависит от доказательств и возражений ответчика. Шаблон обеспечивает форму, а не исход.</w:t>
+        <w:t xml:space="preserve">Соберите доказательства выполнения и приёмки работ, расчёт долга и подтверждение направления претензии.</w:t>
       </w:r>
     </w:p>
     <w:p>
@@ -376,7 +287,7 @@
           <w:sz w:val="24"/>
           <w:szCs w:val="24"/>
         </w:rPr>
-        <w:t xml:space="preserve">Не заменяет проверку требований АПК на дату подачи. Состав документов и реквизитов установлен ст. 125 и 126 АПК РФ — сверьте с действующей редакцией перед подачей. Нарушение этих требований может повлечь оставление заявления без движения (ч. 1 ст. 128 АПК РФ) либо возврат в предусмотренных ст. 129 АПК РФ случаях. При несоблюдении обязательного досудебного порядка до принятия заявления суд возвращает его (п. 5 ч. 1 ст. 129 АПК РФ), а если нарушение установлено после принятия — оставляет без рассмотрения (п. 2 ч. 1 ст. 148 АПК РФ).</w:t>
+        <w:t xml:space="preserve">Сверьте реквизиты заявления и приложения со ст. 125 и 126 АПК РФ на дату подачи; проверьте истечение применимого срока досудебного урегулирования. Эта подготовка помогает подать полный комплект и пройти проверку суда по ст. 128, 129 и 148 АПК РФ.</w:t>
       </w:r>
     </w:p>
     <w:p>
@@ -2953,6 +2864,10 @@
 </w:document>
 </file>
 
+<file path=word/comments.xml><?xml version="1.0" encoding="utf-8"?>
+<w:comments xmlns:cx="http://schemas.microsoft.com/office/drawing/2014/chartex" xmlns:cx1="http://schemas.microsoft.com/office/drawing/2015/9/8/chartex" xmlns:cx2="http://schemas.microsoft.com/office/drawing/2015/10/21/chartex" xmlns:cx3="http://schemas.microsoft.com/office/drawing/2016/5/9/chartex" xmlns:cx4="http://schemas.microsoft.com/office/drawing/2016/5/10/chartex" xmlns:cx5="http://schemas.microsoft.com/office/drawing/2016/5/11/chartex" xmlns:cx6="http://schemas.microsoft.com/office/drawing/2016/5/12/chartex" xmlns:cx7="http://schemas.microsoft.com/office/drawing/2016/5/13/chartex" xmlns:cx8="http://schemas.microsoft.com/office/drawing/2016/5/14/chartex" xmlns:mc="http://schemas.openxmlformats.org/markup-compatibility/2006" xmlns:aink="http://schemas.microsoft.com/office/drawing/2016/ink" xmlns:am3d="http://schemas.microsoft.com/office/drawing/2017/model3d" xmlns:o="urn:schemas-microsoft-com:office:office" xmlns:r="http://schemas.openxmlformats.org/officeDocument/2006/relationships" xmlns:m="http://schemas.openxmlformats.org/officeDocument/2006/math" xmlns:v="urn:schemas-microsoft-com:vml" xmlns:wp14="http://schemas.microsoft.com/office/word/2010/wordprocessingDrawing" xmlns:wp="http://schemas.openxmlformats.org/drawingml/2006/wordprocessingDrawing" xmlns:w10="urn:schemas-microsoft-com:office:word" xmlns:w="http://schemas.openxmlformats.org/wordprocessingml/2006/main" xmlns:w14="http://schemas.microsoft.com/office/word/2010/wordml" xmlns:w15="http://schemas.microsoft.com/office/word/2012/wordml" xmlns:w16cex="http://schemas.microsoft.com/office/word/2018/wordml/cex" xmlns:w16cid="http://schemas.microsoft.com/office/word/2016/wordml/cid" xmlns:w16="http://schemas.microsoft.com/office/word/2018/wordml" xmlns:w16sdtdh="http://schemas.microsoft.com/office/word/2020/wordml/sdtdatahash" xmlns:w16se="http://schemas.microsoft.com/office/word/2015/wordml/symex" xmlns:wpg="http://schemas.microsoft.com/office/word/2010/wordprocessingGroup" xmlns:wpi="http://schemas.microsoft.com/office/word/2010/wordprocessingInk" xmlns:wne="http://schemas.microsoft.com/office/word/2006/wordml" xmlns:wps="http://schemas.microsoft.com/office/word/2010/wordprocessingShape"/>
+</file>
+
 <file path=word/endnotes.xml><?xml version="1.0" encoding="utf-8"?>
 <w:endnotes xmlns:wpc="http://schemas.microsoft.com/office/word/2010/wordprocessingCanvas" xmlns:mc="http://schemas.openxmlformats.org/markup-compatibility/2006" xmlns:o="urn:schemas-microsoft-com:office:office" xmlns:r="http://schemas.openxmlformats.org/officeDocument/2006/relationships" xmlns:m="http://schemas.openxmlformats.org/officeDocument/2006/math" xmlns:v="urn:schemas-microsoft-com:vml" xmlns:wp14="http://schemas.microsoft.com/office/word/2010/wordprocessingDrawing" xmlns:wp="http://schemas.openxmlformats.org/drawingml/2006/wordprocessingDrawing" xmlns:w10="urn:schemas-microsoft-com:office:word" xmlns:w="http://schemas.openxmlformats.org/wordprocessingml/2006/main" xmlns:w14="http://schemas.microsoft.com/office/word/2010/wordml" xmlns:w15="http://schemas.microsoft.com/office/word/2012/wordml" xmlns:wpg="http://schemas.microsoft.com/office/word/2010/wordprocessingGroup" xmlns:wpi="http://schemas.microsoft.com/office/word/2010/wordprocessingInk" xmlns:wne="http://schemas.microsoft.com/office/word/2006/wordml" xmlns:wps="http://schemas.microsoft.com/office/word/2010/wordprocessingShape" mc:Ignorable="w14 w15 wp14">
   <w:endnote w:type="separator" w:id="-1">
@@ -3031,7 +2946,7 @@
 <w:numbering xmlns:wpc="http://schemas.microsoft.com/office/word/2010/wordprocessingCanvas" xmlns:mc="http://schemas.openxmlformats.org/markup-compatibility/2006" xmlns:o="urn:schemas-microsoft-com:office:office" xmlns:r="http://schemas.openxmlformats.org/officeDocument/2006/relationships" xmlns:m="http://schemas.openxmlformats.org/officeDocument/2006/math" xmlns:v="urn:schemas-microsoft-com:vml" xmlns:wp14="http://schemas.microsoft.com/office/word/2010/wordprocessingDrawing" xmlns:wp="http://schemas.openxmlformats.org/drawingml/2006/wordprocessingDrawing" xmlns:w10="urn:schemas-microsoft-com:office:word" xmlns:w="http://schemas.openxmlformats.org/wordprocessingml/2006/main" xmlns:w14="http://schemas.microsoft.com/office/word/2010/wordml" xmlns:w15="http://schemas.microsoft.com/office/word/2012/wordml" xmlns:wpg="http://schemas.microsoft.com/office/word/2010/wordprocessingGroup" xmlns:wpi="http://schemas.microsoft.com/office/word/2010/wordprocessingInk" xmlns:wne="http://schemas.microsoft.com/office/word/2006/wordml" xmlns:wps="http://schemas.microsoft.com/office/word/2010/wordprocessingShape" mc:Ignorable="w14 w15 wp14">
   <w:abstractNum w:abstractNumId="1" w15:restartNumberingAfterBreak="0">
     <w:multiLevelType w:val="hybridMultilevel"/>
-    <w:lvl w:ilvl="0" w:tentative="1">
+    <w:lvl w:ilvl="0" w15:tentative="1">
       <w:start w:val="1"/>
       <w:numFmt w:val="bullet"/>
       <w:lvlText w:val="●"/>
@@ -3040,7 +2955,7 @@
         <w:ind w:left="720" w:hanging="360"/>
       </w:pPr>
     </w:lvl>
-    <w:lvl w:ilvl="1" w:tentative="1">
+    <w:lvl w:ilvl="1" w15:tentative="1">
       <w:start w:val="1"/>
       <w:numFmt w:val="bullet"/>
       <w:lvlText w:val="○"/>
@@ -3049,7 +2964,7 @@
         <w:ind w:left="1440" w:hanging="360"/>
       </w:pPr>
     </w:lvl>
-    <w:lvl w:ilvl="2" w:tentative="1">
+    <w:lvl w:ilvl="2" w15:tentative="1">
       <w:start w:val="1"/>
       <w:numFmt w:val="bullet"/>
       <w:lvlText w:val="■"/>
@@ -3058,7 +2973,7 @@
         <w:ind w:left="2160" w:hanging="360"/>
       </w:pPr>
     </w:lvl>
-    <w:lvl w:ilvl="3" w:tentative="1">
+    <w:lvl w:ilvl="3" w15:tentative="1">
       <w:start w:val="1"/>
       <w:numFmt w:val="bullet"/>
       <w:lvlText w:val="●"/>
@@ -3067,7 +2982,7 @@
         <w:ind w:left="2880" w:hanging="360"/>
       </w:pPr>
     </w:lvl>
-    <w:lvl w:ilvl="4" w:tentative="1">
+    <w:lvl w:ilvl="4" w15:tentative="1">
       <w:start w:val="1"/>
       <w:numFmt w:val="bullet"/>
       <w:lvlText w:val="○"/>
@@ -3076,7 +2991,7 @@
         <w:ind w:left="3600" w:hanging="360"/>
       </w:pPr>
     </w:lvl>
-    <w:lvl w:ilvl="5" w:tentative="1">
+    <w:lvl w:ilvl="5" w15:tentative="1">
       <w:start w:val="1"/>
       <w:numFmt w:val="bullet"/>
       <w:lvlText w:val="■"/>
@@ -3085,7 +3000,7 @@
         <w:ind w:left="4320" w:hanging="360"/>
       </w:pPr>
     </w:lvl>
-    <w:lvl w:ilvl="6" w:tentative="1">
+    <w:lvl w:ilvl="6" w15:tentative="1">
       <w:start w:val="1"/>
       <w:numFmt w:val="bullet"/>
       <w:lvlText w:val="●"/>
@@ -3094,7 +3009,7 @@
         <w:ind w:left="5040" w:hanging="360"/>
       </w:pPr>
     </w:lvl>
-    <w:lvl w:ilvl="7" w:tentative="1">
+    <w:lvl w:ilvl="7" w15:tentative="1">
       <w:start w:val="1"/>
       <w:numFmt w:val="bullet"/>
       <w:lvlText w:val="●"/>
@@ -3103,7 +3018,7 @@
         <w:ind w:left="5760" w:hanging="360"/>
       </w:pPr>
     </w:lvl>
-    <w:lvl w:ilvl="8" w:tentative="1">
+    <w:lvl w:ilvl="8" w15:tentative="1">
       <w:start w:val="1"/>
       <w:numFmt w:val="bullet"/>
       <w:lvlText w:val="●"/>
@@ -3115,7 +3030,7 @@
   </w:abstractNum>
   <w:abstractNum w:abstractNumId="2" w15:restartNumberingAfterBreak="0">
     <w:multiLevelType w:val="hybridMultilevel"/>
-    <w:lvl w:ilvl="0" w:tentative="1">
+    <w:lvl w:ilvl="0" w15:tentative="1">
       <w:start w:val="1"/>
       <w:numFmt w:val="bullet"/>
       <w:lvlText w:val="—"/>
@@ -3152,25 +3067,6 @@
     </w:rPrDefault>
     <w:pPrDefault/>
   </w:docDefaults>
-  <w:style w:type="paragraph" w:styleId="Normal" w:default="1">
-    <w:name w:val="Normal"/>
-    <w:qFormat/>
-  </w:style>
-  <w:style w:type="table" w:styleId="TableNormal" w:default="true">
-    <w:name w:val="Normal Table"/>
-    <w:uiPriority w:val="99"/>
-    <w:semiHidden/>
-    <w:unhideWhenUsed/>
-    <w:tblPr>
-      <w:tblInd w:type="dxa" w:w="0"/>
-      <w:tblCellMar>
-        <w:top w:type="dxa" w:w="0"/>
-        <w:left w:type="dxa" w:w="108"/>
-        <w:bottom w:type="dxa" w:w="0"/>
-        <w:right w:type="dxa" w:w="108"/>
-      </w:tblCellMar>
-    </w:tblPr>
-  </w:style>
   <w:style w:type="paragraph" w:styleId="Title">
     <w:name w:val="Title"/>
     <w:basedOn w:val="Normal"/>
@@ -3343,294 +3239,4 @@
     </w:rPr>
   </w:style>
 </w:styles>
-</file>
-
-<file path=word/theme/theme1.xml><?xml version="1.0" encoding="utf-8"?>
-<a:theme xmlns:a="http://schemas.openxmlformats.org/drawingml/2006/main" name="Office Theme">
-  <a:themeElements>
-    <a:clrScheme name="Office">
-      <a:dk1>
-        <a:sysClr val="windowText" lastClr="000000"/>
-      </a:dk1>
-      <a:lt1>
-        <a:sysClr val="window" lastClr="FFFFFF"/>
-      </a:lt1>
-      <a:dk2>
-        <a:srgbClr val="44546A"/>
-      </a:dk2>
-      <a:lt2>
-        <a:srgbClr val="E7E6E6"/>
-      </a:lt2>
-      <a:accent1>
-        <a:srgbClr val="4472C4"/>
-      </a:accent1>
-      <a:accent2>
-        <a:srgbClr val="ED7D31"/>
-      </a:accent2>
-      <a:accent3>
-        <a:srgbClr val="A5A5A5"/>
-      </a:accent3>
-      <a:accent4>
-        <a:srgbClr val="FFC000"/>
-      </a:accent4>
-      <a:accent5>
-        <a:srgbClr val="5B9BD5"/>
-      </a:accent5>
-      <a:accent6>
-        <a:srgbClr val="70AD47"/>
-      </a:accent6>
-      <a:hlink>
-        <a:srgbClr val="0563C1"/>
-      </a:hlink>
-      <a:folHlink>
-        <a:srgbClr val="954F72"/>
-      </a:folHlink>
-    </a:clrScheme>
-    <a:fontScheme name="Office">
-      <a:majorFont>
-        <a:latin typeface="Calibri Light" panose="020F0302020204030204"/>
-        <a:ea typeface=""/>
-        <a:cs typeface=""/>
-        <a:font script="Jpan" typeface="游ゴシック Light"/>
-        <a:font script="Hang" typeface="맑은 고딕"/>
-        <a:font script="Hans" typeface="等线 Light"/>
-        <a:font script="Hant" typeface="新細明體"/>
-        <a:font script="Arab" typeface="Times New Roman"/>
-        <a:font script="Hebr" typeface="Times New Roman"/>
-        <a:font script="Thai" typeface="Angsana New"/>
-        <a:font script="Ethi" typeface="Nyala"/>
-        <a:font script="Beng" typeface="Vrinda"/>
-        <a:font script="Gujr" typeface="Shruti"/>
-        <a:font script="Khmr" typeface="MoolBoran"/>
-        <a:font script="Knda" typeface="Tunga"/>
-        <a:font script="Guru" typeface="Raavi"/>
-        <a:font script="Cans" typeface="Euphemia"/>
-        <a:font script="Cher" typeface="Plantagenet Cherokee"/>
-        <a:font script="Yiii" typeface="Microsoft Yi Baiti"/>
-        <a:font script="Tibt" typeface="Microsoft Himalaya"/>
-        <a:font script="Thaa" typeface="MV Boli"/>
-        <a:font script="Deva" typeface="Mangal"/>
-        <a:font script="Telu" typeface="Gautami"/>
-        <a:font script="Taml" typeface="Latha"/>
-        <a:font script="Syrc" typeface="Estrangelo Edessa"/>
-        <a:font script="Orya" typeface="Kalinga"/>
-        <a:font script="Mlym" typeface="Kartika"/>
-        <a:font script="Laoo" typeface="DokChampa"/>
-        <a:font script="Sinh" typeface="Iskoola Pota"/>
-        <a:font script="Mong" typeface="Mongolian Baiti"/>
-        <a:font script="Viet" typeface="Times New Roman"/>
-        <a:font script="Uigh" typeface="Microsoft Uighur"/>
-        <a:font script="Geor" typeface="Sylfaen"/>
-        <a:font script="Armn" typeface="Arial"/>
-        <a:font script="Bugi" typeface="Leelawadee UI"/>
-        <a:font script="Bopo" typeface="Microsoft JhengHei"/>
-        <a:font script="Java" typeface="Javanese Text"/>
-        <a:font script="Lisu" typeface="Segoe UI"/>
-        <a:font script="Mymr" typeface="Myanmar Text"/>
-        <a:font script="Nkoo" typeface="Ebrima"/>
-        <a:font script="Olck" typeface="Nirmala UI"/>
-        <a:font script="Osma" typeface="Ebrima"/>
-        <a:font script="Phag" typeface="Phagspa"/>
-        <a:font script="Syrn" typeface="Estrangelo Edessa"/>
-        <a:font script="Syrj" typeface="Estrangelo Edessa"/>
-        <a:font script="Syre" typeface="Estrangelo Edessa"/>
-        <a:font script="Sora" typeface="Nirmala UI"/>
-        <a:font script="Tale" typeface="Microsoft Tai Le"/>
-        <a:font script="Talu" typeface="Microsoft New Tai Lue"/>
-        <a:font script="Tfng" typeface="Ebrima"/>
-      </a:majorFont>
-      <a:minorFont>
-        <a:latin typeface="Calibri" panose="020F0502020204030204"/>
-        <a:ea typeface=""/>
-        <a:cs typeface=""/>
-        <a:font script="Jpan" typeface="游明朝"/>
-        <a:font script="Hang" typeface="맑은 고딕"/>
-        <a:font script="Hans" typeface="等线"/>
-        <a:font script="Hant" typeface="新細明體"/>
-        <a:font script="Arab" typeface="Arial"/>
-        <a:font script="Hebr" typeface="Arial"/>
-        <a:font script="Thai" typeface="Cordia New"/>
-        <a:font script="Ethi" typeface="Nyala"/>
-        <a:font script="Beng" typeface="Vrinda"/>
-        <a:font script="Gujr" typeface="Shruti"/>
-        <a:font script="Khmr" typeface="DaunPenh"/>
-        <a:font script="Knda" typeface="Tunga"/>
-        <a:font script="Guru" typeface="Raavi"/>
-        <a:font script="Cans" typeface="Euphemia"/>
-        <a:font script="Cher" typeface="Plantagenet Cherokee"/>
-        <a:font script="Yiii" typeface="Microsoft Yi Baiti"/>
-        <a:font script="Tibt" typeface="Microsoft Himalaya"/>
-        <a:font script="Thaa" typeface="MV Boli"/>
-        <a:font script="Deva" typeface="Mangal"/>
-        <a:font script="Telu" typeface="Gautami"/>
-        <a:font script="Taml" typeface="Latha"/>
-        <a:font script="Syrc" typeface="Estrangelo Edessa"/>
-        <a:font script="Orya" typeface="Kalinga"/>
-        <a:font script="Mlym" typeface="Kartika"/>
-        <a:font script="Laoo" typeface="DokChampa"/>
-        <a:font script="Sinh" typeface="Iskoola Pota"/>
-        <a:font script="Mong" typeface="Mongolian Baiti"/>
-        <a:font script="Viet" typeface="Arial"/>
-        <a:font script="Uigh" typeface="Microsoft Uighur"/>
-        <a:font script="Geor" typeface="Sylfaen"/>
-        <a:font script="Armn" typeface="Arial"/>
-        <a:font script="Bugi" typeface="Leelawadee UI"/>
-        <a:font script="Bopo" typeface="Microsoft JhengHei"/>
-        <a:font script="Java" typeface="Javanese Text"/>
-        <a:font script="Lisu" typeface="Segoe UI"/>
-        <a:font script="Mymr" typeface="Myanmar Text"/>
-        <a:font script="Nkoo" typeface="Ebrima"/>
-        <a:font script="Olck" typeface="Nirmala UI"/>
-        <a:font script="Osma" typeface="Ebrima"/>
-        <a:font script="Phag" typeface="Phagspa"/>
-        <a:font script="Syrn" typeface="Estrangelo Edessa"/>
-        <a:font script="Syrj" typeface="Estrangelo Edessa"/>
-        <a:font script="Syre" typeface="Estrangelo Edessa"/>
-        <a:font script="Sora" typeface="Nirmala UI"/>
-        <a:font script="Tale" typeface="Microsoft Tai Le"/>
-        <a:font script="Talu" typeface="Microsoft New Tai Lue"/>
-        <a:font script="Tfng" typeface="Ebrima"/>
-      </a:minorFont>
-    </a:fontScheme>
-    <a:fmtScheme name="Office">
-      <a:fillStyleLst>
-        <a:solidFill>
-          <a:schemeClr val="phClr"/>
-        </a:solidFill>
-        <a:gradFill rotWithShape="true">
-          <a:gsLst>
-            <a:gs pos="0">
-              <a:schemeClr val="phClr">
-                <a:lumMod val="110000"/>
-                <a:satMod val="105000"/>
-                <a:tint val="67000"/>
-              </a:schemeClr>
-            </a:gs>
-            <a:gs pos="50000">
-              <a:schemeClr val="phClr">
-                <a:lumMod val="105000"/>
-                <a:satMod val="103000"/>
-                <a:tint val="73000"/>
-              </a:schemeClr>
-            </a:gs>
-            <a:gs pos="100000">
-              <a:schemeClr val="phClr">
-                <a:lumMod val="105000"/>
-                <a:satMod val="109000"/>
-                <a:tint val="81000"/>
-              </a:schemeClr>
-            </a:gs>
-          </a:gsLst>
-          <a:lin ang="5400000" scaled="false"/>
-        </a:gradFill>
-        <a:gradFill rotWithShape="true">
-          <a:gsLst>
-            <a:gs pos="0">
-              <a:schemeClr val="phClr">
-                <a:satMod val="103000"/>
-                <a:lumMod val="102000"/>
-                <a:tint val="94000"/>
-              </a:schemeClr>
-            </a:gs>
-            <a:gs pos="50000">
-              <a:schemeClr val="phClr">
-                <a:satMod val="110000"/>
-                <a:lumMod val="100000"/>
-                <a:shade val="100000"/>
-              </a:schemeClr>
-            </a:gs>
-            <a:gs pos="100000">
-              <a:schemeClr val="phClr">
-                <a:lumMod val="99000"/>
-                <a:satMod val="120000"/>
-                <a:shade val="78000"/>
-              </a:schemeClr>
-            </a:gs>
-          </a:gsLst>
-          <a:lin ang="5400000" scaled="false"/>
-        </a:gradFill>
-      </a:fillStyleLst>
-      <a:lnStyleLst>
-        <a:ln w="6350" cap="flat" cmpd="sng" algn="ctr">
-          <a:solidFill>
-            <a:schemeClr val="phClr"/>
-          </a:solidFill>
-          <a:prstDash val="solid"/>
-          <a:miter lim="800000"/>
-        </a:ln>
-        <a:ln w="12700" cap="flat" cmpd="sng" algn="ctr">
-          <a:solidFill>
-            <a:schemeClr val="phClr"/>
-          </a:solidFill>
-          <a:prstDash val="solid"/>
-          <a:miter lim="800000"/>
-        </a:ln>
-        <a:ln w="19050" cap="flat" cmpd="sng" algn="ctr">
-          <a:solidFill>
-            <a:schemeClr val="phClr"/>
-          </a:solidFill>
-          <a:prstDash val="solid"/>
-          <a:miter lim="800000"/>
-        </a:ln>
-      </a:lnStyleLst>
-      <a:effectStyleLst>
-        <a:effectStyle>
-          <a:effectLst/>
-        </a:effectStyle>
-        <a:effectStyle>
-          <a:effectLst/>
-        </a:effectStyle>
-        <a:effectStyle>
-          <a:effectLst>
-            <a:outerShdw blurRad="57150" dist="19050" dir="5400000" algn="ctr" rotWithShape="false">
-              <a:srgbClr val="000000">
-                <a:alpha val="63000"/>
-              </a:srgbClr>
-            </a:outerShdw>
-          </a:effectLst>
-        </a:effectStyle>
-      </a:effectStyleLst>
-      <a:bgFillStyleLst>
-        <a:solidFill>
-          <a:schemeClr val="phClr"/>
-        </a:solidFill>
-        <a:solidFill>
-          <a:schemeClr val="phClr">
-            <a:tint val="95000"/>
-            <a:satMod val="170000"/>
-          </a:schemeClr>
-        </a:solidFill>
-        <a:gradFill rotWithShape="true">
-          <a:gsLst>
-            <a:gs pos="0">
-              <a:schemeClr val="phClr">
-                <a:tint val="93000"/>
-                <a:satMod val="150000"/>
-                <a:shade val="98000"/>
-                <a:lumMod val="102000"/>
-              </a:schemeClr>
-            </a:gs>
-            <a:gs pos="50000">
-              <a:schemeClr val="phClr">
-                <a:tint val="98000"/>
-                <a:satMod val="130000"/>
-                <a:shade val="90000"/>
-                <a:lumMod val="103000"/>
-              </a:schemeClr>
-            </a:gs>
-            <a:gs pos="100000">
-              <a:schemeClr val="phClr">
-                <a:shade val="63000"/>
-                <a:satMod val="120000"/>
-              </a:schemeClr>
-            </a:gs>
-          </a:gsLst>
-          <a:lin ang="5400000" scaled="false"/>
-        </a:gradFill>
-      </a:bgFillStyleLst>
-    </a:fmtScheme>
-  </a:themeElements>
-  <a:objectDefaults/>
-  <a:extraClrSchemeLst/>
-</a:theme>
 </file>
--- a/products-storage/01-zakrytie-rabot/16-iskovoe-zayavlenie-o-vzyskanii.docx
+++ b/products-storage/01-zakrytie-rabot/16-iskovoe-zayavlenie-o-vzyskanii.docx
@@ -31,7 +31,7 @@
           <w:sz w:val="24"/>
           <w:szCs w:val="24"/>
         </w:rPr>
-        <w:t xml:space="preserve">Шаблон иска в арбитражный суд: долг за принятые работы и проценты по ст. 395 ГК РФ.</w:t>
+        <w:t xml:space="preserve">Форма иска в арбитражный суд о долге за принятые работы и процентах по ст. 395 ГК РФ.</w:t>
       </w:r>
     </w:p>
     <w:p>
@@ -61,7 +61,7 @@
           <w:sz w:val="24"/>
           <w:szCs w:val="24"/>
         </w:rPr>
-        <w:t xml:space="preserve">Шаблон рассчитан на самый чистый случай: обе стороны — юридические лица или индивидуальные предприниматели, акты подписаны без замечаний, претензионный порядок соблюдён, встречных требований нет. В этом случае иск действительно можно подать самостоятельно.</w:t>
+        <w:t xml:space="preserve">Форма помогает подготовить иск, когда обе стороны — юридические лица или индивидуальные предприниматели, акты подписаны без замечаний, претензионный порядок соблюдён, встречных требований нет. В этом случае иск действительно можно подать самостоятельно.</w:t>
       </w:r>
     </w:p>
     <w:p>
@@ -131,7 +131,7 @@
           <w:sz w:val="26"/>
           <w:szCs w:val="26"/>
         </w:rPr>
-        <w:t xml:space="preserve">Когда усилить позицию с юристом</w:t>
+        <w:t xml:space="preserve">Дополнительные доказательства и процессуальный маршрут</w:t>
       </w:r>
     </w:p>
     <w:p>
@@ -144,7 +144,7 @@
           <w:sz w:val="24"/>
           <w:szCs w:val="24"/>
         </w:rPr>
-        <w:t xml:space="preserve">При следующих обстоятельствах соберите документы и согласуйте с юристом доказательства, требования и процессуальный маршрут:</w:t>
+        <w:t xml:space="preserve">При следующих обстоятельствах соберите подтверждения и определите требования и процессуальный маршрут с учётом материалов дела:</w:t>
       </w:r>
     </w:p>
     <w:p>
@@ -2671,7 +2671,7 @@
           <w:sz w:val="24"/>
           <w:szCs w:val="24"/>
         </w:rPr>
-        <w:t xml:space="preserve">Размер — по ст. 333.21 Налогового кодекса РФ от цены иска. Числа в шаблоне нет намеренно: ставки пошлины менялись, и зашитая цифра рано или поздно станет неверной. Считайте калькулятором на сайте арбитражного суда или в системе «Мой арбитр» на дату подачи — по памяти не пишите.</w:t>
+        <w:t xml:space="preserve">Размер — по ст. 333.21 Налогового кодекса РФ от цены иска. Число в форме заполняется намеренно: ставки пошлины менялись, и зашитая цифра рано или поздно станет неверной. Считайте калькулятором на сайте арбитражного суда или в системе «Мой арбитр» на дату подачи — по памяти не пишите.</w:t>
       </w:r>
     </w:p>
     <w:p>

--- a/products-storage/01-zakrytie-rabot/16-iskovoe-zayavlenie-o-vzyskanii.docx
+++ b/products-storage/01-zakrytie-rabot/16-iskovoe-zayavlenie-o-vzyskanii.docx
@@ -4,7 +4,8 @@
   <w:body>
     <w:p>
       <w:pPr>
-        <w:pStyle w:val="Heading1"/>
+        <w:pStyle w:val="Title"/>
+        <w:keepNext/>
         <w:spacing w:after="200" w:before="240"/>
       </w:pPr>
       <w:r>
@@ -12,7 +13,8 @@
           <w:rFonts w:ascii="Times New Roman" w:cs="Times New Roman" w:eastAsia="Times New Roman" w:hAnsi="Times New Roman"/>
           <w:b/>
           <w:bCs/>
-          <w:sz w:val="32"/>
+          <w:color w:val="000000"/>
+          <w:sz w:val="34"/>
           <w:szCs w:val="32"/>
         </w:rPr>
         <w:t xml:space="preserve">Исковое заявление о взыскании задолженности по договору подряда</w:t>
@@ -20,15 +22,15 @@
     </w:p>
     <w:p>
       <w:pPr>
-        <w:spacing w:after="120" w:line="276"/>
+        <w:spacing w:after="60" w:line="276"/>
       </w:pPr>
       <w:r>
         <w:rPr>
           <w:rFonts w:ascii="Times New Roman" w:cs="Times New Roman" w:eastAsia="Times New Roman" w:hAnsi="Times New Roman"/>
           <w:i/>
           <w:iCs/>
-          <w:color w:val="595959"/>
-          <w:sz w:val="24"/>
+          <w:color w:val="262F37"/>
+          <w:sz w:val="21"/>
           <w:szCs w:val="24"/>
         </w:rPr>
         <w:t xml:space="preserve">Форма иска в арбитражный суд о долге за принятые работы и процентах по ст. 395 ГК РФ.</w:t>
@@ -38,14 +40,15 @@
       <w:pPr>
         <w:pStyle w:val="Heading2"/>
         <w:keepNext/>
-        <w:spacing w:after="120" w:before="260"/>
-      </w:pPr>
-      <w:r>
-        <w:rPr>
-          <w:rFonts w:ascii="Times New Roman" w:cs="Times New Roman" w:eastAsia="Times New Roman" w:hAnsi="Times New Roman"/>
-          <w:b/>
-          <w:bCs/>
-          <w:sz w:val="26"/>
+        <w:spacing w:after="80" w:before="160"/>
+      </w:pPr>
+      <w:r>
+        <w:rPr>
+          <w:rFonts w:ascii="Times New Roman" w:cs="Times New Roman" w:eastAsia="Times New Roman" w:hAnsi="Times New Roman"/>
+          <w:b/>
+          <w:bCs/>
+          <w:color w:val="8E6F32"/>
+          <w:sz w:val="24"/>
           <w:szCs w:val="26"/>
         </w:rPr>
         <w:t xml:space="preserve">Результат применения</w:t>
@@ -53,12 +56,13 @@
     </w:p>
     <w:p>
       <w:pPr>
-        <w:spacing w:after="120" w:line="276"/>
-      </w:pPr>
-      <w:r>
-        <w:rPr>
-          <w:rFonts w:ascii="Times New Roman" w:cs="Times New Roman" w:eastAsia="Times New Roman" w:hAnsi="Times New Roman"/>
-          <w:sz w:val="24"/>
+        <w:spacing w:after="60" w:line="276"/>
+      </w:pPr>
+      <w:r>
+        <w:rPr>
+          <w:rFonts w:ascii="Times New Roman" w:cs="Times New Roman" w:eastAsia="Times New Roman" w:hAnsi="Times New Roman"/>
+          <w:color w:val="262F37"/>
+          <w:sz w:val="21"/>
           <w:szCs w:val="24"/>
         </w:rPr>
         <w:t xml:space="preserve">Форма помогает подготовить иск, когда обе стороны — юридические лица или индивидуальные предприниматели, акты подписаны без замечаний, претензионный порядок соблюдён, встречных требований нет. В этом случае иск действительно можно подать самостоятельно.</w:t>
@@ -68,14 +72,15 @@
       <w:pPr>
         <w:pStyle w:val="Heading2"/>
         <w:keepNext/>
-        <w:spacing w:after="120" w:before="260"/>
-      </w:pPr>
-      <w:r>
-        <w:rPr>
-          <w:rFonts w:ascii="Times New Roman" w:cs="Times New Roman" w:eastAsia="Times New Roman" w:hAnsi="Times New Roman"/>
-          <w:b/>
-          <w:bCs/>
-          <w:sz w:val="26"/>
+        <w:spacing w:after="80" w:before="160"/>
+      </w:pPr>
+      <w:r>
+        <w:rPr>
+          <w:rFonts w:ascii="Times New Roman" w:cs="Times New Roman" w:eastAsia="Times New Roman" w:hAnsi="Times New Roman"/>
+          <w:b/>
+          <w:bCs/>
+          <w:color w:val="8E6F32"/>
+          <w:sz w:val="24"/>
           <w:szCs w:val="26"/>
         </w:rPr>
         <w:t xml:space="preserve">Когда применяется</w:t>
@@ -88,12 +93,13 @@
           <w:ilvl w:val="0"/>
           <w:numId w:val="2"/>
         </w:numPr>
-        <w:spacing w:after="80" w:line="276"/>
-      </w:pPr>
-      <w:r>
-        <w:rPr>
-          <w:rFonts w:ascii="Times New Roman" w:cs="Times New Roman" w:eastAsia="Times New Roman" w:hAnsi="Times New Roman"/>
-          <w:sz w:val="24"/>
+        <w:spacing w:after="60" w:line="276"/>
+      </w:pPr>
+      <w:r>
+        <w:rPr>
+          <w:rFonts w:ascii="Times New Roman" w:cs="Times New Roman" w:eastAsia="Times New Roman" w:hAnsi="Times New Roman"/>
+          <w:color w:val="262F37"/>
+          <w:sz w:val="21"/>
           <w:szCs w:val="24"/>
         </w:rPr>
         <w:t xml:space="preserve">Претензия направлена, долг не погашен; выдержан применимый срок досудебного урегулирования, установленный законом или договором, после направления претензии.</w:t>
@@ -106,12 +112,13 @@
           <w:ilvl w:val="0"/>
           <w:numId w:val="2"/>
         </w:numPr>
-        <w:spacing w:after="80" w:line="276"/>
-      </w:pPr>
-      <w:r>
-        <w:rPr>
-          <w:rFonts w:ascii="Times New Roman" w:cs="Times New Roman" w:eastAsia="Times New Roman" w:hAnsi="Times New Roman"/>
-          <w:sz w:val="24"/>
+        <w:spacing w:after="60" w:line="276"/>
+      </w:pPr>
+      <w:r>
+        <w:rPr>
+          <w:rFonts w:ascii="Times New Roman" w:cs="Times New Roman" w:eastAsia="Times New Roman" w:hAnsi="Times New Roman"/>
+          <w:color w:val="262F37"/>
+          <w:sz w:val="21"/>
           <w:szCs w:val="24"/>
         </w:rPr>
         <w:t xml:space="preserve">Спор относится к компетенции арбитражного суда: экономический спор между юрлицами или ИП (ст. 27, 28 АПК РФ).</w:t>
@@ -121,14 +128,15 @@
       <w:pPr>
         <w:pStyle w:val="Heading2"/>
         <w:keepNext/>
-        <w:spacing w:after="120" w:before="260"/>
-      </w:pPr>
-      <w:r>
-        <w:rPr>
-          <w:rFonts w:ascii="Times New Roman" w:cs="Times New Roman" w:eastAsia="Times New Roman" w:hAnsi="Times New Roman"/>
-          <w:b/>
-          <w:bCs/>
-          <w:sz w:val="26"/>
+        <w:spacing w:after="80" w:before="160"/>
+      </w:pPr>
+      <w:r>
+        <w:rPr>
+          <w:rFonts w:ascii="Times New Roman" w:cs="Times New Roman" w:eastAsia="Times New Roman" w:hAnsi="Times New Roman"/>
+          <w:b/>
+          <w:bCs/>
+          <w:color w:val="8E6F32"/>
+          <w:sz w:val="24"/>
           <w:szCs w:val="26"/>
         </w:rPr>
         <w:t xml:space="preserve">Дополнительные доказательства и процессуальный маршрут</w:t>
@@ -136,12 +144,13 @@
     </w:p>
     <w:p>
       <w:pPr>
-        <w:spacing w:after="120" w:line="276"/>
-      </w:pPr>
-      <w:r>
-        <w:rPr>
-          <w:rFonts w:ascii="Times New Roman" w:cs="Times New Roman" w:eastAsia="Times New Roman" w:hAnsi="Times New Roman"/>
-          <w:sz w:val="24"/>
+        <w:spacing w:after="60" w:line="276"/>
+      </w:pPr>
+      <w:r>
+        <w:rPr>
+          <w:rFonts w:ascii="Times New Roman" w:cs="Times New Roman" w:eastAsia="Times New Roman" w:hAnsi="Times New Roman"/>
+          <w:color w:val="262F37"/>
+          <w:sz w:val="21"/>
           <w:szCs w:val="24"/>
         </w:rPr>
         <w:t xml:space="preserve">При следующих обстоятельствах соберите подтверждения и определите требования и процессуальный маршрут с учётом материалов дела:</w:t>
@@ -154,12 +163,13 @@
           <w:ilvl w:val="0"/>
           <w:numId w:val="2"/>
         </w:numPr>
-        <w:spacing w:after="80" w:line="276"/>
-      </w:pPr>
-      <w:r>
-        <w:rPr>
-          <w:rFonts w:ascii="Times New Roman" w:cs="Times New Roman" w:eastAsia="Times New Roman" w:hAnsi="Times New Roman"/>
-          <w:sz w:val="24"/>
+        <w:spacing w:after="60" w:line="276"/>
+      </w:pPr>
+      <w:r>
+        <w:rPr>
+          <w:rFonts w:ascii="Times New Roman" w:cs="Times New Roman" w:eastAsia="Times New Roman" w:hAnsi="Times New Roman"/>
+          <w:color w:val="262F37"/>
+          <w:sz w:val="21"/>
           <w:szCs w:val="24"/>
         </w:rPr>
         <w:t xml:space="preserve">ответчик оспаривает объёмы или качество работ;</w:t>
@@ -172,12 +182,13 @@
           <w:ilvl w:val="0"/>
           <w:numId w:val="2"/>
         </w:numPr>
-        <w:spacing w:after="80" w:line="276"/>
-      </w:pPr>
-      <w:r>
-        <w:rPr>
-          <w:rFonts w:ascii="Times New Roman" w:cs="Times New Roman" w:eastAsia="Times New Roman" w:hAnsi="Times New Roman"/>
-          <w:sz w:val="24"/>
+        <w:spacing w:after="60" w:line="276"/>
+      </w:pPr>
+      <w:r>
+        <w:rPr>
+          <w:rFonts w:ascii="Times New Roman" w:cs="Times New Roman" w:eastAsia="Times New Roman" w:hAnsi="Times New Roman"/>
+          <w:color w:val="262F37"/>
+          <w:sz w:val="21"/>
           <w:szCs w:val="24"/>
         </w:rPr>
         <w:t xml:space="preserve">акты подписаны неуполномоченным лицом;</w:t>
@@ -190,12 +201,13 @@
           <w:ilvl w:val="0"/>
           <w:numId w:val="2"/>
         </w:numPr>
-        <w:spacing w:after="80" w:line="276"/>
-      </w:pPr>
-      <w:r>
-        <w:rPr>
-          <w:rFonts w:ascii="Times New Roman" w:cs="Times New Roman" w:eastAsia="Times New Roman" w:hAnsi="Times New Roman"/>
-          <w:sz w:val="24"/>
+        <w:spacing w:after="60" w:line="276"/>
+      </w:pPr>
+      <w:r>
+        <w:rPr>
+          <w:rFonts w:ascii="Times New Roman" w:cs="Times New Roman" w:eastAsia="Times New Roman" w:hAnsi="Times New Roman"/>
+          <w:color w:val="262F37"/>
+          <w:sz w:val="21"/>
           <w:szCs w:val="24"/>
         </w:rPr>
         <w:t xml:space="preserve">заявлены встречные требования или зачёт;</w:t>
@@ -208,12 +220,13 @@
           <w:ilvl w:val="0"/>
           <w:numId w:val="2"/>
         </w:numPr>
-        <w:spacing w:after="80" w:line="276"/>
-      </w:pPr>
-      <w:r>
-        <w:rPr>
-          <w:rFonts w:ascii="Times New Roman" w:cs="Times New Roman" w:eastAsia="Times New Roman" w:hAnsi="Times New Roman"/>
-          <w:sz w:val="24"/>
+        <w:spacing w:after="60" w:line="276"/>
+      </w:pPr>
+      <w:r>
+        <w:rPr>
+          <w:rFonts w:ascii="Times New Roman" w:cs="Times New Roman" w:eastAsia="Times New Roman" w:hAnsi="Times New Roman"/>
+          <w:color w:val="262F37"/>
+          <w:sz w:val="21"/>
           <w:szCs w:val="24"/>
         </w:rPr>
         <w:t xml:space="preserve">в картотеке арбитражных дел появилось банкротное дело;</w:t>
@@ -226,12 +239,13 @@
           <w:ilvl w:val="0"/>
           <w:numId w:val="2"/>
         </w:numPr>
-        <w:spacing w:after="80" w:line="276"/>
-      </w:pPr>
-      <w:r>
-        <w:rPr>
-          <w:rFonts w:ascii="Times New Roman" w:cs="Times New Roman" w:eastAsia="Times New Roman" w:hAnsi="Times New Roman"/>
-          <w:sz w:val="24"/>
+        <w:spacing w:after="60" w:line="276"/>
+      </w:pPr>
+      <w:r>
+        <w:rPr>
+          <w:rFonts w:ascii="Times New Roman" w:cs="Times New Roman" w:eastAsia="Times New Roman" w:hAnsi="Times New Roman"/>
+          <w:color w:val="262F37"/>
+          <w:sz w:val="21"/>
           <w:szCs w:val="24"/>
         </w:rPr>
         <w:t xml:space="preserve">работы принимались по односторонним актам (ст. 753 ГК РФ).</w:t>
@@ -241,14 +255,15 @@
       <w:pPr>
         <w:pStyle w:val="Heading2"/>
         <w:keepNext/>
-        <w:spacing w:after="120" w:before="260"/>
-      </w:pPr>
-      <w:r>
-        <w:rPr>
-          <w:rFonts w:ascii="Times New Roman" w:cs="Times New Roman" w:eastAsia="Times New Roman" w:hAnsi="Times New Roman"/>
-          <w:b/>
-          <w:bCs/>
-          <w:sz w:val="26"/>
+        <w:spacing w:after="80" w:before="160"/>
+      </w:pPr>
+      <w:r>
+        <w:rPr>
+          <w:rFonts w:ascii="Times New Roman" w:cs="Times New Roman" w:eastAsia="Times New Roman" w:hAnsi="Times New Roman"/>
+          <w:b/>
+          <w:bCs/>
+          <w:color w:val="8E6F32"/>
+          <w:sz w:val="24"/>
           <w:szCs w:val="26"/>
         </w:rPr>
         <w:t xml:space="preserve">Проверка перед подачей</w:t>
@@ -261,12 +276,13 @@
           <w:ilvl w:val="0"/>
           <w:numId w:val="2"/>
         </w:numPr>
-        <w:spacing w:after="80" w:line="276"/>
-      </w:pPr>
-      <w:r>
-        <w:rPr>
-          <w:rFonts w:ascii="Times New Roman" w:cs="Times New Roman" w:eastAsia="Times New Roman" w:hAnsi="Times New Roman"/>
-          <w:sz w:val="24"/>
+        <w:spacing w:after="60" w:line="276"/>
+      </w:pPr>
+      <w:r>
+        <w:rPr>
+          <w:rFonts w:ascii="Times New Roman" w:cs="Times New Roman" w:eastAsia="Times New Roman" w:hAnsi="Times New Roman"/>
+          <w:color w:val="262F37"/>
+          <w:sz w:val="21"/>
           <w:szCs w:val="24"/>
         </w:rPr>
         <w:t xml:space="preserve">Соберите доказательства выполнения и приёмки работ, расчёт долга и подтверждение направления претензии.</w:t>
@@ -279,33 +295,44 @@
           <w:ilvl w:val="0"/>
           <w:numId w:val="2"/>
         </w:numPr>
-        <w:spacing w:after="80" w:line="276"/>
-      </w:pPr>
-      <w:r>
-        <w:rPr>
-          <w:rFonts w:ascii="Times New Roman" w:cs="Times New Roman" w:eastAsia="Times New Roman" w:hAnsi="Times New Roman"/>
+        <w:spacing w:after="60" w:line="276"/>
+      </w:pPr>
+      <w:r>
+        <w:rPr>
+          <w:rFonts w:ascii="Times New Roman" w:cs="Times New Roman" w:eastAsia="Times New Roman" w:hAnsi="Times New Roman"/>
+          <w:color w:val="262F37"/>
+          <w:sz w:val="21"/>
+          <w:szCs w:val="24"/>
+        </w:rPr>
+        <w:t xml:space="preserve">Сверьте реквизиты заявления и приложения со ст. 125 и 126 АПК РФ на дату подачи; проверьте истечение применимого срока досудебного урегулирования. Эта подготовка помогает подать полный комплект и пройти проверку суда по ст. 128, 129 и 148 АПК РФ.</w:t>
+      </w:r>
+    </w:p>
+    <w:p>
+      <w:pPr>
+        <w:spacing w:after="60"/>
+      </w:pPr>
+      <w:r>
+        <w:rPr>
+          <w:rFonts w:ascii="Times New Roman" w:hAnsi="Times New Roman"/>
+          <w:color w:val="262F37"/>
+          <w:sz w:val="21"/>
+        </w:rPr>
+        <w:br w:type="page"/>
+      </w:r>
+    </w:p>
+    <w:p>
+      <w:pPr>
+        <w:pStyle w:val="Heading1"/>
+        <w:keepNext/>
+        <w:spacing w:after="80" w:before="160"/>
+      </w:pPr>
+      <w:r>
+        <w:rPr>
+          <w:rFonts w:ascii="Times New Roman" w:cs="Times New Roman" w:eastAsia="Times New Roman" w:hAnsi="Times New Roman"/>
+          <w:b/>
+          <w:bCs/>
+          <w:color w:val="8E6F32"/>
           <w:sz w:val="24"/>
-          <w:szCs w:val="24"/>
-        </w:rPr>
-        <w:t xml:space="preserve">Сверьте реквизиты заявления и приложения со ст. 125 и 126 АПК РФ на дату подачи; проверьте истечение применимого срока досудебного урегулирования. Эта подготовка помогает подать полный комплект и пройти проверку суда по ст. 128, 129 и 148 АПК РФ.</w:t>
-      </w:r>
-    </w:p>
-    <w:p>
-      <w:r>
-        <w:br w:type="page"/>
-      </w:r>
-    </w:p>
-    <w:p>
-      <w:pPr>
-        <w:pStyle w:val="Heading1"/>
-        <w:spacing w:after="200" w:before="240"/>
-      </w:pPr>
-      <w:r>
-        <w:rPr>
-          <w:rFonts w:ascii="Times New Roman" w:cs="Times New Roman" w:eastAsia="Times New Roman" w:hAnsi="Times New Roman"/>
-          <w:b/>
-          <w:bCs/>
-          <w:sz w:val="32"/>
           <w:szCs w:val="32"/>
         </w:rPr>
         <w:t xml:space="preserve">Текст искового заявления</w:t>
@@ -313,15 +340,15 @@
     </w:p>
     <w:p>
       <w:pPr>
-        <w:spacing w:after="120" w:line="276"/>
+        <w:spacing w:after="60" w:line="276"/>
       </w:pPr>
       <w:r>
         <w:rPr>
           <w:rFonts w:ascii="Times New Roman" w:cs="Times New Roman" w:eastAsia="Times New Roman" w:hAnsi="Times New Roman"/>
           <w:i/>
           <w:iCs/>
-          <w:color w:val="595959"/>
-          <w:sz w:val="24"/>
+          <w:color w:val="262F37"/>
+          <w:sz w:val="21"/>
           <w:szCs w:val="24"/>
         </w:rPr>
         <w:t xml:space="preserve">Заполните поля в двойных фигурных скобках, выберите вариант там, где их два, удалите пояснения в квадратных скобках. Перед подачей убедитесь поиском, что скобок «{{» в документе не осталось.</w:t>
@@ -332,17 +359,18 @@
         <w:pBdr>
           <w:bottom w:val="single" w:color="BFBFBF" w:sz="6" w:space="6"/>
         </w:pBdr>
-        <w:spacing w:after="200" w:before="120"/>
-      </w:pPr>
-    </w:p>
-    <w:p>
-      <w:pPr>
-        <w:spacing w:after="200" w:line="276"/>
-      </w:pPr>
-      <w:r>
-        <w:rPr>
-          <w:rFonts w:ascii="Times New Roman" w:cs="Times New Roman" w:eastAsia="Times New Roman" w:hAnsi="Times New Roman"/>
-          <w:sz w:val="24"/>
+        <w:spacing w:after="60" w:before="120"/>
+      </w:pPr>
+    </w:p>
+    <w:p>
+      <w:pPr>
+        <w:spacing w:after="60" w:line="276"/>
+      </w:pPr>
+      <w:r>
+        <w:rPr>
+          <w:rFonts w:ascii="Times New Roman" w:cs="Times New Roman" w:eastAsia="Times New Roman" w:hAnsi="Times New Roman"/>
+          <w:color w:val="262F37"/>
+          <w:sz w:val="21"/>
           <w:szCs w:val="24"/>
         </w:rPr>
         <w:t xml:space="preserve">В </w:t>
@@ -354,8 +382,8 @@
           <w:bCs/>
           <w:i w:val="false"/>
           <w:iCs w:val="false"/>
-          <w:color w:val="000000"/>
-          <w:sz w:val="24"/>
+          <w:color w:val="262F37"/>
+          <w:sz w:val="21"/>
           <w:szCs w:val="24"/>
         </w:rPr>
         <w:t xml:space="preserve">{{НАИМЕНОВАНИЕ_АРБИТРАЖНОГО_СУДА}}</w:t>
@@ -363,12 +391,13 @@
     </w:p>
     <w:p>
       <w:pPr>
-        <w:spacing w:after="0" w:line="276"/>
-      </w:pPr>
-      <w:r>
-        <w:rPr>
-          <w:rFonts w:ascii="Times New Roman" w:cs="Times New Roman" w:eastAsia="Times New Roman" w:hAnsi="Times New Roman"/>
-          <w:sz w:val="24"/>
+        <w:spacing w:after="60" w:line="276"/>
+      </w:pPr>
+      <w:r>
+        <w:rPr>
+          <w:rFonts w:ascii="Times New Roman" w:cs="Times New Roman" w:eastAsia="Times New Roman" w:hAnsi="Times New Roman"/>
+          <w:color w:val="262F37"/>
+          <w:sz w:val="21"/>
           <w:szCs w:val="24"/>
         </w:rPr>
         <w:t xml:space="preserve">Истец: </w:t>
@@ -380,8 +409,8 @@
           <w:bCs/>
           <w:i w:val="false"/>
           <w:iCs w:val="false"/>
-          <w:color w:val="000000"/>
-          <w:sz w:val="24"/>
+          <w:color w:val="262F37"/>
+          <w:sz w:val="21"/>
           <w:szCs w:val="24"/>
         </w:rPr>
         <w:t xml:space="preserve">{{НАИМЕНОВАНИЕ_ПОДРЯДЧИКА}}</w:t>
@@ -389,12 +418,13 @@
     </w:p>
     <w:p>
       <w:pPr>
-        <w:spacing w:after="0" w:line="276"/>
-      </w:pPr>
-      <w:r>
-        <w:rPr>
-          <w:rFonts w:ascii="Times New Roman" w:cs="Times New Roman" w:eastAsia="Times New Roman" w:hAnsi="Times New Roman"/>
-          <w:sz w:val="24"/>
+        <w:spacing w:after="60" w:line="276"/>
+      </w:pPr>
+      <w:r>
+        <w:rPr>
+          <w:rFonts w:ascii="Times New Roman" w:cs="Times New Roman" w:eastAsia="Times New Roman" w:hAnsi="Times New Roman"/>
+          <w:color w:val="262F37"/>
+          <w:sz w:val="21"/>
           <w:szCs w:val="24"/>
         </w:rPr>
         <w:t xml:space="preserve">ИНН </w:t>
@@ -406,8 +436,8 @@
           <w:bCs/>
           <w:i w:val="false"/>
           <w:iCs w:val="false"/>
-          <w:color w:val="000000"/>
-          <w:sz w:val="24"/>
+          <w:color w:val="262F37"/>
+          <w:sz w:val="21"/>
           <w:szCs w:val="24"/>
         </w:rPr>
         <w:t xml:space="preserve">{{ИНН_ПОДРЯДЧИКА}}</w:t>
@@ -415,7 +445,8 @@
       <w:r>
         <w:rPr>
           <w:rFonts w:ascii="Times New Roman" w:cs="Times New Roman" w:eastAsia="Times New Roman" w:hAnsi="Times New Roman"/>
-          <w:sz w:val="24"/>
+          <w:color w:val="262F37"/>
+          <w:sz w:val="21"/>
           <w:szCs w:val="24"/>
         </w:rPr>
         <w:t xml:space="preserve">, ОГРН </w:t>
@@ -427,8 +458,8 @@
           <w:bCs/>
           <w:i w:val="false"/>
           <w:iCs w:val="false"/>
-          <w:color w:val="000000"/>
-          <w:sz w:val="24"/>
+          <w:color w:val="262F37"/>
+          <w:sz w:val="21"/>
           <w:szCs w:val="24"/>
         </w:rPr>
         <w:t xml:space="preserve">{{ОГРН_ПОДРЯДЧИКА}}</w:t>
@@ -436,12 +467,13 @@
     </w:p>
     <w:p>
       <w:pPr>
-        <w:spacing w:after="0" w:line="276"/>
-      </w:pPr>
-      <w:r>
-        <w:rPr>
-          <w:rFonts w:ascii="Times New Roman" w:cs="Times New Roman" w:eastAsia="Times New Roman" w:hAnsi="Times New Roman"/>
-          <w:sz w:val="24"/>
+        <w:spacing w:after="60" w:line="276"/>
+      </w:pPr>
+      <w:r>
+        <w:rPr>
+          <w:rFonts w:ascii="Times New Roman" w:cs="Times New Roman" w:eastAsia="Times New Roman" w:hAnsi="Times New Roman"/>
+          <w:color w:val="262F37"/>
+          <w:sz w:val="21"/>
           <w:szCs w:val="24"/>
         </w:rPr>
         <w:t xml:space="preserve">Адрес: </w:t>
@@ -453,8 +485,8 @@
           <w:bCs/>
           <w:i w:val="false"/>
           <w:iCs w:val="false"/>
-          <w:color w:val="000000"/>
-          <w:sz w:val="24"/>
+          <w:color w:val="262F37"/>
+          <w:sz w:val="21"/>
           <w:szCs w:val="24"/>
         </w:rPr>
         <w:t xml:space="preserve">{{АДРЕС_ПОДРЯДЧИКА}}</w:t>
@@ -462,12 +494,13 @@
     </w:p>
     <w:p>
       <w:pPr>
-        <w:spacing w:after="140" w:line="276"/>
-      </w:pPr>
-      <w:r>
-        <w:rPr>
-          <w:rFonts w:ascii="Times New Roman" w:cs="Times New Roman" w:eastAsia="Times New Roman" w:hAnsi="Times New Roman"/>
-          <w:sz w:val="24"/>
+        <w:spacing w:after="60" w:line="276"/>
+      </w:pPr>
+      <w:r>
+        <w:rPr>
+          <w:rFonts w:ascii="Times New Roman" w:cs="Times New Roman" w:eastAsia="Times New Roman" w:hAnsi="Times New Roman"/>
+          <w:color w:val="262F37"/>
+          <w:sz w:val="21"/>
           <w:szCs w:val="24"/>
         </w:rPr>
         <w:t xml:space="preserve">Телефон, адрес электронной почты: </w:t>
@@ -479,8 +512,8 @@
           <w:bCs/>
           <w:i w:val="false"/>
           <w:iCs w:val="false"/>
-          <w:color w:val="000000"/>
-          <w:sz w:val="24"/>
+          <w:color w:val="262F37"/>
+          <w:sz w:val="21"/>
           <w:szCs w:val="24"/>
         </w:rPr>
         <w:t xml:space="preserve">{{КОНТАКТЫ_ПОДРЯДЧИКА}}</w:t>
@@ -488,12 +521,13 @@
     </w:p>
     <w:p>
       <w:pPr>
-        <w:spacing w:after="0" w:line="276"/>
-      </w:pPr>
-      <w:r>
-        <w:rPr>
-          <w:rFonts w:ascii="Times New Roman" w:cs="Times New Roman" w:eastAsia="Times New Roman" w:hAnsi="Times New Roman"/>
-          <w:sz w:val="24"/>
+        <w:spacing w:after="60" w:line="276"/>
+      </w:pPr>
+      <w:r>
+        <w:rPr>
+          <w:rFonts w:ascii="Times New Roman" w:cs="Times New Roman" w:eastAsia="Times New Roman" w:hAnsi="Times New Roman"/>
+          <w:color w:val="262F37"/>
+          <w:sz w:val="21"/>
           <w:szCs w:val="24"/>
         </w:rPr>
         <w:t xml:space="preserve">Ответчик: </w:t>
@@ -505,8 +539,8 @@
           <w:bCs/>
           <w:i w:val="false"/>
           <w:iCs w:val="false"/>
-          <w:color w:val="000000"/>
-          <w:sz w:val="24"/>
+          <w:color w:val="262F37"/>
+          <w:sz w:val="21"/>
           <w:szCs w:val="24"/>
         </w:rPr>
         <w:t xml:space="preserve">{{НАИМЕНОВАНИЕ_ЗАКАЗЧИКА}}</w:t>
@@ -514,12 +548,13 @@
     </w:p>
     <w:p>
       <w:pPr>
-        <w:spacing w:after="0" w:line="276"/>
-      </w:pPr>
-      <w:r>
-        <w:rPr>
-          <w:rFonts w:ascii="Times New Roman" w:cs="Times New Roman" w:eastAsia="Times New Roman" w:hAnsi="Times New Roman"/>
-          <w:sz w:val="24"/>
+        <w:spacing w:after="60" w:line="276"/>
+      </w:pPr>
+      <w:r>
+        <w:rPr>
+          <w:rFonts w:ascii="Times New Roman" w:cs="Times New Roman" w:eastAsia="Times New Roman" w:hAnsi="Times New Roman"/>
+          <w:color w:val="262F37"/>
+          <w:sz w:val="21"/>
           <w:szCs w:val="24"/>
         </w:rPr>
         <w:t xml:space="preserve">ИНН </w:t>
@@ -531,8 +566,8 @@
           <w:bCs/>
           <w:i w:val="false"/>
           <w:iCs w:val="false"/>
-          <w:color w:val="000000"/>
-          <w:sz w:val="24"/>
+          <w:color w:val="262F37"/>
+          <w:sz w:val="21"/>
           <w:szCs w:val="24"/>
         </w:rPr>
         <w:t xml:space="preserve">{{ИНН_ЗАКАЗЧИКА}}</w:t>
@@ -540,7 +575,8 @@
       <w:r>
         <w:rPr>
           <w:rFonts w:ascii="Times New Roman" w:cs="Times New Roman" w:eastAsia="Times New Roman" w:hAnsi="Times New Roman"/>
-          <w:sz w:val="24"/>
+          <w:color w:val="262F37"/>
+          <w:sz w:val="21"/>
           <w:szCs w:val="24"/>
         </w:rPr>
         <w:t xml:space="preserve">, ОГРН </w:t>
@@ -552,8 +588,8 @@
           <w:bCs/>
           <w:i w:val="false"/>
           <w:iCs w:val="false"/>
-          <w:color w:val="000000"/>
-          <w:sz w:val="24"/>
+          <w:color w:val="262F37"/>
+          <w:sz w:val="21"/>
           <w:szCs w:val="24"/>
         </w:rPr>
         <w:t xml:space="preserve">{{ОГРН_ЗАКАЗЧИКА}}</w:t>
@@ -561,12 +597,13 @@
     </w:p>
     <w:p>
       <w:pPr>
-        <w:spacing w:after="0" w:line="276"/>
-      </w:pPr>
-      <w:r>
-        <w:rPr>
-          <w:rFonts w:ascii="Times New Roman" w:cs="Times New Roman" w:eastAsia="Times New Roman" w:hAnsi="Times New Roman"/>
-          <w:sz w:val="24"/>
+        <w:spacing w:after="60" w:line="276"/>
+      </w:pPr>
+      <w:r>
+        <w:rPr>
+          <w:rFonts w:ascii="Times New Roman" w:cs="Times New Roman" w:eastAsia="Times New Roman" w:hAnsi="Times New Roman"/>
+          <w:color w:val="262F37"/>
+          <w:sz w:val="21"/>
           <w:szCs w:val="24"/>
         </w:rPr>
         <w:t xml:space="preserve">Адрес: </w:t>
@@ -578,8 +615,8 @@
           <w:bCs/>
           <w:i w:val="false"/>
           <w:iCs w:val="false"/>
-          <w:color w:val="000000"/>
-          <w:sz w:val="24"/>
+          <w:color w:val="262F37"/>
+          <w:sz w:val="21"/>
           <w:szCs w:val="24"/>
         </w:rPr>
         <w:t xml:space="preserve">{{АДРЕС_ЗАКАЗЧИКА}}</w:t>
@@ -587,7 +624,7 @@
     </w:p>
     <w:p>
       <w:pPr>
-        <w:spacing w:after="40" w:line="276"/>
+        <w:spacing w:after="60" w:line="276"/>
       </w:pPr>
       <w:r>
         <w:rPr>
@@ -596,8 +633,8 @@
           <w:bCs w:val="false"/>
           <w:i/>
           <w:iCs/>
-          <w:color w:val="595959"/>
-          <w:sz w:val="24"/>
+          <w:color w:val="262F37"/>
+          <w:sz w:val="21"/>
           <w:szCs w:val="24"/>
         </w:rPr>
         <w:t xml:space="preserve">[Если Истец — индивидуальный предприниматель, вместо наименования и адреса указываются фамилия, имя, отчество (при наличии), дата и место рождения, место жительства или место пребывания, дата и место государственной регистрации в качестве индивидуального предпринимателя, один из идентификаторов (СНИЛС, ИНН, серия и номер документа, удостоверяющего личность, серия и номер водительского удостоверения), а также номера телефонов, факсов, адреса электронной почты — п. 2 ч. 2 ст. 125 АПК РФ.]</w:t>
@@ -605,7 +642,7 @@
     </w:p>
     <w:p>
       <w:pPr>
-        <w:spacing w:after="140" w:line="276"/>
+        <w:spacing w:after="60" w:line="276"/>
       </w:pPr>
       <w:r>
         <w:rPr>
@@ -614,8 +651,8 @@
           <w:bCs w:val="false"/>
           <w:i/>
           <w:iCs/>
-          <w:color w:val="595959"/>
-          <w:sz w:val="24"/>
+          <w:color w:val="262F37"/>
+          <w:sz w:val="21"/>
           <w:szCs w:val="24"/>
         </w:rPr>
         <w:t xml:space="preserve">[Если Ответчик — индивидуальный предприниматель: фамилия, имя, отчество (при наличии), дата и место рождения, место жительства или место пребывания, место работы (если известно) и один из идентификаторов (СНИЛС, ИНН, серия и номер документа, удостоверяющего личность, ОГРНИП, серия и номер водительского удостоверения) — п. 3 ч. 2 ст. 125 АПК РФ.]</w:t>
@@ -623,12 +660,13 @@
     </w:p>
     <w:p>
       <w:pPr>
-        <w:spacing w:after="0" w:line="276"/>
-      </w:pPr>
-      <w:r>
-        <w:rPr>
-          <w:rFonts w:ascii="Times New Roman" w:cs="Times New Roman" w:eastAsia="Times New Roman" w:hAnsi="Times New Roman"/>
-          <w:sz w:val="24"/>
+        <w:spacing w:after="60" w:line="276"/>
+      </w:pPr>
+      <w:r>
+        <w:rPr>
+          <w:rFonts w:ascii="Times New Roman" w:cs="Times New Roman" w:eastAsia="Times New Roman" w:hAnsi="Times New Roman"/>
+          <w:color w:val="262F37"/>
+          <w:sz w:val="21"/>
           <w:szCs w:val="24"/>
         </w:rPr>
         <w:t xml:space="preserve">Цена иска: </w:t>
@@ -640,8 +678,8 @@
           <w:bCs/>
           <w:i w:val="false"/>
           <w:iCs w:val="false"/>
-          <w:color w:val="000000"/>
-          <w:sz w:val="24"/>
+          <w:color w:val="262F37"/>
+          <w:sz w:val="21"/>
           <w:szCs w:val="24"/>
         </w:rPr>
         <w:t xml:space="preserve">{{ЦЕНА_ИСКА}}</w:t>
@@ -649,12 +687,13 @@
     </w:p>
     <w:p>
       <w:pPr>
-        <w:spacing w:after="300" w:line="276"/>
-      </w:pPr>
-      <w:r>
-        <w:rPr>
-          <w:rFonts w:ascii="Times New Roman" w:cs="Times New Roman" w:eastAsia="Times New Roman" w:hAnsi="Times New Roman"/>
-          <w:sz w:val="24"/>
+        <w:spacing w:after="60" w:line="276"/>
+      </w:pPr>
+      <w:r>
+        <w:rPr>
+          <w:rFonts w:ascii="Times New Roman" w:cs="Times New Roman" w:eastAsia="Times New Roman" w:hAnsi="Times New Roman"/>
+          <w:color w:val="262F37"/>
+          <w:sz w:val="21"/>
           <w:szCs w:val="24"/>
         </w:rPr>
         <w:t xml:space="preserve">Государственная пошлина: </w:t>
@@ -666,8 +705,8 @@
           <w:bCs/>
           <w:i w:val="false"/>
           <w:iCs w:val="false"/>
-          <w:color w:val="000000"/>
-          <w:sz w:val="24"/>
+          <w:color w:val="262F37"/>
+          <w:sz w:val="21"/>
           <w:szCs w:val="24"/>
         </w:rPr>
         <w:t xml:space="preserve">{{РАЗМЕР_ГОСПОШЛИНЫ}}</w:t>
@@ -683,7 +722,8 @@
           <w:rFonts w:ascii="Times New Roman" w:cs="Times New Roman" w:eastAsia="Times New Roman" w:hAnsi="Times New Roman"/>
           <w:b/>
           <w:bCs/>
-          <w:sz w:val="24"/>
+          <w:color w:val="262F37"/>
+          <w:sz w:val="21"/>
           <w:szCs w:val="24"/>
         </w:rPr>
         <w:t xml:space="preserve">ИСКОВОЕ ЗАЯВЛЕНИЕ</w:t>
@@ -691,13 +731,14 @@
     </w:p>
     <w:p>
       <w:pPr>
-        <w:spacing w:after="0" w:line="276"/>
+        <w:spacing w:after="60" w:line="276"/>
         <w:jc w:val="center"/>
       </w:pPr>
       <w:r>
         <w:rPr>
           <w:rFonts w:ascii="Times New Roman" w:cs="Times New Roman" w:eastAsia="Times New Roman" w:hAnsi="Times New Roman"/>
-          <w:sz w:val="24"/>
+          <w:color w:val="262F37"/>
+          <w:sz w:val="21"/>
           <w:szCs w:val="24"/>
         </w:rPr>
         <w:t xml:space="preserve">о взыскании задолженности по договору подряда и процентов</w:t>
@@ -705,13 +746,14 @@
     </w:p>
     <w:p>
       <w:pPr>
-        <w:spacing w:after="300" w:line="276"/>
+        <w:spacing w:after="60" w:line="276"/>
         <w:jc w:val="center"/>
       </w:pPr>
       <w:r>
         <w:rPr>
           <w:rFonts w:ascii="Times New Roman" w:cs="Times New Roman" w:eastAsia="Times New Roman" w:hAnsi="Times New Roman"/>
-          <w:sz w:val="24"/>
+          <w:color w:val="262F37"/>
+          <w:sz w:val="21"/>
           <w:szCs w:val="24"/>
         </w:rPr>
         <w:t xml:space="preserve">за пользование чужими денежными средствами</w:t>
@@ -720,14 +762,15 @@
     <w:p>
       <w:pPr>
         <w:keepNext/>
-        <w:spacing w:after="140" w:line="276"/>
-      </w:pPr>
-      <w:r>
-        <w:rPr>
-          <w:rFonts w:ascii="Times New Roman" w:cs="Times New Roman" w:eastAsia="Times New Roman" w:hAnsi="Times New Roman"/>
-          <w:b/>
-          <w:bCs/>
-          <w:sz w:val="24"/>
+        <w:spacing w:after="60" w:line="276"/>
+      </w:pPr>
+      <w:r>
+        <w:rPr>
+          <w:rFonts w:ascii="Times New Roman" w:cs="Times New Roman" w:eastAsia="Times New Roman" w:hAnsi="Times New Roman"/>
+          <w:b/>
+          <w:bCs/>
+          <w:color w:val="262F37"/>
+          <w:sz w:val="21"/>
           <w:szCs w:val="24"/>
         </w:rPr>
         <w:t xml:space="preserve">1. Обстоятельства дела.</w:t>
@@ -735,12 +778,13 @@
     </w:p>
     <w:p>
       <w:pPr>
-        <w:spacing w:after="140" w:line="276"/>
-      </w:pPr>
-      <w:r>
-        <w:rPr>
-          <w:rFonts w:ascii="Times New Roman" w:cs="Times New Roman" w:eastAsia="Times New Roman" w:hAnsi="Times New Roman"/>
-          <w:sz w:val="24"/>
+        <w:spacing w:after="60" w:line="276"/>
+      </w:pPr>
+      <w:r>
+        <w:rPr>
+          <w:rFonts w:ascii="Times New Roman" w:cs="Times New Roman" w:eastAsia="Times New Roman" w:hAnsi="Times New Roman"/>
+          <w:color w:val="262F37"/>
+          <w:sz w:val="21"/>
           <w:szCs w:val="24"/>
         </w:rPr>
         <w:t xml:space="preserve">Между Истцом (Подрядчик) и Ответчиком (Заказчик) заключён договор № </w:t>
@@ -752,8 +796,8 @@
           <w:bCs/>
           <w:i w:val="false"/>
           <w:iCs w:val="false"/>
-          <w:color w:val="000000"/>
-          <w:sz w:val="24"/>
+          <w:color w:val="262F37"/>
+          <w:sz w:val="21"/>
           <w:szCs w:val="24"/>
         </w:rPr>
         <w:t xml:space="preserve">{{НОМЕР_ДОГОВОРА}}</w:t>
@@ -761,7 +805,8 @@
       <w:r>
         <w:rPr>
           <w:rFonts w:ascii="Times New Roman" w:cs="Times New Roman" w:eastAsia="Times New Roman" w:hAnsi="Times New Roman"/>
-          <w:sz w:val="24"/>
+          <w:color w:val="262F37"/>
+          <w:sz w:val="21"/>
           <w:szCs w:val="24"/>
         </w:rPr>
         <w:t xml:space="preserve"> от </w:t>
@@ -773,8 +818,8 @@
           <w:bCs/>
           <w:i w:val="false"/>
           <w:iCs w:val="false"/>
-          <w:color w:val="000000"/>
-          <w:sz w:val="24"/>
+          <w:color w:val="262F37"/>
+          <w:sz w:val="21"/>
           <w:szCs w:val="24"/>
         </w:rPr>
         <w:t xml:space="preserve">{{ДАТА_ДОГОВОРА}}</w:t>
@@ -782,7 +827,8 @@
       <w:r>
         <w:rPr>
           <w:rFonts w:ascii="Times New Roman" w:cs="Times New Roman" w:eastAsia="Times New Roman" w:hAnsi="Times New Roman"/>
-          <w:sz w:val="24"/>
+          <w:color w:val="262F37"/>
+          <w:sz w:val="21"/>
           <w:szCs w:val="24"/>
         </w:rPr>
         <w:t xml:space="preserve"> (далее — Договор) на выполнение </w:t>
@@ -794,8 +840,8 @@
           <w:bCs/>
           <w:i w:val="false"/>
           <w:iCs w:val="false"/>
-          <w:color w:val="000000"/>
-          <w:sz w:val="24"/>
+          <w:color w:val="262F37"/>
+          <w:sz w:val="21"/>
           <w:szCs w:val="24"/>
         </w:rPr>
         <w:t xml:space="preserve">{{ПРЕДМЕТ_ДОГОВОРА}}</w:t>
@@ -803,7 +849,8 @@
       <w:r>
         <w:rPr>
           <w:rFonts w:ascii="Times New Roman" w:cs="Times New Roman" w:eastAsia="Times New Roman" w:hAnsi="Times New Roman"/>
-          <w:sz w:val="24"/>
+          <w:color w:val="262F37"/>
+          <w:sz w:val="21"/>
           <w:szCs w:val="24"/>
         </w:rPr>
         <w:t xml:space="preserve"> на объекте </w:t>
@@ -815,8 +862,8 @@
           <w:bCs/>
           <w:i w:val="false"/>
           <w:iCs w:val="false"/>
-          <w:color w:val="000000"/>
-          <w:sz w:val="24"/>
+          <w:color w:val="262F37"/>
+          <w:sz w:val="21"/>
           <w:szCs w:val="24"/>
         </w:rPr>
         <w:t xml:space="preserve">{{ОБЪЕКТ}}</w:t>
@@ -824,7 +871,8 @@
       <w:r>
         <w:rPr>
           <w:rFonts w:ascii="Times New Roman" w:cs="Times New Roman" w:eastAsia="Times New Roman" w:hAnsi="Times New Roman"/>
-          <w:sz w:val="24"/>
+          <w:color w:val="262F37"/>
+          <w:sz w:val="21"/>
           <w:szCs w:val="24"/>
         </w:rPr>
         <w:t xml:space="preserve">.</w:t>
@@ -832,12 +880,13 @@
     </w:p>
     <w:p>
       <w:pPr>
-        <w:spacing w:after="140" w:line="276"/>
-      </w:pPr>
-      <w:r>
-        <w:rPr>
-          <w:rFonts w:ascii="Times New Roman" w:cs="Times New Roman" w:eastAsia="Times New Roman" w:hAnsi="Times New Roman"/>
-          <w:sz w:val="24"/>
+        <w:spacing w:after="60" w:line="276"/>
+      </w:pPr>
+      <w:r>
+        <w:rPr>
+          <w:rFonts w:ascii="Times New Roman" w:cs="Times New Roman" w:eastAsia="Times New Roman" w:hAnsi="Times New Roman"/>
+          <w:color w:val="262F37"/>
+          <w:sz w:val="21"/>
           <w:szCs w:val="24"/>
         </w:rPr>
         <w:t xml:space="preserve">Истец выполнил работы, Ответчик принял их без замечаний, что подтверждается актом о приёмке выполненных работ (форма КС-2) № </w:t>
@@ -849,8 +898,8 @@
           <w:bCs/>
           <w:i w:val="false"/>
           <w:iCs w:val="false"/>
-          <w:color w:val="000000"/>
-          <w:sz w:val="24"/>
+          <w:color w:val="262F37"/>
+          <w:sz w:val="21"/>
           <w:szCs w:val="24"/>
         </w:rPr>
         <w:t xml:space="preserve">{{НОМЕР_КС2}}</w:t>
@@ -858,7 +907,8 @@
       <w:r>
         <w:rPr>
           <w:rFonts w:ascii="Times New Roman" w:cs="Times New Roman" w:eastAsia="Times New Roman" w:hAnsi="Times New Roman"/>
-          <w:sz w:val="24"/>
+          <w:color w:val="262F37"/>
+          <w:sz w:val="21"/>
           <w:szCs w:val="24"/>
         </w:rPr>
         <w:t xml:space="preserve"> от </w:t>
@@ -870,8 +920,8 @@
           <w:bCs/>
           <w:i w:val="false"/>
           <w:iCs w:val="false"/>
-          <w:color w:val="000000"/>
-          <w:sz w:val="24"/>
+          <w:color w:val="262F37"/>
+          <w:sz w:val="21"/>
           <w:szCs w:val="24"/>
         </w:rPr>
         <w:t xml:space="preserve">{{ДАТА_КС2}}</w:t>
@@ -879,7 +929,8 @@
       <w:r>
         <w:rPr>
           <w:rFonts w:ascii="Times New Roman" w:cs="Times New Roman" w:eastAsia="Times New Roman" w:hAnsi="Times New Roman"/>
-          <w:sz w:val="24"/>
+          <w:color w:val="262F37"/>
+          <w:sz w:val="21"/>
           <w:szCs w:val="24"/>
         </w:rPr>
         <w:t xml:space="preserve"> и справкой о стоимости выполненных работ и затрат (форма КС-3) № </w:t>
@@ -891,8 +942,8 @@
           <w:bCs/>
           <w:i w:val="false"/>
           <w:iCs w:val="false"/>
-          <w:color w:val="000000"/>
-          <w:sz w:val="24"/>
+          <w:color w:val="262F37"/>
+          <w:sz w:val="21"/>
           <w:szCs w:val="24"/>
         </w:rPr>
         <w:t xml:space="preserve">{{НОМЕР_КС3}}</w:t>
@@ -900,7 +951,8 @@
       <w:r>
         <w:rPr>
           <w:rFonts w:ascii="Times New Roman" w:cs="Times New Roman" w:eastAsia="Times New Roman" w:hAnsi="Times New Roman"/>
-          <w:sz w:val="24"/>
+          <w:color w:val="262F37"/>
+          <w:sz w:val="21"/>
           <w:szCs w:val="24"/>
         </w:rPr>
         <w:t xml:space="preserve"> от </w:t>
@@ -912,8 +964,8 @@
           <w:bCs/>
           <w:i w:val="false"/>
           <w:iCs w:val="false"/>
-          <w:color w:val="000000"/>
-          <w:sz w:val="24"/>
+          <w:color w:val="262F37"/>
+          <w:sz w:val="21"/>
           <w:szCs w:val="24"/>
         </w:rPr>
         <w:t xml:space="preserve">{{ДАТА_КС3}}</w:t>
@@ -921,7 +973,8 @@
       <w:r>
         <w:rPr>
           <w:rFonts w:ascii="Times New Roman" w:cs="Times New Roman" w:eastAsia="Times New Roman" w:hAnsi="Times New Roman"/>
-          <w:sz w:val="24"/>
+          <w:color w:val="262F37"/>
+          <w:sz w:val="21"/>
           <w:szCs w:val="24"/>
         </w:rPr>
         <w:t xml:space="preserve"> на сумму </w:t>
@@ -933,8 +986,8 @@
           <w:bCs/>
           <w:i w:val="false"/>
           <w:iCs w:val="false"/>
-          <w:color w:val="000000"/>
-          <w:sz w:val="24"/>
+          <w:color w:val="262F37"/>
+          <w:sz w:val="21"/>
           <w:szCs w:val="24"/>
         </w:rPr>
         <w:t xml:space="preserve">{{СУММА_ПО_АКТУ}}</w:t>
@@ -942,7 +995,8 @@
       <w:r>
         <w:rPr>
           <w:rFonts w:ascii="Times New Roman" w:cs="Times New Roman" w:eastAsia="Times New Roman" w:hAnsi="Times New Roman"/>
-          <w:sz w:val="24"/>
+          <w:color w:val="262F37"/>
+          <w:sz w:val="21"/>
           <w:szCs w:val="24"/>
         </w:rPr>
         <w:t xml:space="preserve">. </w:t>
@@ -954,8 +1008,8 @@
           <w:bCs w:val="false"/>
           <w:i/>
           <w:iCs/>
-          <w:color w:val="595959"/>
-          <w:sz w:val="24"/>
+          <w:color w:val="262F37"/>
+          <w:sz w:val="21"/>
           <w:szCs w:val="24"/>
         </w:rPr>
         <w:t xml:space="preserve">[Если актов несколько — реестр актов в приложении.]</w:t>
@@ -963,12 +1017,13 @@
     </w:p>
     <w:p>
       <w:pPr>
-        <w:spacing w:after="140" w:line="276"/>
-      </w:pPr>
-      <w:r>
-        <w:rPr>
-          <w:rFonts w:ascii="Times New Roman" w:cs="Times New Roman" w:eastAsia="Times New Roman" w:hAnsi="Times New Roman"/>
-          <w:sz w:val="24"/>
+        <w:spacing w:after="60" w:line="276"/>
+      </w:pPr>
+      <w:r>
+        <w:rPr>
+          <w:rFonts w:ascii="Times New Roman" w:cs="Times New Roman" w:eastAsia="Times New Roman" w:hAnsi="Times New Roman"/>
+          <w:color w:val="262F37"/>
+          <w:sz w:val="21"/>
           <w:szCs w:val="24"/>
         </w:rPr>
         <w:t xml:space="preserve">Согласно п. </w:t>
@@ -980,8 +1035,8 @@
           <w:bCs/>
           <w:i w:val="false"/>
           <w:iCs w:val="false"/>
-          <w:color w:val="000000"/>
-          <w:sz w:val="24"/>
+          <w:color w:val="262F37"/>
+          <w:sz w:val="21"/>
           <w:szCs w:val="24"/>
         </w:rPr>
         <w:t xml:space="preserve">{{ПУНКТ_ДОГОВОРА_ОБ_ОПЛАТЕ}}</w:t>
@@ -989,7 +1044,8 @@
       <w:r>
         <w:rPr>
           <w:rFonts w:ascii="Times New Roman" w:cs="Times New Roman" w:eastAsia="Times New Roman" w:hAnsi="Times New Roman"/>
-          <w:sz w:val="24"/>
+          <w:color w:val="262F37"/>
+          <w:sz w:val="21"/>
           <w:szCs w:val="24"/>
         </w:rPr>
         <w:t xml:space="preserve"> Договора оплата производится в срок </w:t>
@@ -1001,8 +1057,8 @@
           <w:bCs/>
           <w:i w:val="false"/>
           <w:iCs w:val="false"/>
-          <w:color w:val="000000"/>
-          <w:sz w:val="24"/>
+          <w:color w:val="262F37"/>
+          <w:sz w:val="21"/>
           <w:szCs w:val="24"/>
         </w:rPr>
         <w:t xml:space="preserve">{{СРОК_ОПЛАТЫ_ПО_ДОГОВОРУ}}</w:t>
@@ -1010,7 +1066,8 @@
       <w:r>
         <w:rPr>
           <w:rFonts w:ascii="Times New Roman" w:cs="Times New Roman" w:eastAsia="Times New Roman" w:hAnsi="Times New Roman"/>
-          <w:sz w:val="24"/>
+          <w:color w:val="262F37"/>
+          <w:sz w:val="21"/>
           <w:szCs w:val="24"/>
         </w:rPr>
         <w:t xml:space="preserve">. Срок истёк; с </w:t>
@@ -1022,8 +1079,8 @@
           <w:bCs/>
           <w:i w:val="false"/>
           <w:iCs w:val="false"/>
-          <w:color w:val="000000"/>
-          <w:sz w:val="24"/>
+          <w:color w:val="262F37"/>
+          <w:sz w:val="21"/>
           <w:szCs w:val="24"/>
         </w:rPr>
         <w:t xml:space="preserve">{{ДАТА_НАЧАЛА_ПРОСРОЧКИ}}</w:t>
@@ -1031,7 +1088,8 @@
       <w:r>
         <w:rPr>
           <w:rFonts w:ascii="Times New Roman" w:cs="Times New Roman" w:eastAsia="Times New Roman" w:hAnsi="Times New Roman"/>
-          <w:sz w:val="24"/>
+          <w:color w:val="262F37"/>
+          <w:sz w:val="21"/>
           <w:szCs w:val="24"/>
         </w:rPr>
         <w:t xml:space="preserve"> Ответчик находится в просрочке. С учётом частичных оплат </w:t>
@@ -1043,8 +1101,8 @@
           <w:bCs w:val="false"/>
           <w:i/>
           <w:iCs/>
-          <w:color w:val="595959"/>
-          <w:sz w:val="24"/>
+          <w:color w:val="262F37"/>
+          <w:sz w:val="21"/>
           <w:szCs w:val="24"/>
         </w:rPr>
         <w:t xml:space="preserve">[перечислить либо удалить]</w:t>
@@ -1052,7 +1110,8 @@
       <w:r>
         <w:rPr>
           <w:rFonts w:ascii="Times New Roman" w:cs="Times New Roman" w:eastAsia="Times New Roman" w:hAnsi="Times New Roman"/>
-          <w:sz w:val="24"/>
+          <w:color w:val="262F37"/>
+          <w:sz w:val="21"/>
           <w:szCs w:val="24"/>
         </w:rPr>
         <w:t xml:space="preserve"> задолженность составляет </w:t>
@@ -1064,8 +1123,8 @@
           <w:bCs/>
           <w:i w:val="false"/>
           <w:iCs w:val="false"/>
-          <w:color w:val="000000"/>
-          <w:sz w:val="24"/>
+          <w:color w:val="262F37"/>
+          <w:sz w:val="21"/>
           <w:szCs w:val="24"/>
         </w:rPr>
         <w:t xml:space="preserve">{{СУММА_ДОЛГА}}</w:t>
@@ -1073,7 +1132,8 @@
       <w:r>
         <w:rPr>
           <w:rFonts w:ascii="Times New Roman" w:cs="Times New Roman" w:eastAsia="Times New Roman" w:hAnsi="Times New Roman"/>
-          <w:sz w:val="24"/>
+          <w:color w:val="262F37"/>
+          <w:sz w:val="21"/>
           <w:szCs w:val="24"/>
         </w:rPr>
         <w:t xml:space="preserve">.</w:t>
@@ -1082,14 +1142,15 @@
     <w:p>
       <w:pPr>
         <w:keepNext/>
-        <w:spacing w:after="140" w:line="276"/>
-      </w:pPr>
-      <w:r>
-        <w:rPr>
-          <w:rFonts w:ascii="Times New Roman" w:cs="Times New Roman" w:eastAsia="Times New Roman" w:hAnsi="Times New Roman"/>
-          <w:b/>
-          <w:bCs/>
-          <w:sz w:val="24"/>
+        <w:spacing w:after="60" w:line="276"/>
+      </w:pPr>
+      <w:r>
+        <w:rPr>
+          <w:rFonts w:ascii="Times New Roman" w:cs="Times New Roman" w:eastAsia="Times New Roman" w:hAnsi="Times New Roman"/>
+          <w:b/>
+          <w:bCs/>
+          <w:color w:val="262F37"/>
+          <w:sz w:val="21"/>
           <w:szCs w:val="24"/>
         </w:rPr>
         <w:t xml:space="preserve">2. Правовое обоснование.</w:t>
@@ -1097,12 +1158,13 @@
     </w:p>
     <w:p>
       <w:pPr>
-        <w:spacing w:after="140" w:line="276"/>
-      </w:pPr>
-      <w:r>
-        <w:rPr>
-          <w:rFonts w:ascii="Times New Roman" w:cs="Times New Roman" w:eastAsia="Times New Roman" w:hAnsi="Times New Roman"/>
-          <w:sz w:val="24"/>
+        <w:spacing w:after="60" w:line="276"/>
+      </w:pPr>
+      <w:r>
+        <w:rPr>
+          <w:rFonts w:ascii="Times New Roman" w:cs="Times New Roman" w:eastAsia="Times New Roman" w:hAnsi="Times New Roman"/>
+          <w:color w:val="262F37"/>
+          <w:sz w:val="21"/>
           <w:szCs w:val="24"/>
         </w:rPr>
         <w:t xml:space="preserve">Обязательства должны исполняться надлежащим образом; односторонний отказ от исполнения не допускается (ст. 309, 310 ГК РФ). Заказчик обязан оплатить выполненные работы после сдачи результата (ст. 711 ГК РФ), оплата выполненных работ производится в размере, предусмотренном сметой, в сроки и в порядке, которые установлены законом или договором строительного подряда (ст. 746 ГК РФ). Сдача и приёмка работ оформлены актами в порядке ст. 753 ГК РФ.</w:t>
@@ -1110,12 +1172,13 @@
     </w:p>
     <w:p>
       <w:pPr>
-        <w:spacing w:after="140" w:line="276"/>
-      </w:pPr>
-      <w:r>
-        <w:rPr>
-          <w:rFonts w:ascii="Times New Roman" w:cs="Times New Roman" w:eastAsia="Times New Roman" w:hAnsi="Times New Roman"/>
-          <w:sz w:val="24"/>
+        <w:spacing w:after="60" w:line="276"/>
+      </w:pPr>
+      <w:r>
+        <w:rPr>
+          <w:rFonts w:ascii="Times New Roman" w:cs="Times New Roman" w:eastAsia="Times New Roman" w:hAnsi="Times New Roman"/>
+          <w:color w:val="262F37"/>
+          <w:sz w:val="21"/>
           <w:szCs w:val="24"/>
         </w:rPr>
         <w:t xml:space="preserve">За пользование чужими денежными средствами вследствие просрочки их уплаты подлежат уплате проценты в размере, определяемом ключевой ставкой Банка России, действовавшей в соответствующие периоды (п. 1 ст. 395 ГК РФ). По состоянию на </w:t>
@@ -1127,8 +1190,8 @@
           <w:bCs/>
           <w:i w:val="false"/>
           <w:iCs w:val="false"/>
-          <w:color w:val="000000"/>
-          <w:sz w:val="24"/>
+          <w:color w:val="262F37"/>
+          <w:sz w:val="21"/>
           <w:szCs w:val="24"/>
         </w:rPr>
         <w:t xml:space="preserve">{{ДАТА_ДОКУМЕНТА}}</w:t>
@@ -1136,7 +1199,8 @@
       <w:r>
         <w:rPr>
           <w:rFonts w:ascii="Times New Roman" w:cs="Times New Roman" w:eastAsia="Times New Roman" w:hAnsi="Times New Roman"/>
-          <w:sz w:val="24"/>
+          <w:color w:val="262F37"/>
+          <w:sz w:val="21"/>
           <w:szCs w:val="24"/>
         </w:rPr>
         <w:t xml:space="preserve"> проценты составляют </w:t>
@@ -1148,8 +1212,8 @@
           <w:bCs/>
           <w:i w:val="false"/>
           <w:iCs w:val="false"/>
-          <w:color w:val="000000"/>
-          <w:sz w:val="24"/>
+          <w:color w:val="262F37"/>
+          <w:sz w:val="21"/>
           <w:szCs w:val="24"/>
         </w:rPr>
         <w:t xml:space="preserve">{{СУММА_ПРОЦЕНТОВ}}</w:t>
@@ -1157,7 +1221,8 @@
       <w:r>
         <w:rPr>
           <w:rFonts w:ascii="Times New Roman" w:cs="Times New Roman" w:eastAsia="Times New Roman" w:hAnsi="Times New Roman"/>
-          <w:sz w:val="24"/>
+          <w:color w:val="262F37"/>
+          <w:sz w:val="21"/>
           <w:szCs w:val="24"/>
         </w:rPr>
         <w:t xml:space="preserve"> (расчёт — Приложение № 5). Проценты подлежат начислению по день фактической уплаты долга (п. 3 ст. 395 ГК РФ).</w:t>
@@ -1165,7 +1230,7 @@
     </w:p>
     <w:p>
       <w:pPr>
-        <w:spacing w:after="140" w:line="276"/>
+        <w:spacing w:after="60" w:line="276"/>
       </w:pPr>
       <w:r>
         <w:rPr>
@@ -1174,8 +1239,8 @@
           <w:bCs w:val="false"/>
           <w:i/>
           <w:iCs/>
-          <w:color w:val="595959"/>
-          <w:sz w:val="24"/>
+          <w:color w:val="262F37"/>
+          <w:sz w:val="21"/>
           <w:szCs w:val="24"/>
         </w:rPr>
         <w:t xml:space="preserve">[При договорной неустойке за нарушение денежного обязательства проценты по ст. 395 ГК РФ взысканию не подлежат, если иное не предусмотрено законом или договором (п. 4 ст. 395 ГК РФ). Для выбора неустойки вместо процентов выполните все замены в разделе «Проценты или договорная неустойка» после текста иска. Одной замены этого абзаца недостаточно.]</w:t>
@@ -1184,14 +1249,15 @@
     <w:p>
       <w:pPr>
         <w:keepNext/>
-        <w:spacing w:after="140" w:line="276"/>
-      </w:pPr>
-      <w:r>
-        <w:rPr>
-          <w:rFonts w:ascii="Times New Roman" w:cs="Times New Roman" w:eastAsia="Times New Roman" w:hAnsi="Times New Roman"/>
-          <w:b/>
-          <w:bCs/>
-          <w:sz w:val="24"/>
+        <w:spacing w:after="60" w:line="276"/>
+      </w:pPr>
+      <w:r>
+        <w:rPr>
+          <w:rFonts w:ascii="Times New Roman" w:cs="Times New Roman" w:eastAsia="Times New Roman" w:hAnsi="Times New Roman"/>
+          <w:b/>
+          <w:bCs/>
+          <w:color w:val="262F37"/>
+          <w:sz w:val="21"/>
           <w:szCs w:val="24"/>
         </w:rPr>
         <w:t xml:space="preserve">3. Соблюдение досудебного порядка.</w:t>
@@ -1199,12 +1265,13 @@
     </w:p>
     <w:p>
       <w:pPr>
-        <w:spacing w:after="140" w:line="276"/>
-      </w:pPr>
-      <w:r>
-        <w:rPr>
-          <w:rFonts w:ascii="Times New Roman" w:cs="Times New Roman" w:eastAsia="Times New Roman" w:hAnsi="Times New Roman"/>
-          <w:sz w:val="24"/>
+        <w:spacing w:after="60" w:line="276"/>
+      </w:pPr>
+      <w:r>
+        <w:rPr>
+          <w:rFonts w:ascii="Times New Roman" w:cs="Times New Roman" w:eastAsia="Times New Roman" w:hAnsi="Times New Roman"/>
+          <w:color w:val="262F37"/>
+          <w:sz w:val="21"/>
           <w:szCs w:val="24"/>
         </w:rPr>
         <w:t xml:space="preserve">Претензия исх. № </w:t>
@@ -1216,8 +1283,8 @@
           <w:bCs/>
           <w:i w:val="false"/>
           <w:iCs w:val="false"/>
-          <w:color w:val="000000"/>
-          <w:sz w:val="24"/>
+          <w:color w:val="262F37"/>
+          <w:sz w:val="21"/>
           <w:szCs w:val="24"/>
         </w:rPr>
         <w:t xml:space="preserve">{{ИСХОДЯЩИЙ_НОМЕР}}</w:t>
@@ -1225,7 +1292,8 @@
       <w:r>
         <w:rPr>
           <w:rFonts w:ascii="Times New Roman" w:cs="Times New Roman" w:eastAsia="Times New Roman" w:hAnsi="Times New Roman"/>
-          <w:sz w:val="24"/>
+          <w:color w:val="262F37"/>
+          <w:sz w:val="21"/>
           <w:szCs w:val="24"/>
         </w:rPr>
         <w:t xml:space="preserve"> от </w:t>
@@ -1237,8 +1305,8 @@
           <w:bCs/>
           <w:i w:val="false"/>
           <w:iCs w:val="false"/>
-          <w:color w:val="000000"/>
-          <w:sz w:val="24"/>
+          <w:color w:val="262F37"/>
+          <w:sz w:val="21"/>
           <w:szCs w:val="24"/>
         </w:rPr>
         <w:t xml:space="preserve">{{ДАТА_ПРЕТЕНЗИИ}}</w:t>
@@ -1246,7 +1314,8 @@
       <w:r>
         <w:rPr>
           <w:rFonts w:ascii="Times New Roman" w:cs="Times New Roman" w:eastAsia="Times New Roman" w:hAnsi="Times New Roman"/>
-          <w:sz w:val="24"/>
+          <w:color w:val="262F37"/>
+          <w:sz w:val="21"/>
           <w:szCs w:val="24"/>
         </w:rPr>
         <w:t xml:space="preserve"> направлена Ответчику </w:t>
@@ -1258,8 +1327,8 @@
           <w:bCs/>
           <w:i w:val="false"/>
           <w:iCs w:val="false"/>
-          <w:color w:val="000000"/>
-          <w:sz w:val="24"/>
+          <w:color w:val="262F37"/>
+          <w:sz w:val="21"/>
           <w:szCs w:val="24"/>
         </w:rPr>
         <w:t xml:space="preserve">{{ДАТА_ОТПРАВКИ_ПРЕТЕНЗИИ}}</w:t>
@@ -1267,7 +1336,8 @@
       <w:r>
         <w:rPr>
           <w:rFonts w:ascii="Times New Roman" w:cs="Times New Roman" w:eastAsia="Times New Roman" w:hAnsi="Times New Roman"/>
-          <w:sz w:val="24"/>
+          <w:color w:val="262F37"/>
+          <w:sz w:val="21"/>
           <w:szCs w:val="24"/>
         </w:rPr>
         <w:t xml:space="preserve"> (опись вложения, почтовый идентификатор — Приложение № 6). Требования не удовлетворены </w:t>
@@ -1279,8 +1349,8 @@
           <w:bCs w:val="false"/>
           <w:i/>
           <w:iCs/>
-          <w:color w:val="595959"/>
-          <w:sz w:val="24"/>
+          <w:color w:val="262F37"/>
+          <w:sz w:val="21"/>
           <w:szCs w:val="24"/>
         </w:rPr>
         <w:t xml:space="preserve">[/оставлены без ответа]</w:t>
@@ -1288,7 +1358,8 @@
       <w:r>
         <w:rPr>
           <w:rFonts w:ascii="Times New Roman" w:cs="Times New Roman" w:eastAsia="Times New Roman" w:hAnsi="Times New Roman"/>
-          <w:sz w:val="24"/>
+          <w:color w:val="262F37"/>
+          <w:sz w:val="21"/>
           <w:szCs w:val="24"/>
         </w:rPr>
         <w:t xml:space="preserve">. Применимый срок досудебного урегулирования </w:t>
@@ -1300,8 +1371,8 @@
           <w:bCs w:val="false"/>
           <w:i/>
           <w:iCs/>
-          <w:color w:val="595959"/>
-          <w:sz w:val="24"/>
+          <w:color w:val="262F37"/>
+          <w:sz w:val="21"/>
           <w:szCs w:val="24"/>
         </w:rPr>
         <w:t xml:space="preserve">[указать длительность и основание: закон или пункт договора]</w:t>
@@ -1309,7 +1380,8 @@
       <w:r>
         <w:rPr>
           <w:rFonts w:ascii="Times New Roman" w:cs="Times New Roman" w:eastAsia="Times New Roman" w:hAnsi="Times New Roman"/>
-          <w:sz w:val="24"/>
+          <w:color w:val="262F37"/>
+          <w:sz w:val="21"/>
           <w:szCs w:val="24"/>
         </w:rPr>
         <w:t xml:space="preserve">, исчисляемый </w:t>
@@ -1321,8 +1393,8 @@
           <w:bCs w:val="false"/>
           <w:i/>
           <w:iCs/>
-          <w:color w:val="595959"/>
-          <w:sz w:val="24"/>
+          <w:color w:val="262F37"/>
+          <w:sz w:val="21"/>
           <w:szCs w:val="24"/>
         </w:rPr>
         <w:t xml:space="preserve">[указать порядок и дату начала по закону или договору]</w:t>
@@ -1330,7 +1402,8 @@
       <w:r>
         <w:rPr>
           <w:rFonts w:ascii="Times New Roman" w:cs="Times New Roman" w:eastAsia="Times New Roman" w:hAnsi="Times New Roman"/>
-          <w:sz w:val="24"/>
+          <w:color w:val="262F37"/>
+          <w:sz w:val="21"/>
           <w:szCs w:val="24"/>
         </w:rPr>
         <w:t xml:space="preserve">, истёк </w:t>
@@ -1342,8 +1415,8 @@
           <w:bCs w:val="false"/>
           <w:i/>
           <w:iCs/>
-          <w:color w:val="595959"/>
-          <w:sz w:val="24"/>
+          <w:color w:val="262F37"/>
+          <w:sz w:val="21"/>
           <w:szCs w:val="24"/>
         </w:rPr>
         <w:t xml:space="preserve">[указать дату окончания]</w:t>
@@ -1351,7 +1424,8 @@
       <w:r>
         <w:rPr>
           <w:rFonts w:ascii="Times New Roman" w:cs="Times New Roman" w:eastAsia="Times New Roman" w:hAnsi="Times New Roman"/>
-          <w:sz w:val="24"/>
+          <w:color w:val="262F37"/>
+          <w:sz w:val="21"/>
           <w:szCs w:val="24"/>
         </w:rPr>
         <w:t xml:space="preserve">. Досудебный порядок, установленный ч. 5 ст. 4 АПК РФ, соблюдён.</w:t>
@@ -1359,7 +1433,7 @@
     </w:p>
     <w:p>
       <w:pPr>
-        <w:spacing w:after="140" w:line="276"/>
+        <w:spacing w:after="60" w:line="276"/>
       </w:pPr>
       <w:r>
         <w:rPr>
@@ -1368,8 +1442,8 @@
           <w:bCs w:val="false"/>
           <w:i/>
           <w:iCs/>
-          <w:color w:val="595959"/>
-          <w:sz w:val="24"/>
+          <w:color w:val="262F37"/>
+          <w:sz w:val="21"/>
           <w:szCs w:val="24"/>
         </w:rPr>
         <w:t xml:space="preserve">[Утверждение о соблюдении досудебного порядка оставляйте только после проверки применимого срока и его истечения на дату подачи. {{СРОК_ОТВЕТА_НА_ПРЕТЕНЗИЮ}} — срок ответа, а не замена срока ожидания перед судом. Если срок ожидания ещё не истёк, иск не подавайте.]</w:t>
@@ -1378,14 +1452,15 @@
     <w:p>
       <w:pPr>
         <w:keepNext/>
-        <w:spacing w:after="140" w:line="276"/>
-      </w:pPr>
-      <w:r>
-        <w:rPr>
-          <w:rFonts w:ascii="Times New Roman" w:cs="Times New Roman" w:eastAsia="Times New Roman" w:hAnsi="Times New Roman"/>
-          <w:b/>
-          <w:bCs/>
-          <w:sz w:val="24"/>
+        <w:spacing w:after="60" w:line="276"/>
+      </w:pPr>
+      <w:r>
+        <w:rPr>
+          <w:rFonts w:ascii="Times New Roman" w:cs="Times New Roman" w:eastAsia="Times New Roman" w:hAnsi="Times New Roman"/>
+          <w:b/>
+          <w:bCs/>
+          <w:color w:val="262F37"/>
+          <w:sz w:val="21"/>
           <w:szCs w:val="24"/>
         </w:rPr>
         <w:t xml:space="preserve">4. Подсудность.</w:t>
@@ -1393,12 +1468,13 @@
     </w:p>
     <w:p>
       <w:pPr>
-        <w:spacing w:after="140" w:line="276"/>
-      </w:pPr>
-      <w:r>
-        <w:rPr>
-          <w:rFonts w:ascii="Times New Roman" w:cs="Times New Roman" w:eastAsia="Times New Roman" w:hAnsi="Times New Roman"/>
-          <w:sz w:val="24"/>
+        <w:spacing w:after="60" w:line="276"/>
+      </w:pPr>
+      <w:r>
+        <w:rPr>
+          <w:rFonts w:ascii="Times New Roman" w:cs="Times New Roman" w:eastAsia="Times New Roman" w:hAnsi="Times New Roman"/>
+          <w:color w:val="262F37"/>
+          <w:sz w:val="21"/>
           <w:szCs w:val="24"/>
         </w:rPr>
         <w:t xml:space="preserve">Спор подсуден </w:t>
@@ -1410,8 +1486,8 @@
           <w:bCs/>
           <w:i w:val="false"/>
           <w:iCs w:val="false"/>
-          <w:color w:val="000000"/>
-          <w:sz w:val="24"/>
+          <w:color w:val="262F37"/>
+          <w:sz w:val="21"/>
           <w:szCs w:val="24"/>
         </w:rPr>
         <w:t xml:space="preserve">{{НАИМЕНОВАНИЕ_АРБИТРАЖНОГО_СУДА}}</w:t>
@@ -1419,7 +1495,8 @@
       <w:r>
         <w:rPr>
           <w:rFonts w:ascii="Times New Roman" w:cs="Times New Roman" w:eastAsia="Times New Roman" w:hAnsi="Times New Roman"/>
-          <w:sz w:val="24"/>
+          <w:color w:val="262F37"/>
+          <w:sz w:val="21"/>
           <w:szCs w:val="24"/>
         </w:rPr>
         <w:t xml:space="preserve">:</w:t>
@@ -1427,7 +1504,7 @@
     </w:p>
     <w:p>
       <w:pPr>
-        <w:spacing w:after="40" w:line="276"/>
+        <w:spacing w:after="60" w:line="276"/>
       </w:pPr>
       <w:r>
         <w:rPr>
@@ -1436,8 +1513,8 @@
           <w:bCs w:val="false"/>
           <w:i/>
           <w:iCs/>
-          <w:color w:val="595959"/>
-          <w:sz w:val="24"/>
+          <w:color w:val="262F37"/>
+          <w:sz w:val="21"/>
           <w:szCs w:val="24"/>
         </w:rPr>
         <w:t xml:space="preserve">[вариант 1]</w:t>
@@ -1445,7 +1522,8 @@
       <w:r>
         <w:rPr>
           <w:rFonts w:ascii="Times New Roman" w:cs="Times New Roman" w:eastAsia="Times New Roman" w:hAnsi="Times New Roman"/>
-          <w:sz w:val="24"/>
+          <w:color w:val="262F37"/>
+          <w:sz w:val="21"/>
           <w:szCs w:val="24"/>
         </w:rPr>
         <w:t xml:space="preserve"> по адресу Ответчика (ст. 35 АПК РФ);</w:t>
@@ -1453,7 +1531,7 @@
     </w:p>
     <w:p>
       <w:pPr>
-        <w:spacing w:after="140" w:line="276"/>
+        <w:spacing w:after="60" w:line="276"/>
       </w:pPr>
       <w:r>
         <w:rPr>
@@ -1462,8 +1540,8 @@
           <w:bCs w:val="false"/>
           <w:i/>
           <w:iCs/>
-          <w:color w:val="595959"/>
-          <w:sz w:val="24"/>
+          <w:color w:val="262F37"/>
+          <w:sz w:val="21"/>
           <w:szCs w:val="24"/>
         </w:rPr>
         <w:t xml:space="preserve">[вариант 2]</w:t>
@@ -1471,7 +1549,8 @@
       <w:r>
         <w:rPr>
           <w:rFonts w:ascii="Times New Roman" w:cs="Times New Roman" w:eastAsia="Times New Roman" w:hAnsi="Times New Roman"/>
-          <w:sz w:val="24"/>
+          <w:color w:val="262F37"/>
+          <w:sz w:val="21"/>
           <w:szCs w:val="24"/>
         </w:rPr>
         <w:t xml:space="preserve"> в соответствии с п. </w:t>
@@ -1483,8 +1562,8 @@
           <w:bCs/>
           <w:i w:val="false"/>
           <w:iCs w:val="false"/>
-          <w:color w:val="000000"/>
-          <w:sz w:val="24"/>
+          <w:color w:val="262F37"/>
+          <w:sz w:val="21"/>
           <w:szCs w:val="24"/>
         </w:rPr>
         <w:t xml:space="preserve">{{ПУНКТ_ДОГОВОРА_О_ПОДСУДНОСТИ}}</w:t>
@@ -1492,7 +1571,8 @@
       <w:r>
         <w:rPr>
           <w:rFonts w:ascii="Times New Roman" w:cs="Times New Roman" w:eastAsia="Times New Roman" w:hAnsi="Times New Roman"/>
-          <w:sz w:val="24"/>
+          <w:color w:val="262F37"/>
+          <w:sz w:val="21"/>
           <w:szCs w:val="24"/>
         </w:rPr>
         <w:t xml:space="preserve"> Договора (ст. 37 АПК РФ).</w:t>
@@ -1501,14 +1581,15 @@
     <w:p>
       <w:pPr>
         <w:keepNext/>
-        <w:spacing w:after="140" w:line="276"/>
-      </w:pPr>
-      <w:r>
-        <w:rPr>
-          <w:rFonts w:ascii="Times New Roman" w:cs="Times New Roman" w:eastAsia="Times New Roman" w:hAnsi="Times New Roman"/>
-          <w:b/>
-          <w:bCs/>
-          <w:sz w:val="24"/>
+        <w:spacing w:after="60" w:line="276"/>
+      </w:pPr>
+      <w:r>
+        <w:rPr>
+          <w:rFonts w:ascii="Times New Roman" w:cs="Times New Roman" w:eastAsia="Times New Roman" w:hAnsi="Times New Roman"/>
+          <w:b/>
+          <w:bCs/>
+          <w:color w:val="262F37"/>
+          <w:sz w:val="21"/>
           <w:szCs w:val="24"/>
         </w:rPr>
         <w:t xml:space="preserve">5. Примирение и обеспечительные меры.</w:t>
@@ -1516,12 +1597,13 @@
     </w:p>
     <w:p>
       <w:pPr>
-        <w:spacing w:after="140" w:line="276"/>
-      </w:pPr>
-      <w:r>
-        <w:rPr>
-          <w:rFonts w:ascii="Times New Roman" w:cs="Times New Roman" w:eastAsia="Times New Roman" w:hAnsi="Times New Roman"/>
-          <w:sz w:val="24"/>
+        <w:spacing w:after="60" w:line="276"/>
+      </w:pPr>
+      <w:r>
+        <w:rPr>
+          <w:rFonts w:ascii="Times New Roman" w:cs="Times New Roman" w:eastAsia="Times New Roman" w:hAnsi="Times New Roman"/>
+          <w:color w:val="262F37"/>
+          <w:sz w:val="21"/>
           <w:szCs w:val="24"/>
         </w:rPr>
         <w:t xml:space="preserve">Действия, направленные на примирение: </w:t>
@@ -1533,8 +1615,8 @@
           <w:bCs w:val="false"/>
           <w:i/>
           <w:iCs/>
-          <w:color w:val="595959"/>
-          <w:sz w:val="24"/>
+          <w:color w:val="262F37"/>
+          <w:sz w:val="21"/>
           <w:szCs w:val="24"/>
         </w:rPr>
         <w:t xml:space="preserve">[вариант 1]</w:t>
@@ -1542,7 +1624,8 @@
       <w:r>
         <w:rPr>
           <w:rFonts w:ascii="Times New Roman" w:cs="Times New Roman" w:eastAsia="Times New Roman" w:hAnsi="Times New Roman"/>
-          <w:sz w:val="24"/>
+          <w:color w:val="262F37"/>
+          <w:sz w:val="21"/>
           <w:szCs w:val="24"/>
         </w:rPr>
         <w:t xml:space="preserve"> сторонами предпринимались — </w:t>
@@ -1554,8 +1637,8 @@
           <w:bCs w:val="false"/>
           <w:i/>
           <w:iCs/>
-          <w:color w:val="595959"/>
-          <w:sz w:val="24"/>
+          <w:color w:val="262F37"/>
+          <w:sz w:val="21"/>
           <w:szCs w:val="24"/>
         </w:rPr>
         <w:t xml:space="preserve">[указать какие и когда]</w:t>
@@ -1563,7 +1646,8 @@
       <w:r>
         <w:rPr>
           <w:rFonts w:ascii="Times New Roman" w:cs="Times New Roman" w:eastAsia="Times New Roman" w:hAnsi="Times New Roman"/>
-          <w:sz w:val="24"/>
+          <w:color w:val="262F37"/>
+          <w:sz w:val="21"/>
           <w:szCs w:val="24"/>
         </w:rPr>
         <w:t xml:space="preserve">; </w:t>
@@ -1575,8 +1659,8 @@
           <w:bCs w:val="false"/>
           <w:i/>
           <w:iCs/>
-          <w:color w:val="595959"/>
-          <w:sz w:val="24"/>
+          <w:color w:val="262F37"/>
+          <w:sz w:val="21"/>
           <w:szCs w:val="24"/>
         </w:rPr>
         <w:t xml:space="preserve">[вариант 2]</w:t>
@@ -1584,7 +1668,8 @@
       <w:r>
         <w:rPr>
           <w:rFonts w:ascii="Times New Roman" w:cs="Times New Roman" w:eastAsia="Times New Roman" w:hAnsi="Times New Roman"/>
-          <w:sz w:val="24"/>
+          <w:color w:val="262F37"/>
+          <w:sz w:val="21"/>
           <w:szCs w:val="24"/>
         </w:rPr>
         <w:t xml:space="preserve"> сторонами не предпринимались. (По п. 8.1 ч. 2 ст. 125 АПК РФ сведения указываются, если такие действия предпринимались; вариант 2 оставляют, чтобы у суда не осталось вопроса. Оставьте один вариант.)</w:t>
@@ -1592,12 +1677,13 @@
     </w:p>
     <w:p>
       <w:pPr>
-        <w:spacing w:after="140" w:line="276"/>
-      </w:pPr>
-      <w:r>
-        <w:rPr>
-          <w:rFonts w:ascii="Times New Roman" w:cs="Times New Roman" w:eastAsia="Times New Roman" w:hAnsi="Times New Roman"/>
-          <w:sz w:val="24"/>
+        <w:spacing w:after="60" w:line="276"/>
+      </w:pPr>
+      <w:r>
+        <w:rPr>
+          <w:rFonts w:ascii="Times New Roman" w:cs="Times New Roman" w:eastAsia="Times New Roman" w:hAnsi="Times New Roman"/>
+          <w:color w:val="262F37"/>
+          <w:sz w:val="21"/>
           <w:szCs w:val="24"/>
         </w:rPr>
         <w:t xml:space="preserve">Меры по обеспечению имущественных интересов до предъявления иска: </w:t>
@@ -1609,8 +1695,8 @@
           <w:bCs w:val="false"/>
           <w:i/>
           <w:iCs/>
-          <w:color w:val="595959"/>
-          <w:sz w:val="24"/>
+          <w:color w:val="262F37"/>
+          <w:sz w:val="21"/>
           <w:szCs w:val="24"/>
         </w:rPr>
         <w:t xml:space="preserve">[вариант 1]</w:t>
@@ -1618,7 +1704,8 @@
       <w:r>
         <w:rPr>
           <w:rFonts w:ascii="Times New Roman" w:cs="Times New Roman" w:eastAsia="Times New Roman" w:hAnsi="Times New Roman"/>
-          <w:sz w:val="24"/>
+          <w:color w:val="262F37"/>
+          <w:sz w:val="21"/>
           <w:szCs w:val="24"/>
         </w:rPr>
         <w:t xml:space="preserve"> принимались — определение суда прилагается; </w:t>
@@ -1630,8 +1717,8 @@
           <w:bCs w:val="false"/>
           <w:i/>
           <w:iCs/>
-          <w:color w:val="595959"/>
-          <w:sz w:val="24"/>
+          <w:color w:val="262F37"/>
+          <w:sz w:val="21"/>
           <w:szCs w:val="24"/>
         </w:rPr>
         <w:t xml:space="preserve">[вариант 2]</w:t>
@@ -1639,7 +1726,8 @@
       <w:r>
         <w:rPr>
           <w:rFonts w:ascii="Times New Roman" w:cs="Times New Roman" w:eastAsia="Times New Roman" w:hAnsi="Times New Roman"/>
-          <w:sz w:val="24"/>
+          <w:color w:val="262F37"/>
+          <w:sz w:val="21"/>
           <w:szCs w:val="24"/>
         </w:rPr>
         <w:t xml:space="preserve"> не принимались (п. 9 ч. 2 ст. 125 АПК РФ). Оставьте один вариант.</w:t>
@@ -1647,12 +1735,13 @@
     </w:p>
     <w:p>
       <w:pPr>
-        <w:spacing w:after="140" w:line="276"/>
-      </w:pPr>
-      <w:r>
-        <w:rPr>
-          <w:rFonts w:ascii="Times New Roman" w:cs="Times New Roman" w:eastAsia="Times New Roman" w:hAnsi="Times New Roman"/>
-          <w:sz w:val="24"/>
+        <w:spacing w:after="60" w:line="276"/>
+      </w:pPr>
+      <w:r>
+        <w:rPr>
+          <w:rFonts w:ascii="Times New Roman" w:cs="Times New Roman" w:eastAsia="Times New Roman" w:hAnsi="Times New Roman"/>
+          <w:color w:val="262F37"/>
+          <w:sz w:val="21"/>
           <w:szCs w:val="24"/>
         </w:rPr>
         <w:t xml:space="preserve">На основании изложенного, руководствуясь ст. 309, 310, 395, 711, 746, 753 ГК РФ, ст. 4, 27, 28, 35 </w:t>
@@ -1664,8 +1753,8 @@
           <w:bCs w:val="false"/>
           <w:i/>
           <w:iCs/>
-          <w:color w:val="595959"/>
-          <w:sz w:val="24"/>
+          <w:color w:val="262F37"/>
+          <w:sz w:val="21"/>
           <w:szCs w:val="24"/>
         </w:rPr>
         <w:t xml:space="preserve">[/37]</w:t>
@@ -1673,7 +1762,8 @@
       <w:r>
         <w:rPr>
           <w:rFonts w:ascii="Times New Roman" w:cs="Times New Roman" w:eastAsia="Times New Roman" w:hAnsi="Times New Roman"/>
-          <w:sz w:val="24"/>
+          <w:color w:val="262F37"/>
+          <w:sz w:val="21"/>
           <w:szCs w:val="24"/>
         </w:rPr>
         <w:t xml:space="preserve">, 110, 125, 126 АПК РФ,</w:t>
@@ -1681,7 +1771,7 @@
     </w:p>
     <w:p>
       <w:pPr>
-        <w:spacing w:after="200" w:line="276"/>
+        <w:spacing w:after="60" w:line="276"/>
         <w:jc w:val="center"/>
       </w:pPr>
       <w:r>
@@ -1689,7 +1779,8 @@
           <w:rFonts w:ascii="Times New Roman" w:cs="Times New Roman" w:eastAsia="Times New Roman" w:hAnsi="Times New Roman"/>
           <w:b/>
           <w:bCs/>
-          <w:sz w:val="24"/>
+          <w:color w:val="262F37"/>
+          <w:sz w:val="21"/>
           <w:szCs w:val="24"/>
         </w:rPr>
         <w:t xml:space="preserve">ПРОШУ:</w:t>
@@ -1697,12 +1788,13 @@
     </w:p>
     <w:p>
       <w:pPr>
-        <w:spacing w:after="40" w:line="276"/>
-      </w:pPr>
-      <w:r>
-        <w:rPr>
-          <w:rFonts w:ascii="Times New Roman" w:cs="Times New Roman" w:eastAsia="Times New Roman" w:hAnsi="Times New Roman"/>
-          <w:sz w:val="24"/>
+        <w:spacing w:after="60" w:line="276"/>
+      </w:pPr>
+      <w:r>
+        <w:rPr>
+          <w:rFonts w:ascii="Times New Roman" w:cs="Times New Roman" w:eastAsia="Times New Roman" w:hAnsi="Times New Roman"/>
+          <w:color w:val="262F37"/>
+          <w:sz w:val="21"/>
           <w:szCs w:val="24"/>
         </w:rPr>
         <w:t xml:space="preserve">1. Взыскать с Ответчика в пользу Истца задолженность по Договору в размере </w:t>
@@ -1714,8 +1806,8 @@
           <w:bCs/>
           <w:i w:val="false"/>
           <w:iCs w:val="false"/>
-          <w:color w:val="000000"/>
-          <w:sz w:val="24"/>
+          <w:color w:val="262F37"/>
+          <w:sz w:val="21"/>
           <w:szCs w:val="24"/>
         </w:rPr>
         <w:t xml:space="preserve">{{СУММА_ДОЛГА}}</w:t>
@@ -1723,7 +1815,8 @@
       <w:r>
         <w:rPr>
           <w:rFonts w:ascii="Times New Roman" w:cs="Times New Roman" w:eastAsia="Times New Roman" w:hAnsi="Times New Roman"/>
-          <w:sz w:val="24"/>
+          <w:color w:val="262F37"/>
+          <w:sz w:val="21"/>
           <w:szCs w:val="24"/>
         </w:rPr>
         <w:t xml:space="preserve">.</w:t>
@@ -1731,12 +1824,13 @@
     </w:p>
     <w:p>
       <w:pPr>
-        <w:spacing w:after="40" w:line="276"/>
-      </w:pPr>
-      <w:r>
-        <w:rPr>
-          <w:rFonts w:ascii="Times New Roman" w:cs="Times New Roman" w:eastAsia="Times New Roman" w:hAnsi="Times New Roman"/>
-          <w:sz w:val="24"/>
+        <w:spacing w:after="60" w:line="276"/>
+      </w:pPr>
+      <w:r>
+        <w:rPr>
+          <w:rFonts w:ascii="Times New Roman" w:cs="Times New Roman" w:eastAsia="Times New Roman" w:hAnsi="Times New Roman"/>
+          <w:color w:val="262F37"/>
+          <w:sz w:val="21"/>
           <w:szCs w:val="24"/>
         </w:rPr>
         <w:t xml:space="preserve">2. Взыскать с Ответчика проценты по ст. 395 ГК РФ в размере </w:t>
@@ -1748,8 +1842,8 @@
           <w:bCs/>
           <w:i w:val="false"/>
           <w:iCs w:val="false"/>
-          <w:color w:val="000000"/>
-          <w:sz w:val="24"/>
+          <w:color w:val="262F37"/>
+          <w:sz w:val="21"/>
           <w:szCs w:val="24"/>
         </w:rPr>
         <w:t xml:space="preserve">{{СУММА_ПРОЦЕНТОВ}}</w:t>
@@ -1757,7 +1851,8 @@
       <w:r>
         <w:rPr>
           <w:rFonts w:ascii="Times New Roman" w:cs="Times New Roman" w:eastAsia="Times New Roman" w:hAnsi="Times New Roman"/>
-          <w:sz w:val="24"/>
+          <w:color w:val="262F37"/>
+          <w:sz w:val="21"/>
           <w:szCs w:val="24"/>
         </w:rPr>
         <w:t xml:space="preserve"> по состоянию на </w:t>
@@ -1769,8 +1864,8 @@
           <w:bCs/>
           <w:i w:val="false"/>
           <w:iCs w:val="false"/>
-          <w:color w:val="000000"/>
-          <w:sz w:val="24"/>
+          <w:color w:val="262F37"/>
+          <w:sz w:val="21"/>
           <w:szCs w:val="24"/>
         </w:rPr>
         <w:t xml:space="preserve">{{ДАТА_ДОКУМЕНТА}}</w:t>
@@ -1778,7 +1873,8 @@
       <w:r>
         <w:rPr>
           <w:rFonts w:ascii="Times New Roman" w:cs="Times New Roman" w:eastAsia="Times New Roman" w:hAnsi="Times New Roman"/>
-          <w:sz w:val="24"/>
+          <w:color w:val="262F37"/>
+          <w:sz w:val="21"/>
           <w:szCs w:val="24"/>
         </w:rPr>
         <w:t xml:space="preserve">, с последующим начислением по день фактической уплаты долга.</w:t>
@@ -1786,12 +1882,13 @@
     </w:p>
     <w:p>
       <w:pPr>
-        <w:spacing w:after="140" w:line="276"/>
-      </w:pPr>
-      <w:r>
-        <w:rPr>
-          <w:rFonts w:ascii="Times New Roman" w:cs="Times New Roman" w:eastAsia="Times New Roman" w:hAnsi="Times New Roman"/>
-          <w:sz w:val="24"/>
+        <w:spacing w:after="60" w:line="276"/>
+      </w:pPr>
+      <w:r>
+        <w:rPr>
+          <w:rFonts w:ascii="Times New Roman" w:cs="Times New Roman" w:eastAsia="Times New Roman" w:hAnsi="Times New Roman"/>
+          <w:color w:val="262F37"/>
+          <w:sz w:val="21"/>
           <w:szCs w:val="24"/>
         </w:rPr>
         <w:t xml:space="preserve">3. Взыскать с Ответчика расходы по уплате государственной пошлины в размере </w:t>
@@ -1803,8 +1900,8 @@
           <w:bCs/>
           <w:i w:val="false"/>
           <w:iCs w:val="false"/>
-          <w:color w:val="000000"/>
-          <w:sz w:val="24"/>
+          <w:color w:val="262F37"/>
+          <w:sz w:val="21"/>
           <w:szCs w:val="24"/>
         </w:rPr>
         <w:t xml:space="preserve">{{РАЗМЕР_ГОСПОШЛИНЫ}}</w:t>
@@ -1812,7 +1909,8 @@
       <w:r>
         <w:rPr>
           <w:rFonts w:ascii="Times New Roman" w:cs="Times New Roman" w:eastAsia="Times New Roman" w:hAnsi="Times New Roman"/>
-          <w:sz w:val="24"/>
+          <w:color w:val="262F37"/>
+          <w:sz w:val="21"/>
           <w:szCs w:val="24"/>
         </w:rPr>
         <w:t xml:space="preserve"> (ст. 110 АПК РФ).</w:t>
@@ -1820,14 +1918,15 @@
     </w:p>
     <w:p>
       <w:pPr>
-        <w:spacing w:after="140" w:line="276"/>
-      </w:pPr>
-      <w:r>
-        <w:rPr>
-          <w:rFonts w:ascii="Times New Roman" w:cs="Times New Roman" w:eastAsia="Times New Roman" w:hAnsi="Times New Roman"/>
-          <w:b/>
-          <w:bCs/>
-          <w:sz w:val="24"/>
+        <w:spacing w:after="60" w:line="276"/>
+      </w:pPr>
+      <w:r>
+        <w:rPr>
+          <w:rFonts w:ascii="Times New Roman" w:cs="Times New Roman" w:eastAsia="Times New Roman" w:hAnsi="Times New Roman"/>
+          <w:b/>
+          <w:bCs/>
+          <w:color w:val="262F37"/>
+          <w:sz w:val="21"/>
           <w:szCs w:val="24"/>
         </w:rPr>
         <w:t xml:space="preserve">Приложения (состав — по ст. 126 АПК РФ, сверить с действующей редакцией):</w:t>
@@ -1835,12 +1934,13 @@
     </w:p>
     <w:p>
       <w:pPr>
-        <w:spacing w:after="40" w:line="276"/>
-      </w:pPr>
-      <w:r>
-        <w:rPr>
-          <w:rFonts w:ascii="Times New Roman" w:cs="Times New Roman" w:eastAsia="Times New Roman" w:hAnsi="Times New Roman"/>
-          <w:sz w:val="24"/>
+        <w:spacing w:after="60" w:line="276"/>
+      </w:pPr>
+      <w:r>
+        <w:rPr>
+          <w:rFonts w:ascii="Times New Roman" w:cs="Times New Roman" w:eastAsia="Times New Roman" w:hAnsi="Times New Roman"/>
+          <w:color w:val="262F37"/>
+          <w:sz w:val="21"/>
           <w:szCs w:val="24"/>
         </w:rPr>
         <w:t xml:space="preserve">1. Уведомление о вручении или иные документы, подтверждающие направление копии искового заявления Ответчику.</w:t>
@@ -1848,12 +1948,13 @@
     </w:p>
     <w:p>
       <w:pPr>
-        <w:spacing w:after="40" w:line="276"/>
-      </w:pPr>
-      <w:r>
-        <w:rPr>
-          <w:rFonts w:ascii="Times New Roman" w:cs="Times New Roman" w:eastAsia="Times New Roman" w:hAnsi="Times New Roman"/>
-          <w:sz w:val="24"/>
+        <w:spacing w:after="60" w:line="276"/>
+      </w:pPr>
+      <w:r>
+        <w:rPr>
+          <w:rFonts w:ascii="Times New Roman" w:cs="Times New Roman" w:eastAsia="Times New Roman" w:hAnsi="Times New Roman"/>
+          <w:color w:val="262F37"/>
+          <w:sz w:val="21"/>
           <w:szCs w:val="24"/>
         </w:rPr>
         <w:t xml:space="preserve">2. Документ об уплате государственной пошлины.</w:t>
@@ -1861,12 +1962,13 @@
     </w:p>
     <w:p>
       <w:pPr>
-        <w:spacing w:after="40" w:line="276"/>
-      </w:pPr>
-      <w:r>
-        <w:rPr>
-          <w:rFonts w:ascii="Times New Roman" w:cs="Times New Roman" w:eastAsia="Times New Roman" w:hAnsi="Times New Roman"/>
-          <w:sz w:val="24"/>
+        <w:spacing w:after="60" w:line="276"/>
+      </w:pPr>
+      <w:r>
+        <w:rPr>
+          <w:rFonts w:ascii="Times New Roman" w:cs="Times New Roman" w:eastAsia="Times New Roman" w:hAnsi="Times New Roman"/>
+          <w:color w:val="262F37"/>
+          <w:sz w:val="21"/>
           <w:szCs w:val="24"/>
         </w:rPr>
         <w:t xml:space="preserve">3. Копия Договора № </w:t>
@@ -1878,8 +1980,8 @@
           <w:bCs/>
           <w:i w:val="false"/>
           <w:iCs w:val="false"/>
-          <w:color w:val="000000"/>
-          <w:sz w:val="24"/>
+          <w:color w:val="262F37"/>
+          <w:sz w:val="21"/>
           <w:szCs w:val="24"/>
         </w:rPr>
         <w:t xml:space="preserve">{{НОМЕР_ДОГОВОРА}}</w:t>
@@ -1887,7 +1989,8 @@
       <w:r>
         <w:rPr>
           <w:rFonts w:ascii="Times New Roman" w:cs="Times New Roman" w:eastAsia="Times New Roman" w:hAnsi="Times New Roman"/>
-          <w:sz w:val="24"/>
+          <w:color w:val="262F37"/>
+          <w:sz w:val="21"/>
           <w:szCs w:val="24"/>
         </w:rPr>
         <w:t xml:space="preserve"> от </w:t>
@@ -1899,8 +2002,8 @@
           <w:bCs/>
           <w:i w:val="false"/>
           <w:iCs w:val="false"/>
-          <w:color w:val="000000"/>
-          <w:sz w:val="24"/>
+          <w:color w:val="262F37"/>
+          <w:sz w:val="21"/>
           <w:szCs w:val="24"/>
         </w:rPr>
         <w:t xml:space="preserve">{{ДАТА_ДОГОВОРА}}</w:t>
@@ -1908,7 +2011,8 @@
       <w:r>
         <w:rPr>
           <w:rFonts w:ascii="Times New Roman" w:cs="Times New Roman" w:eastAsia="Times New Roman" w:hAnsi="Times New Roman"/>
-          <w:sz w:val="24"/>
+          <w:color w:val="262F37"/>
+          <w:sz w:val="21"/>
           <w:szCs w:val="24"/>
         </w:rPr>
         <w:t xml:space="preserve"> с приложениями.</w:t>
@@ -1916,12 +2020,13 @@
     </w:p>
     <w:p>
       <w:pPr>
-        <w:spacing w:after="40" w:line="276"/>
-      </w:pPr>
-      <w:r>
-        <w:rPr>
-          <w:rFonts w:ascii="Times New Roman" w:cs="Times New Roman" w:eastAsia="Times New Roman" w:hAnsi="Times New Roman"/>
-          <w:sz w:val="24"/>
+        <w:spacing w:after="60" w:line="276"/>
+      </w:pPr>
+      <w:r>
+        <w:rPr>
+          <w:rFonts w:ascii="Times New Roman" w:cs="Times New Roman" w:eastAsia="Times New Roman" w:hAnsi="Times New Roman"/>
+          <w:color w:val="262F37"/>
+          <w:sz w:val="21"/>
           <w:szCs w:val="24"/>
         </w:rPr>
         <w:t xml:space="preserve">4. Копии акта КС-2 и справки КС-3 </w:t>
@@ -1933,8 +2038,8 @@
           <w:bCs w:val="false"/>
           <w:i/>
           <w:iCs/>
-          <w:color w:val="595959"/>
-          <w:sz w:val="24"/>
+          <w:color w:val="262F37"/>
+          <w:sz w:val="21"/>
           <w:szCs w:val="24"/>
         </w:rPr>
         <w:t xml:space="preserve">[реестр актов при множественности]</w:t>
@@ -1942,7 +2047,8 @@
       <w:r>
         <w:rPr>
           <w:rFonts w:ascii="Times New Roman" w:cs="Times New Roman" w:eastAsia="Times New Roman" w:hAnsi="Times New Roman"/>
-          <w:sz w:val="24"/>
+          <w:color w:val="262F37"/>
+          <w:sz w:val="21"/>
           <w:szCs w:val="24"/>
         </w:rPr>
         <w:t xml:space="preserve">.</w:t>
@@ -1950,12 +2056,13 @@
     </w:p>
     <w:p>
       <w:pPr>
-        <w:spacing w:after="40" w:line="276"/>
-      </w:pPr>
-      <w:r>
-        <w:rPr>
-          <w:rFonts w:ascii="Times New Roman" w:cs="Times New Roman" w:eastAsia="Times New Roman" w:hAnsi="Times New Roman"/>
-          <w:sz w:val="24"/>
+        <w:spacing w:after="60" w:line="276"/>
+      </w:pPr>
+      <w:r>
+        <w:rPr>
+          <w:rFonts w:ascii="Times New Roman" w:cs="Times New Roman" w:eastAsia="Times New Roman" w:hAnsi="Times New Roman"/>
+          <w:color w:val="262F37"/>
+          <w:sz w:val="21"/>
           <w:szCs w:val="24"/>
         </w:rPr>
         <w:t xml:space="preserve">5. Расчёт взыскиваемой суммы (долг и проценты), подписанный Истцом.</w:t>
@@ -1963,12 +2070,13 @@
     </w:p>
     <w:p>
       <w:pPr>
-        <w:spacing w:after="40" w:line="276"/>
-      </w:pPr>
-      <w:r>
-        <w:rPr>
-          <w:rFonts w:ascii="Times New Roman" w:cs="Times New Roman" w:eastAsia="Times New Roman" w:hAnsi="Times New Roman"/>
-          <w:sz w:val="24"/>
+        <w:spacing w:after="60" w:line="276"/>
+      </w:pPr>
+      <w:r>
+        <w:rPr>
+          <w:rFonts w:ascii="Times New Roman" w:cs="Times New Roman" w:eastAsia="Times New Roman" w:hAnsi="Times New Roman"/>
+          <w:color w:val="262F37"/>
+          <w:sz w:val="21"/>
           <w:szCs w:val="24"/>
         </w:rPr>
         <w:t xml:space="preserve">6. Копия претензии и доказательства её направления.</w:t>
@@ -1976,12 +2084,13 @@
     </w:p>
     <w:p>
       <w:pPr>
-        <w:spacing w:after="40" w:line="276"/>
-      </w:pPr>
-      <w:r>
-        <w:rPr>
-          <w:rFonts w:ascii="Times New Roman" w:cs="Times New Roman" w:eastAsia="Times New Roman" w:hAnsi="Times New Roman"/>
-          <w:sz w:val="24"/>
+        <w:spacing w:after="60" w:line="276"/>
+      </w:pPr>
+      <w:r>
+        <w:rPr>
+          <w:rFonts w:ascii="Times New Roman" w:cs="Times New Roman" w:eastAsia="Times New Roman" w:hAnsi="Times New Roman"/>
+          <w:color w:val="262F37"/>
+          <w:sz w:val="21"/>
           <w:szCs w:val="24"/>
         </w:rPr>
         <w:t xml:space="preserve">7. Выписка из ЕГРЮЛ или ЕГРИП в отношении Истца и Ответчика, полученная не ранее чем за срок, установленный п. 9 ч. 1 ст. 126 АПК РФ, до дня обращения в арбитражный суд.</w:t>
@@ -1989,12 +2098,13 @@
     </w:p>
     <w:p>
       <w:pPr>
-        <w:spacing w:after="40" w:line="276"/>
-      </w:pPr>
-      <w:r>
-        <w:rPr>
-          <w:rFonts w:ascii="Times New Roman" w:cs="Times New Roman" w:eastAsia="Times New Roman" w:hAnsi="Times New Roman"/>
-          <w:sz w:val="24"/>
+        <w:spacing w:after="60" w:line="276"/>
+      </w:pPr>
+      <w:r>
+        <w:rPr>
+          <w:rFonts w:ascii="Times New Roman" w:cs="Times New Roman" w:eastAsia="Times New Roman" w:hAnsi="Times New Roman"/>
+          <w:color w:val="262F37"/>
+          <w:sz w:val="21"/>
           <w:szCs w:val="24"/>
         </w:rPr>
         <w:t xml:space="preserve">8. Доверенность или иные документы, подтверждающие полномочия на подписание искового заявления, а также копия документа о высшем юридическом образовании (учёной степени по юридической специальности) представителя, подписавшего заявление, либо документа, удостоверяющего его статус адвоката, патентного поверенного, арбитражного управляющего; при подписании единоличным органом управления — документ, удостоверяющий его статус (п. 5 ч. 1 ст. 126 АПК РФ).</w:t>
@@ -2002,12 +2112,13 @@
     </w:p>
     <w:p>
       <w:pPr>
-        <w:spacing w:after="40" w:line="276"/>
-      </w:pPr>
-      <w:r>
-        <w:rPr>
-          <w:rFonts w:ascii="Times New Roman" w:cs="Times New Roman" w:eastAsia="Times New Roman" w:hAnsi="Times New Roman"/>
-          <w:sz w:val="24"/>
+        <w:spacing w:after="60" w:line="276"/>
+      </w:pPr>
+      <w:r>
+        <w:rPr>
+          <w:rFonts w:ascii="Times New Roman" w:cs="Times New Roman" w:eastAsia="Times New Roman" w:hAnsi="Times New Roman"/>
+          <w:color w:val="262F37"/>
+          <w:sz w:val="21"/>
           <w:szCs w:val="24"/>
         </w:rPr>
         <w:t xml:space="preserve">9. </w:t>
@@ -2019,8 +2130,8 @@
           <w:bCs w:val="false"/>
           <w:i/>
           <w:iCs/>
-          <w:color w:val="595959"/>
-          <w:sz w:val="24"/>
+          <w:color w:val="262F37"/>
+          <w:sz w:val="21"/>
           <w:szCs w:val="24"/>
         </w:rPr>
         <w:t xml:space="preserve">[Копия определения арбитражного суда об обеспечении имущественных интересов до предъявления иска — если такие меры принимались (п. 6 ч. 1 ст. 126 АПК РФ).]</w:t>
@@ -2029,12 +2140,13 @@
     <w:p>
       <w:pPr>
         <w:keepNext/>
-        <w:spacing w:after="40" w:line="276"/>
-      </w:pPr>
-      <w:r>
-        <w:rPr>
-          <w:rFonts w:ascii="Times New Roman" w:cs="Times New Roman" w:eastAsia="Times New Roman" w:hAnsi="Times New Roman"/>
-          <w:sz w:val="24"/>
+        <w:spacing w:after="60" w:line="276"/>
+      </w:pPr>
+      <w:r>
+        <w:rPr>
+          <w:rFonts w:ascii="Times New Roman" w:cs="Times New Roman" w:eastAsia="Times New Roman" w:hAnsi="Times New Roman"/>
+          <w:color w:val="262F37"/>
+          <w:sz w:val="21"/>
           <w:szCs w:val="24"/>
         </w:rPr>
         <w:t xml:space="preserve">10. </w:t>
@@ -2046,8 +2158,8 @@
           <w:bCs w:val="false"/>
           <w:i/>
           <w:iCs/>
-          <w:color w:val="595959"/>
-          <w:sz w:val="24"/>
+          <w:color w:val="262F37"/>
+          <w:sz w:val="21"/>
           <w:szCs w:val="24"/>
         </w:rPr>
         <w:t xml:space="preserve">[Документы, подтверждающие действия, направленные на примирение, — если такие действия предпринимались и документы имеются (п. 7.1 ч. 1 ст. 126 АПК РФ).]</w:t>
@@ -2055,12 +2167,13 @@
     </w:p>
     <w:p>
       <w:pPr>
-        <w:spacing w:after="40" w:line="276"/>
-      </w:pPr>
-      <w:r>
-        <w:rPr>
-          <w:rFonts w:ascii="Times New Roman" w:cs="Times New Roman" w:eastAsia="Times New Roman" w:hAnsi="Times New Roman"/>
-          <w:sz w:val="24"/>
+        <w:spacing w:after="60" w:line="276"/>
+      </w:pPr>
+      <w:r>
+        <w:rPr>
+          <w:rFonts w:ascii="Times New Roman" w:cs="Times New Roman" w:eastAsia="Times New Roman" w:hAnsi="Times New Roman"/>
+          <w:color w:val="262F37"/>
+          <w:sz w:val="21"/>
           <w:szCs w:val="24"/>
         </w:rPr>
         <w:t xml:space="preserve">11. </w:t>
@@ -2072,8 +2185,8 @@
           <w:bCs w:val="false"/>
           <w:i/>
           <w:iCs/>
-          <w:color w:val="595959"/>
-          <w:sz w:val="24"/>
+          <w:color w:val="262F37"/>
+          <w:sz w:val="21"/>
           <w:szCs w:val="24"/>
         </w:rPr>
         <w:t xml:space="preserve">[Акт сверки, платёжные поручения о частичной оплате — при наличии.]</w:t>
@@ -2081,12 +2194,13 @@
     </w:p>
     <w:p>
       <w:pPr>
-        <w:spacing w:after="300" w:line="276"/>
-      </w:pPr>
-      <w:r>
-        <w:rPr>
-          <w:rFonts w:ascii="Times New Roman" w:cs="Times New Roman" w:eastAsia="Times New Roman" w:hAnsi="Times New Roman"/>
-          <w:sz w:val="24"/>
+        <w:spacing w:after="60" w:line="276"/>
+      </w:pPr>
+      <w:r>
+        <w:rPr>
+          <w:rFonts w:ascii="Times New Roman" w:cs="Times New Roman" w:eastAsia="Times New Roman" w:hAnsi="Times New Roman"/>
+          <w:color w:val="262F37"/>
+          <w:sz w:val="21"/>
           <w:szCs w:val="24"/>
         </w:rPr>
         <w:t xml:space="preserve">12. </w:t>
@@ -2098,118 +2212,123 @@
           <w:bCs w:val="false"/>
           <w:i/>
           <w:iCs/>
-          <w:color w:val="595959"/>
+          <w:color w:val="262F37"/>
+          <w:sz w:val="21"/>
+          <w:szCs w:val="24"/>
+        </w:rPr>
+        <w:t xml:space="preserve">[Копия свидетельства о государственной регистрации Истца либо лист записи ЕГРЮЛ — по желанию. Пункт 4 ч. 1 ст. 126 АПК РФ, который требовал этот документ, утратил силу: в обязательный перечень он больше не входит.]</w:t>
+      </w:r>
+    </w:p>
+    <w:p>
+      <w:pPr>
+        <w:keepNext/>
+        <w:spacing w:after="60" w:line="276"/>
+      </w:pPr>
+      <w:r>
+        <w:rPr>
+          <w:rFonts w:ascii="Times New Roman" w:cs="Times New Roman" w:eastAsia="Times New Roman" w:hAnsi="Times New Roman"/>
+          <w:b/>
+          <w:bCs/>
+          <w:i w:val="false"/>
+          <w:iCs w:val="false"/>
+          <w:color w:val="262F37"/>
+          <w:sz w:val="21"/>
+          <w:szCs w:val="24"/>
+        </w:rPr>
+        <w:t xml:space="preserve">{{ДОЛЖНОСТЬ_ПОДПИСАНТА}}</w:t>
+      </w:r>
+      <w:r>
+        <w:rPr>
+          <w:rFonts w:ascii="Times New Roman" w:cs="Times New Roman" w:eastAsia="Times New Roman" w:hAnsi="Times New Roman"/>
+          <w:color w:val="262F37"/>
+          <w:sz w:val="21"/>
+          <w:szCs w:val="24"/>
+        </w:rPr>
+        <w:t xml:space="preserve">, </w:t>
+      </w:r>
+      <w:r>
+        <w:rPr>
+          <w:rFonts w:ascii="Times New Roman" w:cs="Times New Roman" w:eastAsia="Times New Roman" w:hAnsi="Times New Roman"/>
+          <w:b/>
+          <w:bCs/>
+          <w:i w:val="false"/>
+          <w:iCs w:val="false"/>
+          <w:color w:val="262F37"/>
+          <w:sz w:val="21"/>
+          <w:szCs w:val="24"/>
+        </w:rPr>
+        <w:t xml:space="preserve">{{ОСНОВАНИЕ_ПОЛНОМОЧИЙ}}</w:t>
+      </w:r>
+    </w:p>
+    <w:p>
+      <w:pPr>
+        <w:keepNext/>
+        <w:spacing w:after="60" w:line="276"/>
+      </w:pPr>
+      <w:r>
+        <w:rPr>
+          <w:rFonts w:ascii="Times New Roman" w:cs="Times New Roman" w:eastAsia="Times New Roman" w:hAnsi="Times New Roman"/>
+          <w:color w:val="262F37"/>
+          <w:sz w:val="21"/>
+          <w:szCs w:val="24"/>
+        </w:rPr>
+        <w:t xml:space="preserve">_________________ / </w:t>
+      </w:r>
+      <w:r>
+        <w:rPr>
+          <w:rFonts w:ascii="Times New Roman" w:cs="Times New Roman" w:eastAsia="Times New Roman" w:hAnsi="Times New Roman"/>
+          <w:b/>
+          <w:bCs/>
+          <w:i w:val="false"/>
+          <w:iCs w:val="false"/>
+          <w:color w:val="262F37"/>
+          <w:sz w:val="21"/>
+          <w:szCs w:val="24"/>
+        </w:rPr>
+        <w:t xml:space="preserve">{{ФИО_ПОДПИСАНТА}}</w:t>
+      </w:r>
+      <w:r>
+        <w:rPr>
+          <w:rFonts w:ascii="Times New Roman" w:cs="Times New Roman" w:eastAsia="Times New Roman" w:hAnsi="Times New Roman"/>
+          <w:color w:val="262F37"/>
+          <w:sz w:val="21"/>
+          <w:szCs w:val="24"/>
+        </w:rPr>
+        <w:t xml:space="preserve"> /</w:t>
+      </w:r>
+    </w:p>
+    <w:p>
+      <w:pPr>
+        <w:spacing w:after="60" w:line="276"/>
+      </w:pPr>
+      <w:r>
+        <w:rPr>
+          <w:rFonts w:ascii="Times New Roman" w:cs="Times New Roman" w:eastAsia="Times New Roman" w:hAnsi="Times New Roman"/>
+          <w:b/>
+          <w:bCs/>
+          <w:i w:val="false"/>
+          <w:iCs w:val="false"/>
+          <w:color w:val="262F37"/>
+          <w:sz w:val="21"/>
+          <w:szCs w:val="24"/>
+        </w:rPr>
+        <w:t xml:space="preserve">{{ДАТА_ДОКУМЕНТА}}</w:t>
+      </w:r>
+    </w:p>
+    <w:p>
+      <w:pPr>
+        <w:pStyle w:val="Heading1"/>
+        <w:keepNext/>
+        <w:pageBreakBefore/>
+        <w:spacing w:after="80" w:before="160"/>
+      </w:pPr>
+      <w:r>
+        <w:rPr>
+          <w:rFonts w:ascii="Times New Roman" w:cs="Times New Roman" w:eastAsia="Times New Roman" w:hAnsi="Times New Roman"/>
+          <w:b/>
+          <w:bCs/>
+          <w:color w:val="8E6F32"/>
           <w:sz w:val="24"/>
-          <w:szCs w:val="24"/>
-        </w:rPr>
-        <w:t xml:space="preserve">[Копия свидетельства о государственной регистрации Истца либо лист записи ЕГРЮЛ — по желанию. Пункт 4 ч. 1 ст. 126 АПК РФ, который требовал этот документ, утратил силу: в обязательный перечень он больше не входит.]</w:t>
-      </w:r>
-    </w:p>
-    <w:p>
-      <w:pPr>
-        <w:keepNext/>
-        <w:spacing w:after="200" w:line="276"/>
-      </w:pPr>
-      <w:r>
-        <w:rPr>
-          <w:rFonts w:ascii="Times New Roman" w:cs="Times New Roman" w:eastAsia="Times New Roman" w:hAnsi="Times New Roman"/>
-          <w:b/>
-          <w:bCs/>
-          <w:i w:val="false"/>
-          <w:iCs w:val="false"/>
-          <w:color w:val="000000"/>
-          <w:sz w:val="24"/>
-          <w:szCs w:val="24"/>
-        </w:rPr>
-        <w:t xml:space="preserve">{{ДОЛЖНОСТЬ_ПОДПИСАНТА}}</w:t>
-      </w:r>
-      <w:r>
-        <w:rPr>
-          <w:rFonts w:ascii="Times New Roman" w:cs="Times New Roman" w:eastAsia="Times New Roman" w:hAnsi="Times New Roman"/>
-          <w:sz w:val="24"/>
-          <w:szCs w:val="24"/>
-        </w:rPr>
-        <w:t xml:space="preserve">, </w:t>
-      </w:r>
-      <w:r>
-        <w:rPr>
-          <w:rFonts w:ascii="Times New Roman" w:cs="Times New Roman" w:eastAsia="Times New Roman" w:hAnsi="Times New Roman"/>
-          <w:b/>
-          <w:bCs/>
-          <w:i w:val="false"/>
-          <w:iCs w:val="false"/>
-          <w:color w:val="000000"/>
-          <w:sz w:val="24"/>
-          <w:szCs w:val="24"/>
-        </w:rPr>
-        <w:t xml:space="preserve">{{ОСНОВАНИЕ_ПОЛНОМОЧИЙ}}</w:t>
-      </w:r>
-    </w:p>
-    <w:p>
-      <w:pPr>
-        <w:keepNext/>
-        <w:spacing w:after="0" w:line="276"/>
-      </w:pPr>
-      <w:r>
-        <w:rPr>
-          <w:rFonts w:ascii="Times New Roman" w:cs="Times New Roman" w:eastAsia="Times New Roman" w:hAnsi="Times New Roman"/>
-          <w:sz w:val="24"/>
-          <w:szCs w:val="24"/>
-        </w:rPr>
-        <w:t xml:space="preserve">_________________ / </w:t>
-      </w:r>
-      <w:r>
-        <w:rPr>
-          <w:rFonts w:ascii="Times New Roman" w:cs="Times New Roman" w:eastAsia="Times New Roman" w:hAnsi="Times New Roman"/>
-          <w:b/>
-          <w:bCs/>
-          <w:i w:val="false"/>
-          <w:iCs w:val="false"/>
-          <w:color w:val="000000"/>
-          <w:sz w:val="24"/>
-          <w:szCs w:val="24"/>
-        </w:rPr>
-        <w:t xml:space="preserve">{{ФИО_ПОДПИСАНТА}}</w:t>
-      </w:r>
-      <w:r>
-        <w:rPr>
-          <w:rFonts w:ascii="Times New Roman" w:cs="Times New Roman" w:eastAsia="Times New Roman" w:hAnsi="Times New Roman"/>
-          <w:sz w:val="24"/>
-          <w:szCs w:val="24"/>
-        </w:rPr>
-        <w:t xml:space="preserve"> /</w:t>
-      </w:r>
-    </w:p>
-    <w:p>
-      <w:pPr>
-        <w:spacing w:after="140" w:line="276"/>
-      </w:pPr>
-      <w:r>
-        <w:rPr>
-          <w:rFonts w:ascii="Times New Roman" w:cs="Times New Roman" w:eastAsia="Times New Roman" w:hAnsi="Times New Roman"/>
-          <w:b/>
-          <w:bCs/>
-          <w:i w:val="false"/>
-          <w:iCs w:val="false"/>
-          <w:color w:val="000000"/>
-          <w:sz w:val="24"/>
-          <w:szCs w:val="24"/>
-        </w:rPr>
-        <w:t xml:space="preserve">{{ДАТА_ДОКУМЕНТА}}</w:t>
-      </w:r>
-    </w:p>
-    <w:p>
-      <w:pPr>
-        <w:pStyle w:val="Heading1"/>
-        <w:pageBreakBefore/>
-        <w:spacing w:after="200" w:before="240"/>
-      </w:pPr>
-      <w:r>
-        <w:rPr>
-          <w:rFonts w:ascii="Times New Roman" w:cs="Times New Roman" w:eastAsia="Times New Roman" w:hAnsi="Times New Roman"/>
-          <w:b/>
-          <w:bCs/>
-          <w:sz w:val="32"/>
           <w:szCs w:val="32"/>
         </w:rPr>
         <w:t xml:space="preserve">Как заполнять и подавать</w:t>
@@ -2219,14 +2338,15 @@
       <w:pPr>
         <w:pStyle w:val="Heading2"/>
         <w:keepNext/>
-        <w:spacing w:after="120" w:before="260"/>
-      </w:pPr>
-      <w:r>
-        <w:rPr>
-          <w:rFonts w:ascii="Times New Roman" w:cs="Times New Roman" w:eastAsia="Times New Roman" w:hAnsi="Times New Roman"/>
-          <w:b/>
-          <w:bCs/>
-          <w:sz w:val="26"/>
+        <w:spacing w:after="80" w:before="160"/>
+      </w:pPr>
+      <w:r>
+        <w:rPr>
+          <w:rFonts w:ascii="Times New Roman" w:cs="Times New Roman" w:eastAsia="Times New Roman" w:hAnsi="Times New Roman"/>
+          <w:b/>
+          <w:bCs/>
+          <w:color w:val="8E6F32"/>
+          <w:sz w:val="24"/>
           <w:szCs w:val="26"/>
         </w:rPr>
         <w:t xml:space="preserve">Проценты или договорная неустойка</w:t>
@@ -2234,12 +2354,13 @@
     </w:p>
     <w:p>
       <w:pPr>
-        <w:spacing w:after="120" w:line="276"/>
-      </w:pPr>
-      <w:r>
-        <w:rPr>
-          <w:rFonts w:ascii="Times New Roman" w:cs="Times New Roman" w:eastAsia="Times New Roman" w:hAnsi="Times New Roman"/>
-          <w:sz w:val="24"/>
+        <w:spacing w:after="60" w:line="276"/>
+      </w:pPr>
+      <w:r>
+        <w:rPr>
+          <w:rFonts w:ascii="Times New Roman" w:cs="Times New Roman" w:eastAsia="Times New Roman" w:hAnsi="Times New Roman"/>
+          <w:color w:val="262F37"/>
+          <w:sz w:val="21"/>
           <w:szCs w:val="24"/>
         </w:rPr>
         <w:t xml:space="preserve">Печатный текст выше подготовлен для процентов по ст. 395 ГК РФ. Если выбран этот вариант, заполните его и удалите пояснение об альтернативе. Если по договору выбираете неустойку вместо процентов, выполните все семь действий ниже. В окончательном иске должна остаться одна ветка; исключение о совместном взыскании проверяется по закону и договору отдельно.</w:t>
@@ -2252,12 +2373,13 @@
           <w:ilvl w:val="0"/>
           <w:numId w:val="2"/>
         </w:numPr>
-        <w:spacing w:after="80" w:line="276"/>
-      </w:pPr>
-      <w:r>
-        <w:rPr>
-          <w:rFonts w:ascii="Times New Roman" w:cs="Times New Roman" w:eastAsia="Times New Roman" w:hAnsi="Times New Roman"/>
-          <w:sz w:val="24"/>
+        <w:spacing w:after="60" w:line="276"/>
+      </w:pPr>
+      <w:r>
+        <w:rPr>
+          <w:rFonts w:ascii="Times New Roman" w:cs="Times New Roman" w:eastAsia="Times New Roman" w:hAnsi="Times New Roman"/>
+          <w:color w:val="262F37"/>
+          <w:sz w:val="21"/>
           <w:szCs w:val="24"/>
         </w:rPr>
         <w:t xml:space="preserve">1. Заголовок под словами «ИСКОВОЕ ЗАЯВЛЕНИЕ» замените на «о взыскании задолженности по договору подряда и неустойки». Строку «за пользование чужими денежными средствами» удалите.</w:t>
@@ -2270,12 +2392,13 @@
           <w:ilvl w:val="0"/>
           <w:numId w:val="2"/>
         </w:numPr>
-        <w:spacing w:after="80" w:line="276"/>
-      </w:pPr>
-      <w:r>
-        <w:rPr>
-          <w:rFonts w:ascii="Times New Roman" w:cs="Times New Roman" w:eastAsia="Times New Roman" w:hAnsi="Times New Roman"/>
-          <w:sz w:val="24"/>
+        <w:spacing w:after="60" w:line="276"/>
+      </w:pPr>
+      <w:r>
+        <w:rPr>
+          <w:rFonts w:ascii="Times New Roman" w:cs="Times New Roman" w:eastAsia="Times New Roman" w:hAnsi="Times New Roman"/>
+          <w:color w:val="262F37"/>
+          <w:sz w:val="21"/>
           <w:szCs w:val="24"/>
         </w:rPr>
         <w:t xml:space="preserve">2. Абзац раздела 2, начинающийся словами «За пользование чужими денежными средствами», замените целиком: «За просрочку оплаты п. </w:t>
@@ -2287,8 +2410,8 @@
           <w:bCs/>
           <w:i w:val="false"/>
           <w:iCs w:val="false"/>
-          <w:color w:val="000000"/>
-          <w:sz w:val="24"/>
+          <w:color w:val="262F37"/>
+          <w:sz w:val="21"/>
           <w:szCs w:val="24"/>
         </w:rPr>
         <w:t xml:space="preserve">{{ПУНКТ_ДОГОВОРА_О_НЕУСТОЙКЕ}}</w:t>
@@ -2296,7 +2419,8 @@
       <w:r>
         <w:rPr>
           <w:rFonts w:ascii="Times New Roman" w:cs="Times New Roman" w:eastAsia="Times New Roman" w:hAnsi="Times New Roman"/>
-          <w:sz w:val="24"/>
+          <w:color w:val="262F37"/>
+          <w:sz w:val="21"/>
           <w:szCs w:val="24"/>
         </w:rPr>
         <w:t xml:space="preserve"> Договора предусмотрена неустойка </w:t>
@@ -2308,8 +2432,8 @@
           <w:bCs w:val="false"/>
           <w:i/>
           <w:iCs/>
-          <w:color w:val="595959"/>
-          <w:sz w:val="24"/>
+          <w:color w:val="262F37"/>
+          <w:sz w:val="21"/>
           <w:szCs w:val="24"/>
         </w:rPr>
         <w:t xml:space="preserve">[условия и ставка по договору]</w:t>
@@ -2317,7 +2441,8 @@
       <w:r>
         <w:rPr>
           <w:rFonts w:ascii="Times New Roman" w:cs="Times New Roman" w:eastAsia="Times New Roman" w:hAnsi="Times New Roman"/>
-          <w:sz w:val="24"/>
+          <w:color w:val="262F37"/>
+          <w:sz w:val="21"/>
           <w:szCs w:val="24"/>
         </w:rPr>
         <w:t xml:space="preserve">. На </w:t>
@@ -2329,8 +2454,8 @@
           <w:bCs/>
           <w:i w:val="false"/>
           <w:iCs w:val="false"/>
-          <w:color w:val="000000"/>
-          <w:sz w:val="24"/>
+          <w:color w:val="262F37"/>
+          <w:sz w:val="21"/>
           <w:szCs w:val="24"/>
         </w:rPr>
         <w:t xml:space="preserve">{{ДАТА_ДОКУМЕНТА}}</w:t>
@@ -2338,7 +2463,8 @@
       <w:r>
         <w:rPr>
           <w:rFonts w:ascii="Times New Roman" w:cs="Times New Roman" w:eastAsia="Times New Roman" w:hAnsi="Times New Roman"/>
-          <w:sz w:val="24"/>
+          <w:color w:val="262F37"/>
+          <w:sz w:val="21"/>
           <w:szCs w:val="24"/>
         </w:rPr>
         <w:t xml:space="preserve"> за период </w:t>
@@ -2350,8 +2476,8 @@
           <w:bCs w:val="false"/>
           <w:i/>
           <w:iCs/>
-          <w:color w:val="595959"/>
-          <w:sz w:val="24"/>
+          <w:color w:val="262F37"/>
+          <w:sz w:val="21"/>
           <w:szCs w:val="24"/>
         </w:rPr>
         <w:t xml:space="preserve">[начало и конец периода]</w:t>
@@ -2359,7 +2485,8 @@
       <w:r>
         <w:rPr>
           <w:rFonts w:ascii="Times New Roman" w:cs="Times New Roman" w:eastAsia="Times New Roman" w:hAnsi="Times New Roman"/>
-          <w:sz w:val="24"/>
+          <w:color w:val="262F37"/>
+          <w:sz w:val="21"/>
           <w:szCs w:val="24"/>
         </w:rPr>
         <w:t xml:space="preserve"> неустойка составляет </w:t>
@@ -2371,8 +2498,8 @@
           <w:bCs w:val="false"/>
           <w:i/>
           <w:iCs/>
-          <w:color w:val="595959"/>
-          <w:sz w:val="24"/>
+          <w:color w:val="262F37"/>
+          <w:sz w:val="21"/>
           <w:szCs w:val="24"/>
         </w:rPr>
         <w:t xml:space="preserve">[сумма неустойки, руб.]</w:t>
@@ -2380,7 +2507,8 @@
       <w:r>
         <w:rPr>
           <w:rFonts w:ascii="Times New Roman" w:cs="Times New Roman" w:eastAsia="Times New Roman" w:hAnsi="Times New Roman"/>
-          <w:sz w:val="24"/>
+          <w:color w:val="262F37"/>
+          <w:sz w:val="21"/>
           <w:szCs w:val="24"/>
         </w:rPr>
         <w:t xml:space="preserve"> (ст. 330 ГК РФ; расчёт — Приложение № 5)». Заполните пояснения по договору и расчёту; </w:t>
@@ -2392,8 +2520,8 @@
           <w:bCs/>
           <w:i w:val="false"/>
           <w:iCs w:val="false"/>
-          <w:color w:val="000000"/>
-          <w:sz w:val="24"/>
+          <w:color w:val="262F37"/>
+          <w:sz w:val="21"/>
           <w:szCs w:val="24"/>
         </w:rPr>
         <w:t xml:space="preserve">{{ДАТА_ДОКУМЕНТА}}</w:t>
@@ -2401,7 +2529,8 @@
       <w:r>
         <w:rPr>
           <w:rFonts w:ascii="Times New Roman" w:cs="Times New Roman" w:eastAsia="Times New Roman" w:hAnsi="Times New Roman"/>
-          <w:sz w:val="24"/>
+          <w:color w:val="262F37"/>
+          <w:sz w:val="21"/>
           <w:szCs w:val="24"/>
         </w:rPr>
         <w:t xml:space="preserve"> здесь — дата подачи. Пояснение о выборе альтернативы удалите.</w:t>
@@ -2414,12 +2543,13 @@
           <w:ilvl w:val="0"/>
           <w:numId w:val="2"/>
         </w:numPr>
-        <w:spacing w:after="80" w:line="276"/>
-      </w:pPr>
-      <w:r>
-        <w:rPr>
-          <w:rFonts w:ascii="Times New Roman" w:cs="Times New Roman" w:eastAsia="Times New Roman" w:hAnsi="Times New Roman"/>
-          <w:sz w:val="24"/>
+        <w:spacing w:after="60" w:line="276"/>
+      </w:pPr>
+      <w:r>
+        <w:rPr>
+          <w:rFonts w:ascii="Times New Roman" w:cs="Times New Roman" w:eastAsia="Times New Roman" w:hAnsi="Times New Roman"/>
+          <w:color w:val="262F37"/>
+          <w:sz w:val="21"/>
           <w:szCs w:val="24"/>
         </w:rPr>
         <w:t xml:space="preserve">3. В строке «На основании изложенного, руководствуясь...» замените ссылку на ст. 395 ГК РФ ссылкой на ст. 330 ГК РФ; остальные применимые основания сохраните.</w:t>
@@ -2432,12 +2562,13 @@
           <w:ilvl w:val="0"/>
           <w:numId w:val="2"/>
         </w:numPr>
-        <w:spacing w:after="80" w:line="276"/>
-      </w:pPr>
-      <w:r>
-        <w:rPr>
-          <w:rFonts w:ascii="Times New Roman" w:cs="Times New Roman" w:eastAsia="Times New Roman" w:hAnsi="Times New Roman"/>
-          <w:sz w:val="24"/>
+        <w:spacing w:after="60" w:line="276"/>
+      </w:pPr>
+      <w:r>
+        <w:rPr>
+          <w:rFonts w:ascii="Times New Roman" w:cs="Times New Roman" w:eastAsia="Times New Roman" w:hAnsi="Times New Roman"/>
+          <w:color w:val="262F37"/>
+          <w:sz w:val="21"/>
           <w:szCs w:val="24"/>
         </w:rPr>
         <w:t xml:space="preserve">4. Пункт 2 раздела «ПРОШУ» замените целиком: «2. Взыскать с Ответчика неустойку по п. </w:t>
@@ -2449,8 +2580,8 @@
           <w:bCs/>
           <w:i w:val="false"/>
           <w:iCs w:val="false"/>
-          <w:color w:val="000000"/>
-          <w:sz w:val="24"/>
+          <w:color w:val="262F37"/>
+          <w:sz w:val="21"/>
           <w:szCs w:val="24"/>
         </w:rPr>
         <w:t xml:space="preserve">{{ПУНКТ_ДОГОВОРА_О_НЕУСТОЙКЕ}}</w:t>
@@ -2458,7 +2589,8 @@
       <w:r>
         <w:rPr>
           <w:rFonts w:ascii="Times New Roman" w:cs="Times New Roman" w:eastAsia="Times New Roman" w:hAnsi="Times New Roman"/>
-          <w:sz w:val="24"/>
+          <w:color w:val="262F37"/>
+          <w:sz w:val="21"/>
           <w:szCs w:val="24"/>
         </w:rPr>
         <w:t xml:space="preserve"> Договора в размере </w:t>
@@ -2470,8 +2602,8 @@
           <w:bCs w:val="false"/>
           <w:i/>
           <w:iCs/>
-          <w:color w:val="595959"/>
-          <w:sz w:val="24"/>
+          <w:color w:val="262F37"/>
+          <w:sz w:val="21"/>
           <w:szCs w:val="24"/>
         </w:rPr>
         <w:t xml:space="preserve">[сумма неустойки, руб.]</w:t>
@@ -2479,7 +2611,8 @@
       <w:r>
         <w:rPr>
           <w:rFonts w:ascii="Times New Roman" w:cs="Times New Roman" w:eastAsia="Times New Roman" w:hAnsi="Times New Roman"/>
-          <w:sz w:val="24"/>
+          <w:color w:val="262F37"/>
+          <w:sz w:val="21"/>
           <w:szCs w:val="24"/>
         </w:rPr>
         <w:t xml:space="preserve"> за период </w:t>
@@ -2491,8 +2624,8 @@
           <w:bCs w:val="false"/>
           <w:i/>
           <w:iCs/>
-          <w:color w:val="595959"/>
-          <w:sz w:val="24"/>
+          <w:color w:val="262F37"/>
+          <w:sz w:val="21"/>
           <w:szCs w:val="24"/>
         </w:rPr>
         <w:t xml:space="preserve">[начало и конец периода]</w:t>
@@ -2500,7 +2633,8 @@
       <w:r>
         <w:rPr>
           <w:rFonts w:ascii="Times New Roman" w:cs="Times New Roman" w:eastAsia="Times New Roman" w:hAnsi="Times New Roman"/>
-          <w:sz w:val="24"/>
+          <w:color w:val="262F37"/>
+          <w:sz w:val="21"/>
           <w:szCs w:val="24"/>
         </w:rPr>
         <w:t xml:space="preserve"> по состоянию на </w:t>
@@ -2512,8 +2646,8 @@
           <w:bCs/>
           <w:i w:val="false"/>
           <w:iCs w:val="false"/>
-          <w:color w:val="000000"/>
-          <w:sz w:val="24"/>
+          <w:color w:val="262F37"/>
+          <w:sz w:val="21"/>
           <w:szCs w:val="24"/>
         </w:rPr>
         <w:t xml:space="preserve">{{ДАТА_ДОКУМЕНТА}}</w:t>
@@ -2521,7 +2655,8 @@
       <w:r>
         <w:rPr>
           <w:rFonts w:ascii="Times New Roman" w:cs="Times New Roman" w:eastAsia="Times New Roman" w:hAnsi="Times New Roman"/>
-          <w:sz w:val="24"/>
+          <w:color w:val="262F37"/>
+          <w:sz w:val="21"/>
           <w:szCs w:val="24"/>
         </w:rPr>
         <w:t xml:space="preserve">». Не копируйте автоматически требование процентов о последующем начислении: для неустойки такое требование добавляют только после проверки условий договора и отдельного расчёта.</w:t>
@@ -2534,12 +2669,13 @@
           <w:ilvl w:val="0"/>
           <w:numId w:val="2"/>
         </w:numPr>
-        <w:spacing w:after="80" w:line="276"/>
-      </w:pPr>
-      <w:r>
-        <w:rPr>
-          <w:rFonts w:ascii="Times New Roman" w:cs="Times New Roman" w:eastAsia="Times New Roman" w:hAnsi="Times New Roman"/>
-          <w:sz w:val="24"/>
+        <w:spacing w:after="60" w:line="276"/>
+      </w:pPr>
+      <w:r>
+        <w:rPr>
+          <w:rFonts w:ascii="Times New Roman" w:cs="Times New Roman" w:eastAsia="Times New Roman" w:hAnsi="Times New Roman"/>
+          <w:color w:val="262F37"/>
+          <w:sz w:val="21"/>
           <w:szCs w:val="24"/>
         </w:rPr>
         <w:t xml:space="preserve">5. Приложение № 5 назовите «Расчёт взыскиваемой суммы (долг и неустойка), подписанный Истцом». Приложите собственный расчёт неустойки по договору с периодом, базой, ставкой и учётом частичных оплат. Файл 14 «Калькулятор процентов» рассчитывает только проценты по ст. 395 ГК РФ и для неустойки не используется. Поле </w:t>
@@ -2551,8 +2687,8 @@
           <w:bCs/>
           <w:i w:val="false"/>
           <w:iCs w:val="false"/>
-          <w:color w:val="000000"/>
-          <w:sz w:val="24"/>
+          <w:color w:val="262F37"/>
+          <w:sz w:val="21"/>
           <w:szCs w:val="24"/>
         </w:rPr>
         <w:t xml:space="preserve">{{СУММА_ПРОЦЕНТОВ}}</w:t>
@@ -2560,7 +2696,8 @@
       <w:r>
         <w:rPr>
           <w:rFonts w:ascii="Times New Roman" w:cs="Times New Roman" w:eastAsia="Times New Roman" w:hAnsi="Times New Roman"/>
-          <w:sz w:val="24"/>
+          <w:color w:val="262F37"/>
+          <w:sz w:val="21"/>
           <w:szCs w:val="24"/>
         </w:rPr>
         <w:t xml:space="preserve"> не используйте для суммы неустойки.</w:t>
@@ -2573,12 +2710,13 @@
           <w:ilvl w:val="0"/>
           <w:numId w:val="2"/>
         </w:numPr>
-        <w:spacing w:after="80" w:line="276"/>
-      </w:pPr>
-      <w:r>
-        <w:rPr>
-          <w:rFonts w:ascii="Times New Roman" w:cs="Times New Roman" w:eastAsia="Times New Roman" w:hAnsi="Times New Roman"/>
-          <w:sz w:val="24"/>
+        <w:spacing w:after="60" w:line="276"/>
+      </w:pPr>
+      <w:r>
+        <w:rPr>
+          <w:rFonts w:ascii="Times New Roman" w:cs="Times New Roman" w:eastAsia="Times New Roman" w:hAnsi="Times New Roman"/>
+          <w:color w:val="262F37"/>
+          <w:sz w:val="21"/>
           <w:szCs w:val="24"/>
         </w:rPr>
         <w:t xml:space="preserve">6. </w:t>
@@ -2590,8 +2728,8 @@
           <w:bCs/>
           <w:i w:val="false"/>
           <w:iCs w:val="false"/>
-          <w:color w:val="000000"/>
-          <w:sz w:val="24"/>
+          <w:color w:val="262F37"/>
+          <w:sz w:val="21"/>
           <w:szCs w:val="24"/>
         </w:rPr>
         <w:t xml:space="preserve">{{ЦЕНА_ИСКА}}</w:t>
@@ -2599,7 +2737,8 @@
       <w:r>
         <w:rPr>
           <w:rFonts w:ascii="Times New Roman" w:cs="Times New Roman" w:eastAsia="Times New Roman" w:hAnsi="Times New Roman"/>
-          <w:sz w:val="24"/>
+          <w:color w:val="262F37"/>
+          <w:sz w:val="21"/>
           <w:szCs w:val="24"/>
         </w:rPr>
         <w:t xml:space="preserve"> пересчитайте как долг плюс выбранная неустойка на дату подачи, затем проверьте </w:t>
@@ -2611,8 +2750,8 @@
           <w:bCs/>
           <w:i w:val="false"/>
           <w:iCs w:val="false"/>
-          <w:color w:val="000000"/>
-          <w:sz w:val="24"/>
+          <w:color w:val="262F37"/>
+          <w:sz w:val="21"/>
           <w:szCs w:val="24"/>
         </w:rPr>
         <w:t xml:space="preserve">{{РАЗМЕР_ГОСПОШЛИНЫ}}</w:t>
@@ -2620,7 +2759,8 @@
       <w:r>
         <w:rPr>
           <w:rFonts w:ascii="Times New Roman" w:cs="Times New Roman" w:eastAsia="Times New Roman" w:hAnsi="Times New Roman"/>
-          <w:sz w:val="24"/>
+          <w:color w:val="262F37"/>
+          <w:sz w:val="21"/>
           <w:szCs w:val="24"/>
         </w:rPr>
         <w:t xml:space="preserve"> от этой цены на ту же дату. Период и сумма должны совпадать в разделе 2, пункте 2 «ПРОШУ» и расчёте.</w:t>
@@ -2633,12 +2773,13 @@
           <w:ilvl w:val="0"/>
           <w:numId w:val="2"/>
         </w:numPr>
-        <w:spacing w:after="80" w:line="276"/>
-      </w:pPr>
-      <w:r>
-        <w:rPr>
-          <w:rFonts w:ascii="Times New Roman" w:cs="Times New Roman" w:eastAsia="Times New Roman" w:hAnsi="Times New Roman"/>
-          <w:sz w:val="24"/>
+        <w:spacing w:after="60" w:line="276"/>
+      </w:pPr>
+      <w:r>
+        <w:rPr>
+          <w:rFonts w:ascii="Times New Roman" w:cs="Times New Roman" w:eastAsia="Times New Roman" w:hAnsi="Times New Roman"/>
+          <w:color w:val="262F37"/>
+          <w:sz w:val="21"/>
           <w:szCs w:val="24"/>
         </w:rPr>
         <w:t xml:space="preserve">7. Перед подачей проверьте заголовок, правовое обоснование, перечень норм, «ПРОШУ», Приложение № 5 и цену иска: в ветке неустойки не должно остаться требования процентов по ст. 395 ГК РФ, а в ветке процентов — требования договорной неустойки. Удалите из направляемого иска инструкции и пояснения.</w:t>
@@ -2648,14 +2789,15 @@
       <w:pPr>
         <w:pStyle w:val="Heading2"/>
         <w:keepNext/>
-        <w:spacing w:after="120" w:before="260"/>
-      </w:pPr>
-      <w:r>
-        <w:rPr>
-          <w:rFonts w:ascii="Times New Roman" w:cs="Times New Roman" w:eastAsia="Times New Roman" w:hAnsi="Times New Roman"/>
-          <w:b/>
-          <w:bCs/>
-          <w:sz w:val="26"/>
+        <w:spacing w:after="80" w:before="160"/>
+      </w:pPr>
+      <w:r>
+        <w:rPr>
+          <w:rFonts w:ascii="Times New Roman" w:cs="Times New Roman" w:eastAsia="Times New Roman" w:hAnsi="Times New Roman"/>
+          <w:b/>
+          <w:bCs/>
+          <w:color w:val="8E6F32"/>
+          <w:sz w:val="24"/>
           <w:szCs w:val="26"/>
         </w:rPr>
         <w:t xml:space="preserve">Госпошлина</w:t>
@@ -2663,12 +2805,13 @@
     </w:p>
     <w:p>
       <w:pPr>
-        <w:spacing w:after="120" w:line="276"/>
-      </w:pPr>
-      <w:r>
-        <w:rPr>
-          <w:rFonts w:ascii="Times New Roman" w:cs="Times New Roman" w:eastAsia="Times New Roman" w:hAnsi="Times New Roman"/>
-          <w:sz w:val="24"/>
+        <w:spacing w:after="60" w:line="276"/>
+      </w:pPr>
+      <w:r>
+        <w:rPr>
+          <w:rFonts w:ascii="Times New Roman" w:cs="Times New Roman" w:eastAsia="Times New Roman" w:hAnsi="Times New Roman"/>
+          <w:color w:val="262F37"/>
+          <w:sz w:val="21"/>
           <w:szCs w:val="24"/>
         </w:rPr>
         <w:t xml:space="preserve">Размер — по ст. 333.21 Налогового кодекса РФ от цены иска. Число в форме заполняется намеренно: ставки пошлины менялись, и зашитая цифра рано или поздно станет неверной. Считайте калькулятором на сайте арбитражного суда или в системе «Мой арбитр» на дату подачи — по памяти не пишите.</w:t>
@@ -2678,14 +2821,15 @@
       <w:pPr>
         <w:pStyle w:val="Heading2"/>
         <w:keepNext/>
-        <w:spacing w:after="120" w:before="260"/>
-      </w:pPr>
-      <w:r>
-        <w:rPr>
-          <w:rFonts w:ascii="Times New Roman" w:cs="Times New Roman" w:eastAsia="Times New Roman" w:hAnsi="Times New Roman"/>
-          <w:b/>
-          <w:bCs/>
-          <w:sz w:val="26"/>
+        <w:spacing w:after="80" w:before="160"/>
+      </w:pPr>
+      <w:r>
+        <w:rPr>
+          <w:rFonts w:ascii="Times New Roman" w:cs="Times New Roman" w:eastAsia="Times New Roman" w:hAnsi="Times New Roman"/>
+          <w:b/>
+          <w:bCs/>
+          <w:color w:val="8E6F32"/>
+          <w:sz w:val="24"/>
           <w:szCs w:val="26"/>
         </w:rPr>
         <w:t xml:space="preserve">Цена иска</w:t>
@@ -2693,12 +2837,13 @@
     </w:p>
     <w:p>
       <w:pPr>
-        <w:spacing w:after="120" w:line="276"/>
-      </w:pPr>
-      <w:r>
-        <w:rPr>
-          <w:rFonts w:ascii="Times New Roman" w:cs="Times New Roman" w:eastAsia="Times New Roman" w:hAnsi="Times New Roman"/>
-          <w:sz w:val="24"/>
+        <w:spacing w:after="60" w:line="276"/>
+      </w:pPr>
+      <w:r>
+        <w:rPr>
+          <w:rFonts w:ascii="Times New Roman" w:cs="Times New Roman" w:eastAsia="Times New Roman" w:hAnsi="Times New Roman"/>
+          <w:color w:val="262F37"/>
+          <w:sz w:val="21"/>
           <w:szCs w:val="24"/>
         </w:rPr>
         <w:t xml:space="preserve">Цена иска — это долг плюс проценты (или неустойка) на дату подачи: проценты и неустойка, указанные в исковом заявлении, включаются в цену иска (ч. 1 ст. 103 АПК РФ). Требование о начислении «по день фактической уплаты» цену иска на дату подачи не увеличивает, но выбранные проценты или неустойку на дату подачи пересчитать обязательно: расчёт, сделанный к претензии месяц назад, уже неверен.</w:t>
@@ -2708,14 +2853,15 @@
       <w:pPr>
         <w:pStyle w:val="Heading2"/>
         <w:keepNext/>
-        <w:spacing w:after="120" w:before="260"/>
-      </w:pPr>
-      <w:r>
-        <w:rPr>
-          <w:rFonts w:ascii="Times New Roman" w:cs="Times New Roman" w:eastAsia="Times New Roman" w:hAnsi="Times New Roman"/>
-          <w:b/>
-          <w:bCs/>
-          <w:sz w:val="26"/>
+        <w:spacing w:after="80" w:before="160"/>
+      </w:pPr>
+      <w:r>
+        <w:rPr>
+          <w:rFonts w:ascii="Times New Roman" w:cs="Times New Roman" w:eastAsia="Times New Roman" w:hAnsi="Times New Roman"/>
+          <w:b/>
+          <w:bCs/>
+          <w:color w:val="8E6F32"/>
+          <w:sz w:val="24"/>
           <w:szCs w:val="26"/>
         </w:rPr>
         <w:t xml:space="preserve">Подача</w:t>
@@ -2723,12 +2869,13 @@
     </w:p>
     <w:p>
       <w:pPr>
-        <w:spacing w:after="120" w:line="276"/>
-      </w:pPr>
-      <w:r>
-        <w:rPr>
-          <w:rFonts w:ascii="Times New Roman" w:cs="Times New Roman" w:eastAsia="Times New Roman" w:hAnsi="Times New Roman"/>
-          <w:sz w:val="24"/>
+        <w:spacing w:after="60" w:line="276"/>
+      </w:pPr>
+      <w:r>
+        <w:rPr>
+          <w:rFonts w:ascii="Times New Roman" w:cs="Times New Roman" w:eastAsia="Times New Roman" w:hAnsi="Times New Roman"/>
+          <w:color w:val="262F37"/>
+          <w:sz w:val="21"/>
           <w:szCs w:val="24"/>
         </w:rPr>
         <w:t xml:space="preserve">Подавать иск можно только после истечения применимого срока досудебного урегулирования, установленного законом или договором. До подачи проверьте основание, длительность, порядок исчисления, начало и окончание этого срока. По общему правилу ч. 5 ст. 4 АПК РФ срок идёт со дня направления претензии; иной срок и порядок проверяются по закону или договору. Назначенный в претензии срок ответа их не заменяет.</w:t>
@@ -2736,12 +2883,13 @@
     </w:p>
     <w:p>
       <w:pPr>
-        <w:spacing w:after="120" w:line="276"/>
-      </w:pPr>
-      <w:r>
-        <w:rPr>
-          <w:rFonts w:ascii="Times New Roman" w:cs="Times New Roman" w:eastAsia="Times New Roman" w:hAnsi="Times New Roman"/>
-          <w:sz w:val="24"/>
+        <w:spacing w:after="60" w:line="276"/>
+      </w:pPr>
+      <w:r>
+        <w:rPr>
+          <w:rFonts w:ascii="Times New Roman" w:cs="Times New Roman" w:eastAsia="Times New Roman" w:hAnsi="Times New Roman"/>
+          <w:color w:val="262F37"/>
+          <w:sz w:val="21"/>
           <w:szCs w:val="24"/>
         </w:rPr>
         <w:t xml:space="preserve">Электронно через «Мой арбитр» (my.arbitr.ru) — тогда документы прикрепляются файлами. Либо на бумаге. Копию иска Ответчику истец направляет сам до подачи, заказным письмом с уведомлением; квитанция становится Приложением № 1.</w:t>
@@ -2751,14 +2899,15 @@
       <w:pPr>
         <w:pStyle w:val="Heading2"/>
         <w:keepNext/>
-        <w:spacing w:after="120" w:before="260"/>
-      </w:pPr>
-      <w:r>
-        <w:rPr>
-          <w:rFonts w:ascii="Times New Roman" w:cs="Times New Roman" w:eastAsia="Times New Roman" w:hAnsi="Times New Roman"/>
-          <w:b/>
-          <w:bCs/>
-          <w:sz w:val="26"/>
+        <w:spacing w:after="80" w:before="160"/>
+      </w:pPr>
+      <w:r>
+        <w:rPr>
+          <w:rFonts w:ascii="Times New Roman" w:cs="Times New Roman" w:eastAsia="Times New Roman" w:hAnsi="Times New Roman"/>
+          <w:b/>
+          <w:bCs/>
+          <w:color w:val="8E6F32"/>
+          <w:sz w:val="24"/>
           <w:szCs w:val="26"/>
         </w:rPr>
         <w:t xml:space="preserve">Что проверить перед отправкой</w:t>
@@ -2771,12 +2920,13 @@
           <w:ilvl w:val="0"/>
           <w:numId w:val="2"/>
         </w:numPr>
-        <w:spacing w:after="80" w:line="276"/>
-      </w:pPr>
-      <w:r>
-        <w:rPr>
-          <w:rFonts w:ascii="Times New Roman" w:cs="Times New Roman" w:eastAsia="Times New Roman" w:hAnsi="Times New Roman"/>
-          <w:sz w:val="24"/>
+        <w:spacing w:after="60" w:line="276"/>
+      </w:pPr>
+      <w:r>
+        <w:rPr>
+          <w:rFonts w:ascii="Times New Roman" w:cs="Times New Roman" w:eastAsia="Times New Roman" w:hAnsi="Times New Roman"/>
+          <w:color w:val="262F37"/>
+          <w:sz w:val="21"/>
           <w:szCs w:val="24"/>
         </w:rPr>
         <w:t xml:space="preserve">Выдержан применимый срок досудебного урегулирования, установленный законом или договором, после направления претензии; его основание и дата окончания подтверждены.</w:t>
@@ -2789,12 +2939,13 @@
           <w:ilvl w:val="0"/>
           <w:numId w:val="2"/>
         </w:numPr>
-        <w:spacing w:after="80" w:line="276"/>
-      </w:pPr>
-      <w:r>
-        <w:rPr>
-          <w:rFonts w:ascii="Times New Roman" w:cs="Times New Roman" w:eastAsia="Times New Roman" w:hAnsi="Times New Roman"/>
-          <w:sz w:val="24"/>
+        <w:spacing w:after="60" w:line="276"/>
+      </w:pPr>
+      <w:r>
+        <w:rPr>
+          <w:rFonts w:ascii="Times New Roman" w:cs="Times New Roman" w:eastAsia="Times New Roman" w:hAnsi="Times New Roman"/>
+          <w:color w:val="262F37"/>
+          <w:sz w:val="21"/>
           <w:szCs w:val="24"/>
         </w:rPr>
         <w:t xml:space="preserve">Скобок «{{» в документе не осталось.</w:t>
@@ -2807,12 +2958,13 @@
           <w:ilvl w:val="0"/>
           <w:numId w:val="2"/>
         </w:numPr>
-        <w:spacing w:after="80" w:line="276"/>
-      </w:pPr>
-      <w:r>
-        <w:rPr>
-          <w:rFonts w:ascii="Times New Roman" w:cs="Times New Roman" w:eastAsia="Times New Roman" w:hAnsi="Times New Roman"/>
-          <w:sz w:val="24"/>
+        <w:spacing w:after="60" w:line="276"/>
+      </w:pPr>
+      <w:r>
+        <w:rPr>
+          <w:rFonts w:ascii="Times New Roman" w:cs="Times New Roman" w:eastAsia="Times New Roman" w:hAnsi="Times New Roman"/>
+          <w:color w:val="262F37"/>
+          <w:sz w:val="21"/>
           <w:szCs w:val="24"/>
         </w:rPr>
         <w:t xml:space="preserve">Выбран один вариант там, где их было два: подсудность, проценты или неустойка.</w:t>
@@ -2825,12 +2977,13 @@
           <w:ilvl w:val="0"/>
           <w:numId w:val="2"/>
         </w:numPr>
-        <w:spacing w:after="80" w:line="276"/>
-      </w:pPr>
-      <w:r>
-        <w:rPr>
-          <w:rFonts w:ascii="Times New Roman" w:cs="Times New Roman" w:eastAsia="Times New Roman" w:hAnsi="Times New Roman"/>
-          <w:sz w:val="24"/>
+        <w:spacing w:after="60" w:line="276"/>
+      </w:pPr>
+      <w:r>
+        <w:rPr>
+          <w:rFonts w:ascii="Times New Roman" w:cs="Times New Roman" w:eastAsia="Times New Roman" w:hAnsi="Times New Roman"/>
+          <w:color w:val="262F37"/>
+          <w:sz w:val="21"/>
           <w:szCs w:val="24"/>
         </w:rPr>
         <w:t xml:space="preserve">Выбранные проценты или неустойка пересчитаны на дату подачи, а не на дату претензии; сумма совпадает с требованием, расчётом и ценой иска.</w:t>
@@ -2843,12 +2996,13 @@
           <w:ilvl w:val="0"/>
           <w:numId w:val="2"/>
         </w:numPr>
-        <w:spacing w:after="80" w:line="276"/>
-      </w:pPr>
-      <w:r>
-        <w:rPr>
-          <w:rFonts w:ascii="Times New Roman" w:cs="Times New Roman" w:eastAsia="Times New Roman" w:hAnsi="Times New Roman"/>
-          <w:sz w:val="24"/>
+        <w:spacing w:after="60" w:line="276"/>
+      </w:pPr>
+      <w:r>
+        <w:rPr>
+          <w:rFonts w:ascii="Times New Roman" w:cs="Times New Roman" w:eastAsia="Times New Roman" w:hAnsi="Times New Roman"/>
+          <w:color w:val="262F37"/>
+          <w:sz w:val="21"/>
           <w:szCs w:val="24"/>
         </w:rPr>
         <w:t xml:space="preserve">Выписки ЕГРЮЛ или ЕГРИП получены не ранее чем за срок, установленный п. 9 ч. 1 ст. 126 АПК РФ, до дня обращения в арбитражный суд.</w:t>
@@ -2856,7 +3010,7 @@
     </w:p>
     <w:sectPr>
       <w:pgSz w:w="11906" w:h="16838" w:orient="portrait"/>
-      <w:pgMar w:top="1133" w:right="850" w:bottom="1133" w:left="1417" w:header="708" w:footer="708" w:gutter="0"/>
+      <w:pgMar w:top="964" w:right="1020" w:bottom="964" w:left="1020" w:header="708" w:footer="708" w:gutter="0"/>
       <w:pgNumType/>
       <w:docGrid w:linePitch="360"/>
     </w:sectPr>
@@ -3072,8 +3226,14 @@
     <w:basedOn w:val="Normal"/>
     <w:next w:val="Normal"/>
     <w:qFormat/>
+    <w:pPr>
+      <w:spacing w:after="180"/>
+    </w:pPr>
     <w:rPr>
-      <w:sz w:val="56"/>
+      <w:rFonts w:ascii="Times New Roman" w:hAnsi="Times New Roman"/>
+      <w:b/>
+      <w:color w:val="000000"/>
+      <w:sz w:val="34"/>
       <w:szCs w:val="56"/>
     </w:rPr>
   </w:style>
